--- a/Tai_Lieu_Trinh_Bay_SpotLight3D&OmnLight3D.docx
+++ b/Tai_Lieu_Trinh_Bay_SpotLight3D&OmnLight3D.docx
@@ -6,16 +6,16 @@
       <w:pPr>
         <w:rPr>
           <w:rFonts w:asciiTheme="majorHAnsi" w:hAnsiTheme="majorHAnsi" w:cstheme="majorHAnsi"/>
-          <w:sz w:val="26"/>
-          <w:szCs w:val="26"/>
+          <w:sz w:val="28"/>
+          <w:szCs w:val="28"/>
           <w:lang w:val="en-US"/>
         </w:rPr>
       </w:pPr>
       <w:r>
         <w:rPr>
           <w:rFonts w:asciiTheme="majorHAnsi" w:hAnsiTheme="majorHAnsi" w:cstheme="majorHAnsi"/>
-          <w:sz w:val="26"/>
-          <w:szCs w:val="26"/>
+          <w:sz w:val="28"/>
+          <w:szCs w:val="28"/>
           <w:lang w:val="en-US"/>
         </w:rPr>
         <w:t xml:space="preserve">Đặng Mai Khanh – 24520776 – </w:t>
@@ -24,8 +24,8 @@
       <w:r>
         <w:rPr>
           <w:rFonts w:asciiTheme="majorHAnsi" w:hAnsiTheme="majorHAnsi" w:cstheme="majorHAnsi"/>
-          <w:sz w:val="26"/>
-          <w:szCs w:val="26"/>
+          <w:sz w:val="28"/>
+          <w:szCs w:val="28"/>
           <w:lang w:val="en-US"/>
         </w:rPr>
         <w:t>Nhóm</w:t>
@@ -34,8 +34,8 @@
       <w:r>
         <w:rPr>
           <w:rFonts w:asciiTheme="majorHAnsi" w:hAnsiTheme="majorHAnsi" w:cstheme="majorHAnsi"/>
-          <w:sz w:val="26"/>
-          <w:szCs w:val="26"/>
+          <w:sz w:val="28"/>
+          <w:szCs w:val="28"/>
           <w:lang w:val="en-US"/>
         </w:rPr>
         <w:t xml:space="preserve"> 4</w:t>
@@ -43,10 +43,13 @@
     </w:p>
     <w:p>
       <w:pPr>
-        <w:rPr>
-          <w:rFonts w:asciiTheme="majorHAnsi" w:hAnsiTheme="majorHAnsi" w:cstheme="majorHAnsi"/>
-          <w:sz w:val="26"/>
-          <w:szCs w:val="26"/>
+        <w:jc w:val="center"/>
+        <w:rPr>
+          <w:rFonts w:asciiTheme="majorHAnsi" w:hAnsiTheme="majorHAnsi" w:cstheme="majorHAnsi"/>
+          <w:b/>
+          <w:bCs/>
+          <w:sz w:val="32"/>
+          <w:szCs w:val="32"/>
           <w:lang w:val="en-US"/>
         </w:rPr>
       </w:pPr>
@@ -54,8 +57,10 @@
       <w:r>
         <w:rPr>
           <w:rFonts w:asciiTheme="majorHAnsi" w:hAnsiTheme="majorHAnsi" w:cstheme="majorHAnsi"/>
-          <w:sz w:val="26"/>
-          <w:szCs w:val="26"/>
+          <w:b/>
+          <w:bCs/>
+          <w:sz w:val="32"/>
+          <w:szCs w:val="32"/>
           <w:lang w:val="en-US"/>
         </w:rPr>
         <w:t>Trình</w:t>
@@ -64,18 +69,22 @@
       <w:r>
         <w:rPr>
           <w:rFonts w:asciiTheme="majorHAnsi" w:hAnsiTheme="majorHAnsi" w:cstheme="majorHAnsi"/>
-          <w:sz w:val="26"/>
-          <w:szCs w:val="26"/>
-          <w:lang w:val="en-US"/>
-        </w:rPr>
-        <w:t xml:space="preserve"> </w:t>
-      </w:r>
-      <w:proofErr w:type="spellStart"/>
-      <w:r>
-        <w:rPr>
-          <w:rFonts w:asciiTheme="majorHAnsi" w:hAnsiTheme="majorHAnsi" w:cstheme="majorHAnsi"/>
-          <w:sz w:val="26"/>
-          <w:szCs w:val="26"/>
+          <w:b/>
+          <w:bCs/>
+          <w:sz w:val="32"/>
+          <w:szCs w:val="32"/>
+          <w:lang w:val="en-US"/>
+        </w:rPr>
+        <w:t xml:space="preserve"> </w:t>
+      </w:r>
+      <w:proofErr w:type="spellStart"/>
+      <w:r>
+        <w:rPr>
+          <w:rFonts w:asciiTheme="majorHAnsi" w:hAnsiTheme="majorHAnsi" w:cstheme="majorHAnsi"/>
+          <w:b/>
+          <w:bCs/>
+          <w:sz w:val="32"/>
+          <w:szCs w:val="32"/>
           <w:lang w:val="en-US"/>
         </w:rPr>
         <w:t>bày</w:t>
@@ -84,18 +93,22 @@
       <w:r>
         <w:rPr>
           <w:rFonts w:asciiTheme="majorHAnsi" w:hAnsiTheme="majorHAnsi" w:cstheme="majorHAnsi"/>
-          <w:sz w:val="26"/>
-          <w:szCs w:val="26"/>
-          <w:lang w:val="en-US"/>
-        </w:rPr>
-        <w:t xml:space="preserve"> </w:t>
-      </w:r>
-      <w:proofErr w:type="spellStart"/>
-      <w:r>
-        <w:rPr>
-          <w:rFonts w:asciiTheme="majorHAnsi" w:hAnsiTheme="majorHAnsi" w:cstheme="majorHAnsi"/>
-          <w:sz w:val="26"/>
-          <w:szCs w:val="26"/>
+          <w:b/>
+          <w:bCs/>
+          <w:sz w:val="32"/>
+          <w:szCs w:val="32"/>
+          <w:lang w:val="en-US"/>
+        </w:rPr>
+        <w:t xml:space="preserve"> </w:t>
+      </w:r>
+      <w:proofErr w:type="spellStart"/>
+      <w:r>
+        <w:rPr>
+          <w:rFonts w:asciiTheme="majorHAnsi" w:hAnsiTheme="majorHAnsi" w:cstheme="majorHAnsi"/>
+          <w:b/>
+          <w:bCs/>
+          <w:sz w:val="32"/>
+          <w:szCs w:val="32"/>
           <w:lang w:val="en-US"/>
         </w:rPr>
         <w:t>về</w:t>
@@ -104,35 +117,43 @@
       <w:r>
         <w:rPr>
           <w:rFonts w:asciiTheme="majorHAnsi" w:hAnsiTheme="majorHAnsi" w:cstheme="majorHAnsi"/>
-          <w:sz w:val="26"/>
-          <w:szCs w:val="26"/>
-          <w:lang w:val="en-US"/>
-        </w:rPr>
-        <w:t xml:space="preserve"> </w:t>
-      </w:r>
-      <w:r>
-        <w:rPr>
-          <w:rFonts w:asciiTheme="majorHAnsi" w:hAnsiTheme="majorHAnsi" w:cstheme="majorHAnsi"/>
-          <w:sz w:val="26"/>
-          <w:szCs w:val="26"/>
+          <w:b/>
+          <w:bCs/>
+          <w:sz w:val="32"/>
+          <w:szCs w:val="32"/>
+          <w:lang w:val="en-US"/>
+        </w:rPr>
+        <w:t xml:space="preserve"> </w:t>
+      </w:r>
+      <w:r>
+        <w:rPr>
+          <w:rFonts w:asciiTheme="majorHAnsi" w:hAnsiTheme="majorHAnsi" w:cstheme="majorHAnsi"/>
+          <w:b/>
+          <w:bCs/>
+          <w:sz w:val="32"/>
+          <w:szCs w:val="32"/>
         </w:rPr>
         <w:t>SpotLight3D</w:t>
       </w:r>
       <w:r>
         <w:rPr>
           <w:rFonts w:asciiTheme="majorHAnsi" w:hAnsiTheme="majorHAnsi" w:cstheme="majorHAnsi"/>
-          <w:sz w:val="26"/>
-          <w:szCs w:val="26"/>
-          <w:lang w:val="en-US"/>
-        </w:rPr>
-        <w:t xml:space="preserve"> </w:t>
-      </w:r>
-      <w:proofErr w:type="spellStart"/>
-      <w:r>
-        <w:rPr>
-          <w:rFonts w:asciiTheme="majorHAnsi" w:hAnsiTheme="majorHAnsi" w:cstheme="majorHAnsi"/>
-          <w:sz w:val="26"/>
-          <w:szCs w:val="26"/>
+          <w:b/>
+          <w:bCs/>
+          <w:sz w:val="32"/>
+          <w:szCs w:val="32"/>
+          <w:lang w:val="en-US"/>
+        </w:rPr>
+        <w:t xml:space="preserve"> </w:t>
+      </w:r>
+      <w:proofErr w:type="spellStart"/>
+      <w:r>
+        <w:rPr>
+          <w:rFonts w:asciiTheme="majorHAnsi" w:hAnsiTheme="majorHAnsi" w:cstheme="majorHAnsi"/>
+          <w:b/>
+          <w:bCs/>
+          <w:sz w:val="32"/>
+          <w:szCs w:val="32"/>
           <w:lang w:val="en-US"/>
         </w:rPr>
         <w:t>và</w:t>
@@ -141,25 +162,31 @@
       <w:r>
         <w:rPr>
           <w:rFonts w:asciiTheme="majorHAnsi" w:hAnsiTheme="majorHAnsi" w:cstheme="majorHAnsi"/>
-          <w:sz w:val="26"/>
-          <w:szCs w:val="26"/>
-          <w:lang w:val="en-US"/>
-        </w:rPr>
-        <w:t xml:space="preserve"> </w:t>
-      </w:r>
-      <w:r>
-        <w:rPr>
-          <w:rFonts w:asciiTheme="majorHAnsi" w:hAnsiTheme="majorHAnsi" w:cstheme="majorHAnsi"/>
-          <w:sz w:val="26"/>
-          <w:szCs w:val="26"/>
+          <w:b/>
+          <w:bCs/>
+          <w:sz w:val="32"/>
+          <w:szCs w:val="32"/>
+          <w:lang w:val="en-US"/>
+        </w:rPr>
+        <w:t xml:space="preserve"> </w:t>
+      </w:r>
+      <w:r>
+        <w:rPr>
+          <w:rFonts w:asciiTheme="majorHAnsi" w:hAnsiTheme="majorHAnsi" w:cstheme="majorHAnsi"/>
+          <w:b/>
+          <w:bCs/>
+          <w:sz w:val="32"/>
+          <w:szCs w:val="32"/>
         </w:rPr>
         <w:t>OmniLight3D</w:t>
       </w:r>
       <w:r>
         <w:rPr>
           <w:rFonts w:asciiTheme="majorHAnsi" w:hAnsiTheme="majorHAnsi" w:cstheme="majorHAnsi"/>
-          <w:sz w:val="26"/>
-          <w:szCs w:val="26"/>
+          <w:b/>
+          <w:bCs/>
+          <w:sz w:val="32"/>
+          <w:szCs w:val="32"/>
           <w:lang w:val="en-US"/>
         </w:rPr>
         <w:t>.</w:t>
@@ -169,16 +196,20 @@
       <w:pPr>
         <w:rPr>
           <w:rFonts w:asciiTheme="majorHAnsi" w:hAnsiTheme="majorHAnsi" w:cstheme="majorHAnsi"/>
-          <w:sz w:val="26"/>
-          <w:szCs w:val="26"/>
+          <w:b/>
+          <w:bCs/>
+          <w:sz w:val="28"/>
+          <w:szCs w:val="28"/>
           <w:lang w:val="en-US"/>
         </w:rPr>
       </w:pPr>
       <w:r>
         <w:rPr>
           <w:rFonts w:asciiTheme="majorHAnsi" w:hAnsiTheme="majorHAnsi" w:cstheme="majorHAnsi"/>
-          <w:sz w:val="26"/>
-          <w:szCs w:val="26"/>
+          <w:b/>
+          <w:bCs/>
+          <w:sz w:val="28"/>
+          <w:szCs w:val="28"/>
           <w:lang w:val="en-US"/>
         </w:rPr>
         <w:t>1. SpotLight3D.</w:t>
@@ -188,16 +219,16 @@
       <w:pPr>
         <w:rPr>
           <w:rFonts w:asciiTheme="majorHAnsi" w:hAnsiTheme="majorHAnsi" w:cstheme="majorHAnsi"/>
-          <w:sz w:val="26"/>
-          <w:szCs w:val="26"/>
+          <w:sz w:val="28"/>
+          <w:szCs w:val="28"/>
           <w:lang w:val="en-US"/>
         </w:rPr>
       </w:pPr>
       <w:r>
         <w:rPr>
           <w:rFonts w:asciiTheme="majorHAnsi" w:hAnsiTheme="majorHAnsi" w:cstheme="majorHAnsi"/>
-          <w:sz w:val="26"/>
-          <w:szCs w:val="26"/>
+          <w:sz w:val="28"/>
+          <w:szCs w:val="28"/>
         </w:rPr>
         <w:t>SpotLight3D là Node3D dùng để tạo nguồn sáng hình nón, ánh sáng phát ra theo một hướng.</w:t>
       </w:r>
@@ -206,8 +237,8 @@
       <w:pPr>
         <w:rPr>
           <w:rFonts w:asciiTheme="majorHAnsi" w:hAnsiTheme="majorHAnsi" w:cstheme="majorHAnsi"/>
-          <w:sz w:val="26"/>
-          <w:szCs w:val="26"/>
+          <w:sz w:val="28"/>
+          <w:szCs w:val="28"/>
           <w:lang w:val="en-US"/>
         </w:rPr>
       </w:pPr>
@@ -215,8 +246,8 @@
       <w:r>
         <w:rPr>
           <w:rFonts w:asciiTheme="majorHAnsi" w:hAnsiTheme="majorHAnsi" w:cstheme="majorHAnsi"/>
-          <w:sz w:val="26"/>
-          <w:szCs w:val="26"/>
+          <w:sz w:val="28"/>
+          <w:szCs w:val="28"/>
           <w:lang w:val="en-US"/>
         </w:rPr>
         <w:t>Dùng</w:t>
@@ -225,18 +256,18 @@
       <w:r>
         <w:rPr>
           <w:rFonts w:asciiTheme="majorHAnsi" w:hAnsiTheme="majorHAnsi" w:cstheme="majorHAnsi"/>
-          <w:sz w:val="26"/>
-          <w:szCs w:val="26"/>
-          <w:lang w:val="en-US"/>
-        </w:rPr>
-        <w:t xml:space="preserve"> </w:t>
-      </w:r>
-      <w:proofErr w:type="spellStart"/>
-      <w:r>
-        <w:rPr>
-          <w:rFonts w:asciiTheme="majorHAnsi" w:hAnsiTheme="majorHAnsi" w:cstheme="majorHAnsi"/>
-          <w:sz w:val="26"/>
-          <w:szCs w:val="26"/>
+          <w:sz w:val="28"/>
+          <w:szCs w:val="28"/>
+          <w:lang w:val="en-US"/>
+        </w:rPr>
+        <w:t xml:space="preserve"> </w:t>
+      </w:r>
+      <w:proofErr w:type="spellStart"/>
+      <w:r>
+        <w:rPr>
+          <w:rFonts w:asciiTheme="majorHAnsi" w:hAnsiTheme="majorHAnsi" w:cstheme="majorHAnsi"/>
+          <w:sz w:val="28"/>
+          <w:szCs w:val="28"/>
           <w:lang w:val="en-US"/>
         </w:rPr>
         <w:t>khi</w:t>
@@ -245,18 +276,18 @@
       <w:r>
         <w:rPr>
           <w:rFonts w:asciiTheme="majorHAnsi" w:hAnsiTheme="majorHAnsi" w:cstheme="majorHAnsi"/>
-          <w:sz w:val="26"/>
-          <w:szCs w:val="26"/>
-          <w:lang w:val="en-US"/>
-        </w:rPr>
-        <w:t xml:space="preserve"> </w:t>
-      </w:r>
-      <w:proofErr w:type="spellStart"/>
-      <w:r>
-        <w:rPr>
-          <w:rFonts w:asciiTheme="majorHAnsi" w:hAnsiTheme="majorHAnsi" w:cstheme="majorHAnsi"/>
-          <w:sz w:val="26"/>
-          <w:szCs w:val="26"/>
+          <w:sz w:val="28"/>
+          <w:szCs w:val="28"/>
+          <w:lang w:val="en-US"/>
+        </w:rPr>
+        <w:t xml:space="preserve"> </w:t>
+      </w:r>
+      <w:proofErr w:type="spellStart"/>
+      <w:r>
+        <w:rPr>
+          <w:rFonts w:asciiTheme="majorHAnsi" w:hAnsiTheme="majorHAnsi" w:cstheme="majorHAnsi"/>
+          <w:sz w:val="28"/>
+          <w:szCs w:val="28"/>
           <w:lang w:val="en-US"/>
         </w:rPr>
         <w:t>cần</w:t>
@@ -265,18 +296,18 @@
       <w:r>
         <w:rPr>
           <w:rFonts w:asciiTheme="majorHAnsi" w:hAnsiTheme="majorHAnsi" w:cstheme="majorHAnsi"/>
-          <w:sz w:val="26"/>
-          <w:szCs w:val="26"/>
-          <w:lang w:val="en-US"/>
-        </w:rPr>
-        <w:t xml:space="preserve"> </w:t>
-      </w:r>
-      <w:proofErr w:type="spellStart"/>
-      <w:r>
-        <w:rPr>
-          <w:rFonts w:asciiTheme="majorHAnsi" w:hAnsiTheme="majorHAnsi" w:cstheme="majorHAnsi"/>
-          <w:sz w:val="26"/>
-          <w:szCs w:val="26"/>
+          <w:sz w:val="28"/>
+          <w:szCs w:val="28"/>
+          <w:lang w:val="en-US"/>
+        </w:rPr>
+        <w:t xml:space="preserve"> </w:t>
+      </w:r>
+      <w:proofErr w:type="spellStart"/>
+      <w:r>
+        <w:rPr>
+          <w:rFonts w:asciiTheme="majorHAnsi" w:hAnsiTheme="majorHAnsi" w:cstheme="majorHAnsi"/>
+          <w:sz w:val="28"/>
+          <w:szCs w:val="28"/>
           <w:lang w:val="en-US"/>
         </w:rPr>
         <w:t>ánh</w:t>
@@ -285,18 +316,18 @@
       <w:r>
         <w:rPr>
           <w:rFonts w:asciiTheme="majorHAnsi" w:hAnsiTheme="majorHAnsi" w:cstheme="majorHAnsi"/>
-          <w:sz w:val="26"/>
-          <w:szCs w:val="26"/>
-          <w:lang w:val="en-US"/>
-        </w:rPr>
-        <w:t xml:space="preserve"> </w:t>
-      </w:r>
-      <w:proofErr w:type="spellStart"/>
-      <w:r>
-        <w:rPr>
-          <w:rFonts w:asciiTheme="majorHAnsi" w:hAnsiTheme="majorHAnsi" w:cstheme="majorHAnsi"/>
-          <w:sz w:val="26"/>
-          <w:szCs w:val="26"/>
+          <w:sz w:val="28"/>
+          <w:szCs w:val="28"/>
+          <w:lang w:val="en-US"/>
+        </w:rPr>
+        <w:t xml:space="preserve"> </w:t>
+      </w:r>
+      <w:proofErr w:type="spellStart"/>
+      <w:r>
+        <w:rPr>
+          <w:rFonts w:asciiTheme="majorHAnsi" w:hAnsiTheme="majorHAnsi" w:cstheme="majorHAnsi"/>
+          <w:sz w:val="28"/>
+          <w:szCs w:val="28"/>
           <w:lang w:val="en-US"/>
         </w:rPr>
         <w:t>sáng</w:t>
@@ -305,18 +336,18 @@
       <w:r>
         <w:rPr>
           <w:rFonts w:asciiTheme="majorHAnsi" w:hAnsiTheme="majorHAnsi" w:cstheme="majorHAnsi"/>
-          <w:sz w:val="26"/>
-          <w:szCs w:val="26"/>
-          <w:lang w:val="en-US"/>
-        </w:rPr>
-        <w:t xml:space="preserve"> </w:t>
-      </w:r>
-      <w:proofErr w:type="spellStart"/>
-      <w:r>
-        <w:rPr>
-          <w:rFonts w:asciiTheme="majorHAnsi" w:hAnsiTheme="majorHAnsi" w:cstheme="majorHAnsi"/>
-          <w:sz w:val="26"/>
-          <w:szCs w:val="26"/>
+          <w:sz w:val="28"/>
+          <w:szCs w:val="28"/>
+          <w:lang w:val="en-US"/>
+        </w:rPr>
+        <w:t xml:space="preserve"> </w:t>
+      </w:r>
+      <w:proofErr w:type="spellStart"/>
+      <w:r>
+        <w:rPr>
+          <w:rFonts w:asciiTheme="majorHAnsi" w:hAnsiTheme="majorHAnsi" w:cstheme="majorHAnsi"/>
+          <w:sz w:val="28"/>
+          <w:szCs w:val="28"/>
           <w:lang w:val="en-US"/>
         </w:rPr>
         <w:t>có</w:t>
@@ -325,18 +356,18 @@
       <w:r>
         <w:rPr>
           <w:rFonts w:asciiTheme="majorHAnsi" w:hAnsiTheme="majorHAnsi" w:cstheme="majorHAnsi"/>
-          <w:sz w:val="26"/>
-          <w:szCs w:val="26"/>
-          <w:lang w:val="en-US"/>
-        </w:rPr>
-        <w:t xml:space="preserve"> </w:t>
-      </w:r>
-      <w:proofErr w:type="spellStart"/>
-      <w:r>
-        <w:rPr>
-          <w:rFonts w:asciiTheme="majorHAnsi" w:hAnsiTheme="majorHAnsi" w:cstheme="majorHAnsi"/>
-          <w:sz w:val="26"/>
-          <w:szCs w:val="26"/>
+          <w:sz w:val="28"/>
+          <w:szCs w:val="28"/>
+          <w:lang w:val="en-US"/>
+        </w:rPr>
+        <w:t xml:space="preserve"> </w:t>
+      </w:r>
+      <w:proofErr w:type="spellStart"/>
+      <w:r>
+        <w:rPr>
+          <w:rFonts w:asciiTheme="majorHAnsi" w:hAnsiTheme="majorHAnsi" w:cstheme="majorHAnsi"/>
+          <w:sz w:val="28"/>
+          <w:szCs w:val="28"/>
           <w:lang w:val="en-US"/>
         </w:rPr>
         <w:t>hướng</w:t>
@@ -345,8 +376,8 @@
       <w:r>
         <w:rPr>
           <w:rFonts w:asciiTheme="majorHAnsi" w:hAnsiTheme="majorHAnsi" w:cstheme="majorHAnsi"/>
-          <w:sz w:val="26"/>
-          <w:szCs w:val="26"/>
+          <w:sz w:val="28"/>
+          <w:szCs w:val="28"/>
           <w:lang w:val="en-US"/>
         </w:rPr>
         <w:t xml:space="preserve"> (VD: </w:t>
@@ -355,8 +386,8 @@
       <w:r>
         <w:rPr>
           <w:rFonts w:asciiTheme="majorHAnsi" w:hAnsiTheme="majorHAnsi" w:cstheme="majorHAnsi"/>
-          <w:sz w:val="26"/>
-          <w:szCs w:val="26"/>
+          <w:sz w:val="28"/>
+          <w:szCs w:val="28"/>
           <w:lang w:val="en-US"/>
         </w:rPr>
         <w:t>nhân</w:t>
@@ -365,18 +396,18 @@
       <w:r>
         <w:rPr>
           <w:rFonts w:asciiTheme="majorHAnsi" w:hAnsiTheme="majorHAnsi" w:cstheme="majorHAnsi"/>
-          <w:sz w:val="26"/>
-          <w:szCs w:val="26"/>
-          <w:lang w:val="en-US"/>
-        </w:rPr>
-        <w:t xml:space="preserve"> </w:t>
-      </w:r>
-      <w:proofErr w:type="spellStart"/>
-      <w:r>
-        <w:rPr>
-          <w:rFonts w:asciiTheme="majorHAnsi" w:hAnsiTheme="majorHAnsi" w:cstheme="majorHAnsi"/>
-          <w:sz w:val="26"/>
-          <w:szCs w:val="26"/>
+          <w:sz w:val="28"/>
+          <w:szCs w:val="28"/>
+          <w:lang w:val="en-US"/>
+        </w:rPr>
+        <w:t xml:space="preserve"> </w:t>
+      </w:r>
+      <w:proofErr w:type="spellStart"/>
+      <w:r>
+        <w:rPr>
+          <w:rFonts w:asciiTheme="majorHAnsi" w:hAnsiTheme="majorHAnsi" w:cstheme="majorHAnsi"/>
+          <w:sz w:val="28"/>
+          <w:szCs w:val="28"/>
           <w:lang w:val="en-US"/>
         </w:rPr>
         <w:t>vật</w:t>
@@ -385,18 +416,18 @@
       <w:r>
         <w:rPr>
           <w:rFonts w:asciiTheme="majorHAnsi" w:hAnsiTheme="majorHAnsi" w:cstheme="majorHAnsi"/>
-          <w:sz w:val="26"/>
-          <w:szCs w:val="26"/>
-          <w:lang w:val="en-US"/>
-        </w:rPr>
-        <w:t xml:space="preserve"> </w:t>
-      </w:r>
-      <w:proofErr w:type="spellStart"/>
-      <w:r>
-        <w:rPr>
-          <w:rFonts w:asciiTheme="majorHAnsi" w:hAnsiTheme="majorHAnsi" w:cstheme="majorHAnsi"/>
-          <w:sz w:val="26"/>
-          <w:szCs w:val="26"/>
+          <w:sz w:val="28"/>
+          <w:szCs w:val="28"/>
+          <w:lang w:val="en-US"/>
+        </w:rPr>
+        <w:t xml:space="preserve"> </w:t>
+      </w:r>
+      <w:proofErr w:type="spellStart"/>
+      <w:r>
+        <w:rPr>
+          <w:rFonts w:asciiTheme="majorHAnsi" w:hAnsiTheme="majorHAnsi" w:cstheme="majorHAnsi"/>
+          <w:sz w:val="28"/>
+          <w:szCs w:val="28"/>
           <w:lang w:val="en-US"/>
         </w:rPr>
         <w:t>sử</w:t>
@@ -405,18 +436,18 @@
       <w:r>
         <w:rPr>
           <w:rFonts w:asciiTheme="majorHAnsi" w:hAnsiTheme="majorHAnsi" w:cstheme="majorHAnsi"/>
-          <w:sz w:val="26"/>
-          <w:szCs w:val="26"/>
-          <w:lang w:val="en-US"/>
-        </w:rPr>
-        <w:t xml:space="preserve"> </w:t>
-      </w:r>
-      <w:proofErr w:type="spellStart"/>
-      <w:r>
-        <w:rPr>
-          <w:rFonts w:asciiTheme="majorHAnsi" w:hAnsiTheme="majorHAnsi" w:cstheme="majorHAnsi"/>
-          <w:sz w:val="26"/>
-          <w:szCs w:val="26"/>
+          <w:sz w:val="28"/>
+          <w:szCs w:val="28"/>
+          <w:lang w:val="en-US"/>
+        </w:rPr>
+        <w:t xml:space="preserve"> </w:t>
+      </w:r>
+      <w:proofErr w:type="spellStart"/>
+      <w:r>
+        <w:rPr>
+          <w:rFonts w:asciiTheme="majorHAnsi" w:hAnsiTheme="majorHAnsi" w:cstheme="majorHAnsi"/>
+          <w:sz w:val="28"/>
+          <w:szCs w:val="28"/>
           <w:lang w:val="en-US"/>
         </w:rPr>
         <w:t>dụng</w:t>
@@ -425,18 +456,18 @@
       <w:r>
         <w:rPr>
           <w:rFonts w:asciiTheme="majorHAnsi" w:hAnsiTheme="majorHAnsi" w:cstheme="majorHAnsi"/>
-          <w:sz w:val="26"/>
-          <w:szCs w:val="26"/>
-          <w:lang w:val="en-US"/>
-        </w:rPr>
-        <w:t xml:space="preserve"> </w:t>
-      </w:r>
-      <w:proofErr w:type="spellStart"/>
-      <w:r>
-        <w:rPr>
-          <w:rFonts w:asciiTheme="majorHAnsi" w:hAnsiTheme="majorHAnsi" w:cstheme="majorHAnsi"/>
-          <w:sz w:val="26"/>
-          <w:szCs w:val="26"/>
+          <w:sz w:val="28"/>
+          <w:szCs w:val="28"/>
+          <w:lang w:val="en-US"/>
+        </w:rPr>
+        <w:t xml:space="preserve"> </w:t>
+      </w:r>
+      <w:proofErr w:type="spellStart"/>
+      <w:r>
+        <w:rPr>
+          <w:rFonts w:asciiTheme="majorHAnsi" w:hAnsiTheme="majorHAnsi" w:cstheme="majorHAnsi"/>
+          <w:sz w:val="28"/>
+          <w:szCs w:val="28"/>
           <w:lang w:val="en-US"/>
         </w:rPr>
         <w:t>đèn</w:t>
@@ -445,8 +476,8 @@
       <w:r>
         <w:rPr>
           <w:rFonts w:asciiTheme="majorHAnsi" w:hAnsiTheme="majorHAnsi" w:cstheme="majorHAnsi"/>
-          <w:sz w:val="26"/>
-          <w:szCs w:val="26"/>
+          <w:sz w:val="28"/>
+          <w:szCs w:val="28"/>
           <w:lang w:val="en-US"/>
         </w:rPr>
         <w:t xml:space="preserve"> pin, </w:t>
@@ -455,8 +486,8 @@
       <w:r>
         <w:rPr>
           <w:rFonts w:asciiTheme="majorHAnsi" w:hAnsiTheme="majorHAnsi" w:cstheme="majorHAnsi"/>
-          <w:sz w:val="26"/>
-          <w:szCs w:val="26"/>
+          <w:sz w:val="28"/>
+          <w:szCs w:val="28"/>
           <w:lang w:val="en-US"/>
         </w:rPr>
         <w:t>đèn</w:t>
@@ -465,18 +496,18 @@
       <w:r>
         <w:rPr>
           <w:rFonts w:asciiTheme="majorHAnsi" w:hAnsiTheme="majorHAnsi" w:cstheme="majorHAnsi"/>
-          <w:sz w:val="26"/>
-          <w:szCs w:val="26"/>
-          <w:lang w:val="en-US"/>
-        </w:rPr>
-        <w:t xml:space="preserve"> </w:t>
-      </w:r>
-      <w:proofErr w:type="spellStart"/>
-      <w:r>
-        <w:rPr>
-          <w:rFonts w:asciiTheme="majorHAnsi" w:hAnsiTheme="majorHAnsi" w:cstheme="majorHAnsi"/>
-          <w:sz w:val="26"/>
-          <w:szCs w:val="26"/>
+          <w:sz w:val="28"/>
+          <w:szCs w:val="28"/>
+          <w:lang w:val="en-US"/>
+        </w:rPr>
+        <w:t xml:space="preserve"> </w:t>
+      </w:r>
+      <w:proofErr w:type="spellStart"/>
+      <w:r>
+        <w:rPr>
+          <w:rFonts w:asciiTheme="majorHAnsi" w:hAnsiTheme="majorHAnsi" w:cstheme="majorHAnsi"/>
+          <w:sz w:val="28"/>
+          <w:szCs w:val="28"/>
           <w:lang w:val="en-US"/>
         </w:rPr>
         <w:t>chiếu</w:t>
@@ -485,18 +516,18 @@
       <w:r>
         <w:rPr>
           <w:rFonts w:asciiTheme="majorHAnsi" w:hAnsiTheme="majorHAnsi" w:cstheme="majorHAnsi"/>
-          <w:sz w:val="26"/>
-          <w:szCs w:val="26"/>
-          <w:lang w:val="en-US"/>
-        </w:rPr>
-        <w:t xml:space="preserve"> </w:t>
-      </w:r>
-      <w:proofErr w:type="spellStart"/>
-      <w:r>
-        <w:rPr>
-          <w:rFonts w:asciiTheme="majorHAnsi" w:hAnsiTheme="majorHAnsi" w:cstheme="majorHAnsi"/>
-          <w:sz w:val="26"/>
-          <w:szCs w:val="26"/>
+          <w:sz w:val="28"/>
+          <w:szCs w:val="28"/>
+          <w:lang w:val="en-US"/>
+        </w:rPr>
+        <w:t xml:space="preserve"> </w:t>
+      </w:r>
+      <w:proofErr w:type="spellStart"/>
+      <w:r>
+        <w:rPr>
+          <w:rFonts w:asciiTheme="majorHAnsi" w:hAnsiTheme="majorHAnsi" w:cstheme="majorHAnsi"/>
+          <w:sz w:val="28"/>
+          <w:szCs w:val="28"/>
           <w:lang w:val="en-US"/>
         </w:rPr>
         <w:t>vào</w:t>
@@ -505,8 +536,8 @@
       <w:r>
         <w:rPr>
           <w:rFonts w:asciiTheme="majorHAnsi" w:hAnsiTheme="majorHAnsi" w:cstheme="majorHAnsi"/>
-          <w:sz w:val="26"/>
-          <w:szCs w:val="26"/>
+          <w:sz w:val="28"/>
+          <w:szCs w:val="28"/>
           <w:lang w:val="en-US"/>
         </w:rPr>
         <w:t xml:space="preserve"> 1 </w:t>
@@ -515,8 +546,8 @@
       <w:r>
         <w:rPr>
           <w:rFonts w:asciiTheme="majorHAnsi" w:hAnsiTheme="majorHAnsi" w:cstheme="majorHAnsi"/>
-          <w:sz w:val="26"/>
-          <w:szCs w:val="26"/>
+          <w:sz w:val="28"/>
+          <w:szCs w:val="28"/>
           <w:lang w:val="en-US"/>
         </w:rPr>
         <w:t>vật</w:t>
@@ -525,18 +556,18 @@
       <w:r>
         <w:rPr>
           <w:rFonts w:asciiTheme="majorHAnsi" w:hAnsiTheme="majorHAnsi" w:cstheme="majorHAnsi"/>
-          <w:sz w:val="26"/>
-          <w:szCs w:val="26"/>
-          <w:lang w:val="en-US"/>
-        </w:rPr>
-        <w:t xml:space="preserve"> </w:t>
-      </w:r>
-      <w:proofErr w:type="spellStart"/>
-      <w:r>
-        <w:rPr>
-          <w:rFonts w:asciiTheme="majorHAnsi" w:hAnsiTheme="majorHAnsi" w:cstheme="majorHAnsi"/>
-          <w:sz w:val="26"/>
-          <w:szCs w:val="26"/>
+          <w:sz w:val="28"/>
+          <w:szCs w:val="28"/>
+          <w:lang w:val="en-US"/>
+        </w:rPr>
+        <w:t xml:space="preserve"> </w:t>
+      </w:r>
+      <w:proofErr w:type="spellStart"/>
+      <w:r>
+        <w:rPr>
+          <w:rFonts w:asciiTheme="majorHAnsi" w:hAnsiTheme="majorHAnsi" w:cstheme="majorHAnsi"/>
+          <w:sz w:val="28"/>
+          <w:szCs w:val="28"/>
           <w:lang w:val="en-US"/>
         </w:rPr>
         <w:t>thể</w:t>
@@ -545,8 +576,8 @@
       <w:r>
         <w:rPr>
           <w:rFonts w:asciiTheme="majorHAnsi" w:hAnsiTheme="majorHAnsi" w:cstheme="majorHAnsi"/>
-          <w:sz w:val="26"/>
-          <w:szCs w:val="26"/>
+          <w:sz w:val="28"/>
+          <w:szCs w:val="28"/>
           <w:lang w:val="en-US"/>
         </w:rPr>
         <w:t>).</w:t>
@@ -556,16 +587,16 @@
       <w:pPr>
         <w:rPr>
           <w:rFonts w:asciiTheme="majorHAnsi" w:hAnsiTheme="majorHAnsi" w:cstheme="majorHAnsi"/>
-          <w:sz w:val="26"/>
-          <w:szCs w:val="26"/>
+          <w:sz w:val="28"/>
+          <w:szCs w:val="28"/>
           <w:lang w:val="en-US"/>
         </w:rPr>
       </w:pPr>
       <w:r>
         <w:rPr>
           <w:rFonts w:asciiTheme="majorHAnsi" w:hAnsiTheme="majorHAnsi" w:cstheme="majorHAnsi"/>
-          <w:sz w:val="26"/>
-          <w:szCs w:val="26"/>
+          <w:sz w:val="28"/>
+          <w:szCs w:val="28"/>
           <w:lang w:val="en-US"/>
         </w:rPr>
         <w:t xml:space="preserve">Các </w:t>
@@ -574,8 +605,8 @@
       <w:r>
         <w:rPr>
           <w:rFonts w:asciiTheme="majorHAnsi" w:hAnsiTheme="majorHAnsi" w:cstheme="majorHAnsi"/>
-          <w:sz w:val="26"/>
-          <w:szCs w:val="26"/>
+          <w:sz w:val="28"/>
+          <w:szCs w:val="28"/>
           <w:lang w:val="en-US"/>
         </w:rPr>
         <w:t>thông</w:t>
@@ -584,18 +615,18 @@
       <w:r>
         <w:rPr>
           <w:rFonts w:asciiTheme="majorHAnsi" w:hAnsiTheme="majorHAnsi" w:cstheme="majorHAnsi"/>
-          <w:sz w:val="26"/>
-          <w:szCs w:val="26"/>
-          <w:lang w:val="en-US"/>
-        </w:rPr>
-        <w:t xml:space="preserve"> </w:t>
-      </w:r>
-      <w:proofErr w:type="spellStart"/>
-      <w:r>
-        <w:rPr>
-          <w:rFonts w:asciiTheme="majorHAnsi" w:hAnsiTheme="majorHAnsi" w:cstheme="majorHAnsi"/>
-          <w:sz w:val="26"/>
-          <w:szCs w:val="26"/>
+          <w:sz w:val="28"/>
+          <w:szCs w:val="28"/>
+          <w:lang w:val="en-US"/>
+        </w:rPr>
+        <w:t xml:space="preserve"> </w:t>
+      </w:r>
+      <w:proofErr w:type="spellStart"/>
+      <w:r>
+        <w:rPr>
+          <w:rFonts w:asciiTheme="majorHAnsi" w:hAnsiTheme="majorHAnsi" w:cstheme="majorHAnsi"/>
+          <w:sz w:val="28"/>
+          <w:szCs w:val="28"/>
           <w:lang w:val="en-US"/>
         </w:rPr>
         <w:t>số</w:t>
@@ -604,8 +635,48 @@
       <w:r>
         <w:rPr>
           <w:rFonts w:asciiTheme="majorHAnsi" w:hAnsiTheme="majorHAnsi" w:cstheme="majorHAnsi"/>
-          <w:sz w:val="26"/>
-          <w:szCs w:val="26"/>
+          <w:sz w:val="28"/>
+          <w:szCs w:val="28"/>
+          <w:lang w:val="en-US"/>
+        </w:rPr>
+        <w:t xml:space="preserve"> </w:t>
+      </w:r>
+      <w:proofErr w:type="spellStart"/>
+      <w:r>
+        <w:rPr>
+          <w:rFonts w:asciiTheme="majorHAnsi" w:hAnsiTheme="majorHAnsi" w:cstheme="majorHAnsi"/>
+          <w:sz w:val="28"/>
+          <w:szCs w:val="28"/>
+          <w:lang w:val="en-US"/>
+        </w:rPr>
+        <w:t>quan</w:t>
+      </w:r>
+      <w:proofErr w:type="spellEnd"/>
+      <w:r>
+        <w:rPr>
+          <w:rFonts w:asciiTheme="majorHAnsi" w:hAnsiTheme="majorHAnsi" w:cstheme="majorHAnsi"/>
+          <w:sz w:val="28"/>
+          <w:szCs w:val="28"/>
+          <w:lang w:val="en-US"/>
+        </w:rPr>
+        <w:t xml:space="preserve"> </w:t>
+      </w:r>
+      <w:proofErr w:type="spellStart"/>
+      <w:r>
+        <w:rPr>
+          <w:rFonts w:asciiTheme="majorHAnsi" w:hAnsiTheme="majorHAnsi" w:cstheme="majorHAnsi"/>
+          <w:sz w:val="28"/>
+          <w:szCs w:val="28"/>
+          <w:lang w:val="en-US"/>
+        </w:rPr>
+        <w:t>trọng</w:t>
+      </w:r>
+      <w:proofErr w:type="spellEnd"/>
+      <w:r>
+        <w:rPr>
+          <w:rFonts w:asciiTheme="majorHAnsi" w:hAnsiTheme="majorHAnsi" w:cstheme="majorHAnsi"/>
+          <w:sz w:val="28"/>
+          <w:szCs w:val="28"/>
           <w:lang w:val="en-US"/>
         </w:rPr>
         <w:t>:</w:t>
@@ -613,45 +684,187 @@
     </w:p>
     <w:p>
       <w:pPr>
-        <w:rPr>
-          <w:rFonts w:asciiTheme="majorHAnsi" w:hAnsiTheme="majorHAnsi" w:cstheme="majorHAnsi"/>
-          <w:sz w:val="26"/>
-          <w:szCs w:val="26"/>
+        <w:pStyle w:val="oancuaDanhsach"/>
+        <w:numPr>
+          <w:ilvl w:val="0"/>
+          <w:numId w:val="2"/>
+        </w:numPr>
+        <w:rPr>
+          <w:rFonts w:asciiTheme="majorHAnsi" w:hAnsiTheme="majorHAnsi" w:cstheme="majorHAnsi"/>
+          <w:sz w:val="28"/>
+          <w:szCs w:val="28"/>
           <w:lang w:val="en-US"/>
         </w:rPr>
       </w:pPr>
       <w:r>
         <w:rPr>
           <w:rFonts w:asciiTheme="majorHAnsi" w:hAnsiTheme="majorHAnsi" w:cstheme="majorHAnsi"/>
-          <w:sz w:val="26"/>
-          <w:szCs w:val="26"/>
-          <w:lang w:val="en-US"/>
-        </w:rPr>
-        <w:t>2. OmnLight3D.</w:t>
+          <w:sz w:val="28"/>
+          <w:szCs w:val="28"/>
+          <w:lang w:val="en-US"/>
+        </w:rPr>
+        <w:t xml:space="preserve">Range: </w:t>
+      </w:r>
+      <w:proofErr w:type="spellStart"/>
+      <w:r>
+        <w:rPr>
+          <w:rFonts w:asciiTheme="majorHAnsi" w:hAnsiTheme="majorHAnsi" w:cstheme="majorHAnsi"/>
+          <w:sz w:val="28"/>
+          <w:szCs w:val="28"/>
+          <w:lang w:val="en-US"/>
+        </w:rPr>
+        <w:t>phạm</w:t>
+      </w:r>
+      <w:proofErr w:type="spellEnd"/>
+      <w:r>
+        <w:rPr>
+          <w:rFonts w:asciiTheme="majorHAnsi" w:hAnsiTheme="majorHAnsi" w:cstheme="majorHAnsi"/>
+          <w:sz w:val="28"/>
+          <w:szCs w:val="28"/>
+          <w:lang w:val="en-US"/>
+        </w:rPr>
+        <w:t xml:space="preserve"> vi </w:t>
+      </w:r>
+      <w:proofErr w:type="spellStart"/>
+      <w:r>
+        <w:rPr>
+          <w:rFonts w:asciiTheme="majorHAnsi" w:hAnsiTheme="majorHAnsi" w:cstheme="majorHAnsi"/>
+          <w:sz w:val="28"/>
+          <w:szCs w:val="28"/>
+          <w:lang w:val="en-US"/>
+        </w:rPr>
+        <w:t>chiếu</w:t>
+      </w:r>
+      <w:proofErr w:type="spellEnd"/>
+      <w:r>
+        <w:rPr>
+          <w:rFonts w:asciiTheme="majorHAnsi" w:hAnsiTheme="majorHAnsi" w:cstheme="majorHAnsi"/>
+          <w:sz w:val="28"/>
+          <w:szCs w:val="28"/>
+          <w:lang w:val="en-US"/>
+        </w:rPr>
+        <w:t>.</w:t>
       </w:r>
     </w:p>
     <w:p>
       <w:pPr>
-        <w:rPr>
-          <w:rFonts w:asciiTheme="majorHAnsi" w:hAnsiTheme="majorHAnsi" w:cstheme="majorHAnsi"/>
-          <w:sz w:val="26"/>
-          <w:szCs w:val="26"/>
+        <w:pStyle w:val="oancuaDanhsach"/>
+        <w:numPr>
+          <w:ilvl w:val="0"/>
+          <w:numId w:val="2"/>
+        </w:numPr>
+        <w:rPr>
+          <w:rFonts w:asciiTheme="majorHAnsi" w:hAnsiTheme="majorHAnsi" w:cstheme="majorHAnsi"/>
+          <w:sz w:val="28"/>
+          <w:szCs w:val="28"/>
           <w:lang w:val="en-US"/>
         </w:rPr>
       </w:pPr>
       <w:r>
         <w:rPr>
           <w:rFonts w:asciiTheme="majorHAnsi" w:hAnsiTheme="majorHAnsi" w:cstheme="majorHAnsi"/>
-          <w:sz w:val="26"/>
-          <w:szCs w:val="26"/>
-        </w:rPr>
-        <w:t>OmniLight3D là Node3D tạo nguồn sáng phát ra mọi hướng xung quanh một điểm</w:t>
-      </w:r>
-      <w:r>
-        <w:rPr>
-          <w:rFonts w:asciiTheme="majorHAnsi" w:hAnsiTheme="majorHAnsi" w:cstheme="majorHAnsi"/>
-          <w:sz w:val="26"/>
-          <w:szCs w:val="26"/>
+          <w:sz w:val="28"/>
+          <w:szCs w:val="28"/>
+          <w:lang w:val="en-US"/>
+        </w:rPr>
+        <w:t xml:space="preserve">Angle: </w:t>
+      </w:r>
+      <w:proofErr w:type="spellStart"/>
+      <w:r>
+        <w:rPr>
+          <w:rFonts w:asciiTheme="majorHAnsi" w:hAnsiTheme="majorHAnsi" w:cstheme="majorHAnsi"/>
+          <w:sz w:val="28"/>
+          <w:szCs w:val="28"/>
+          <w:lang w:val="en-US"/>
+        </w:rPr>
+        <w:t>góc</w:t>
+      </w:r>
+      <w:proofErr w:type="spellEnd"/>
+      <w:r>
+        <w:rPr>
+          <w:rFonts w:asciiTheme="majorHAnsi" w:hAnsiTheme="majorHAnsi" w:cstheme="majorHAnsi"/>
+          <w:sz w:val="28"/>
+          <w:szCs w:val="28"/>
+          <w:lang w:val="en-US"/>
+        </w:rPr>
+        <w:t xml:space="preserve"> </w:t>
+      </w:r>
+      <w:proofErr w:type="spellStart"/>
+      <w:r>
+        <w:rPr>
+          <w:rFonts w:asciiTheme="majorHAnsi" w:hAnsiTheme="majorHAnsi" w:cstheme="majorHAnsi"/>
+          <w:sz w:val="28"/>
+          <w:szCs w:val="28"/>
+          <w:lang w:val="en-US"/>
+        </w:rPr>
+        <w:t>mở</w:t>
+      </w:r>
+      <w:proofErr w:type="spellEnd"/>
+      <w:r>
+        <w:rPr>
+          <w:rFonts w:asciiTheme="majorHAnsi" w:hAnsiTheme="majorHAnsi" w:cstheme="majorHAnsi"/>
+          <w:sz w:val="28"/>
+          <w:szCs w:val="28"/>
+          <w:lang w:val="en-US"/>
+        </w:rPr>
+        <w:t xml:space="preserve"> </w:t>
+      </w:r>
+      <w:proofErr w:type="spellStart"/>
+      <w:r>
+        <w:rPr>
+          <w:rFonts w:asciiTheme="majorHAnsi" w:hAnsiTheme="majorHAnsi" w:cstheme="majorHAnsi"/>
+          <w:sz w:val="28"/>
+          <w:szCs w:val="28"/>
+          <w:lang w:val="en-US"/>
+        </w:rPr>
+        <w:t>của</w:t>
+      </w:r>
+      <w:proofErr w:type="spellEnd"/>
+      <w:r>
+        <w:rPr>
+          <w:rFonts w:asciiTheme="majorHAnsi" w:hAnsiTheme="majorHAnsi" w:cstheme="majorHAnsi"/>
+          <w:sz w:val="28"/>
+          <w:szCs w:val="28"/>
+          <w:lang w:val="en-US"/>
+        </w:rPr>
+        <w:t xml:space="preserve"> </w:t>
+      </w:r>
+      <w:proofErr w:type="spellStart"/>
+      <w:r>
+        <w:rPr>
+          <w:rFonts w:asciiTheme="majorHAnsi" w:hAnsiTheme="majorHAnsi" w:cstheme="majorHAnsi"/>
+          <w:sz w:val="28"/>
+          <w:szCs w:val="28"/>
+          <w:lang w:val="en-US"/>
+        </w:rPr>
+        <w:t>vùng</w:t>
+      </w:r>
+      <w:proofErr w:type="spellEnd"/>
+      <w:r>
+        <w:rPr>
+          <w:rFonts w:asciiTheme="majorHAnsi" w:hAnsiTheme="majorHAnsi" w:cstheme="majorHAnsi"/>
+          <w:sz w:val="28"/>
+          <w:szCs w:val="28"/>
+          <w:lang w:val="en-US"/>
+        </w:rPr>
+        <w:t xml:space="preserve"> </w:t>
+      </w:r>
+      <w:proofErr w:type="spellStart"/>
+      <w:r>
+        <w:rPr>
+          <w:rFonts w:asciiTheme="majorHAnsi" w:hAnsiTheme="majorHAnsi" w:cstheme="majorHAnsi"/>
+          <w:sz w:val="28"/>
+          <w:szCs w:val="28"/>
+          <w:lang w:val="en-US"/>
+        </w:rPr>
+        <w:t>chiếu</w:t>
+      </w:r>
+      <w:proofErr w:type="spellEnd"/>
+      <w:r>
+        <w:rPr>
+          <w:rFonts w:asciiTheme="majorHAnsi" w:hAnsiTheme="majorHAnsi" w:cstheme="majorHAnsi"/>
+          <w:sz w:val="28"/>
+          <w:szCs w:val="28"/>
           <w:lang w:val="en-US"/>
         </w:rPr>
         <w:t>.</w:t>
@@ -659,56 +872,220 @@
     </w:p>
     <w:p>
       <w:pPr>
-        <w:rPr>
-          <w:rFonts w:asciiTheme="majorHAnsi" w:hAnsiTheme="majorHAnsi" w:cstheme="majorHAnsi"/>
-          <w:sz w:val="26"/>
-          <w:szCs w:val="26"/>
+        <w:pStyle w:val="oancuaDanhsach"/>
+        <w:numPr>
+          <w:ilvl w:val="0"/>
+          <w:numId w:val="2"/>
+        </w:numPr>
+        <w:rPr>
+          <w:rFonts w:asciiTheme="majorHAnsi" w:hAnsiTheme="majorHAnsi" w:cstheme="majorHAnsi"/>
+          <w:sz w:val="28"/>
+          <w:szCs w:val="28"/>
           <w:lang w:val="en-US"/>
         </w:rPr>
       </w:pPr>
-      <w:r>
-        <w:rPr>
-          <w:rFonts w:asciiTheme="majorHAnsi" w:hAnsiTheme="majorHAnsi" w:cstheme="majorHAnsi"/>
-          <w:sz w:val="26"/>
-          <w:szCs w:val="26"/>
-        </w:rPr>
-        <w:t>Dùng khi muốn chiếu sáng xung quanh một vị trí mà không cần hướng cụ thể</w:t>
-      </w:r>
-      <w:r>
-        <w:rPr>
-          <w:rFonts w:asciiTheme="majorHAnsi" w:hAnsiTheme="majorHAnsi" w:cstheme="majorHAnsi"/>
-          <w:sz w:val="26"/>
-          <w:szCs w:val="26"/>
-          <w:lang w:val="en-US"/>
-        </w:rPr>
-        <w:t xml:space="preserve"> (VD: </w:t>
-      </w:r>
-      <w:proofErr w:type="spellStart"/>
-      <w:r>
-        <w:rPr>
-          <w:rFonts w:asciiTheme="majorHAnsi" w:hAnsiTheme="majorHAnsi" w:cstheme="majorHAnsi"/>
-          <w:sz w:val="26"/>
-          <w:szCs w:val="26"/>
-          <w:lang w:val="en-US"/>
-        </w:rPr>
-        <w:t>ánh</w:t>
-      </w:r>
-      <w:proofErr w:type="spellEnd"/>
-      <w:r>
-        <w:rPr>
-          <w:rFonts w:asciiTheme="majorHAnsi" w:hAnsiTheme="majorHAnsi" w:cstheme="majorHAnsi"/>
-          <w:sz w:val="26"/>
-          <w:szCs w:val="26"/>
-          <w:lang w:val="en-US"/>
-        </w:rPr>
-        <w:t xml:space="preserve"> </w:t>
-      </w:r>
-      <w:proofErr w:type="spellStart"/>
-      <w:r>
-        <w:rPr>
-          <w:rFonts w:asciiTheme="majorHAnsi" w:hAnsiTheme="majorHAnsi" w:cstheme="majorHAnsi"/>
-          <w:sz w:val="26"/>
-          <w:szCs w:val="26"/>
+      <w:proofErr w:type="spellStart"/>
+      <w:r>
+        <w:rPr>
+          <w:rFonts w:asciiTheme="majorHAnsi" w:hAnsiTheme="majorHAnsi" w:cstheme="majorHAnsi"/>
+          <w:sz w:val="28"/>
+          <w:szCs w:val="28"/>
+        </w:rPr>
+        <w:t>Attenuation</w:t>
+      </w:r>
+      <w:proofErr w:type="spellEnd"/>
+      <w:r>
+        <w:rPr>
+          <w:rFonts w:asciiTheme="majorHAnsi" w:hAnsiTheme="majorHAnsi" w:cstheme="majorHAnsi"/>
+          <w:sz w:val="28"/>
+          <w:szCs w:val="28"/>
+          <w:lang w:val="en-US"/>
+        </w:rPr>
+        <w:t xml:space="preserve">: </w:t>
+      </w:r>
+      <w:proofErr w:type="spellStart"/>
+      <w:r>
+        <w:rPr>
+          <w:rFonts w:asciiTheme="majorHAnsi" w:hAnsiTheme="majorHAnsi" w:cstheme="majorHAnsi"/>
+          <w:sz w:val="28"/>
+          <w:szCs w:val="28"/>
+          <w:lang w:val="en-US"/>
+        </w:rPr>
+        <w:t>điều</w:t>
+      </w:r>
+      <w:proofErr w:type="spellEnd"/>
+      <w:r>
+        <w:rPr>
+          <w:rFonts w:asciiTheme="majorHAnsi" w:hAnsiTheme="majorHAnsi" w:cstheme="majorHAnsi"/>
+          <w:sz w:val="28"/>
+          <w:szCs w:val="28"/>
+          <w:lang w:val="en-US"/>
+        </w:rPr>
+        <w:t xml:space="preserve"> </w:t>
+      </w:r>
+      <w:proofErr w:type="spellStart"/>
+      <w:r>
+        <w:rPr>
+          <w:rFonts w:asciiTheme="majorHAnsi" w:hAnsiTheme="majorHAnsi" w:cstheme="majorHAnsi"/>
+          <w:sz w:val="28"/>
+          <w:szCs w:val="28"/>
+          <w:lang w:val="en-US"/>
+        </w:rPr>
+        <w:t>chỉnh</w:t>
+      </w:r>
+      <w:proofErr w:type="spellEnd"/>
+      <w:r>
+        <w:rPr>
+          <w:rFonts w:asciiTheme="majorHAnsi" w:hAnsiTheme="majorHAnsi" w:cstheme="majorHAnsi"/>
+          <w:sz w:val="28"/>
+          <w:szCs w:val="28"/>
+          <w:lang w:val="en-US"/>
+        </w:rPr>
+        <w:t xml:space="preserve"> tang/</w:t>
+      </w:r>
+      <w:r>
+        <w:rPr>
+          <w:rFonts w:asciiTheme="majorHAnsi" w:hAnsiTheme="majorHAnsi" w:cstheme="majorHAnsi"/>
+          <w:sz w:val="28"/>
+          <w:szCs w:val="28"/>
+        </w:rPr>
+        <w:t>giảm sáng ở phần rìa của hình nón</w:t>
+      </w:r>
+      <w:r>
+        <w:rPr>
+          <w:rFonts w:asciiTheme="majorHAnsi" w:hAnsiTheme="majorHAnsi" w:cstheme="majorHAnsi"/>
+          <w:sz w:val="28"/>
+          <w:szCs w:val="28"/>
+          <w:lang w:val="en-US"/>
+        </w:rPr>
+        <w:t xml:space="preserve"> (</w:t>
+      </w:r>
+      <w:proofErr w:type="spellStart"/>
+      <w:r>
+        <w:rPr>
+          <w:rFonts w:asciiTheme="majorHAnsi" w:hAnsiTheme="majorHAnsi" w:cstheme="majorHAnsi"/>
+          <w:sz w:val="28"/>
+          <w:szCs w:val="28"/>
+          <w:lang w:val="en-US"/>
+        </w:rPr>
+        <w:t>thông</w:t>
+      </w:r>
+      <w:proofErr w:type="spellEnd"/>
+      <w:r>
+        <w:rPr>
+          <w:rFonts w:asciiTheme="majorHAnsi" w:hAnsiTheme="majorHAnsi" w:cstheme="majorHAnsi"/>
+          <w:sz w:val="28"/>
+          <w:szCs w:val="28"/>
+          <w:lang w:val="en-US"/>
+        </w:rPr>
+        <w:t xml:space="preserve"> </w:t>
+      </w:r>
+      <w:proofErr w:type="spellStart"/>
+      <w:r>
+        <w:rPr>
+          <w:rFonts w:asciiTheme="majorHAnsi" w:hAnsiTheme="majorHAnsi" w:cstheme="majorHAnsi"/>
+          <w:sz w:val="28"/>
+          <w:szCs w:val="28"/>
+          <w:lang w:val="en-US"/>
+        </w:rPr>
+        <w:t>số</w:t>
+      </w:r>
+      <w:proofErr w:type="spellEnd"/>
+      <w:r>
+        <w:rPr>
+          <w:rFonts w:asciiTheme="majorHAnsi" w:hAnsiTheme="majorHAnsi" w:cstheme="majorHAnsi"/>
+          <w:sz w:val="28"/>
+          <w:szCs w:val="28"/>
+          <w:lang w:val="en-US"/>
+        </w:rPr>
+        <w:t xml:space="preserve"> </w:t>
+      </w:r>
+      <w:proofErr w:type="spellStart"/>
+      <w:r>
+        <w:rPr>
+          <w:rFonts w:asciiTheme="majorHAnsi" w:hAnsiTheme="majorHAnsi" w:cstheme="majorHAnsi"/>
+          <w:sz w:val="28"/>
+          <w:szCs w:val="28"/>
+          <w:lang w:val="en-US"/>
+        </w:rPr>
+        <w:t>lớn</w:t>
+      </w:r>
+      <w:proofErr w:type="spellEnd"/>
+      <w:r>
+        <w:rPr>
+          <w:rFonts w:asciiTheme="majorHAnsi" w:hAnsiTheme="majorHAnsi" w:cstheme="majorHAnsi"/>
+          <w:sz w:val="28"/>
+          <w:szCs w:val="28"/>
+          <w:lang w:val="en-US"/>
+        </w:rPr>
+        <w:t xml:space="preserve"> </w:t>
+      </w:r>
+      <w:proofErr w:type="spellStart"/>
+      <w:r>
+        <w:rPr>
+          <w:rFonts w:asciiTheme="majorHAnsi" w:hAnsiTheme="majorHAnsi" w:cstheme="majorHAnsi"/>
+          <w:sz w:val="28"/>
+          <w:szCs w:val="28"/>
+          <w:lang w:val="en-US"/>
+        </w:rPr>
+        <w:t>thì</w:t>
+      </w:r>
+      <w:proofErr w:type="spellEnd"/>
+      <w:r>
+        <w:rPr>
+          <w:rFonts w:asciiTheme="majorHAnsi" w:hAnsiTheme="majorHAnsi" w:cstheme="majorHAnsi"/>
+          <w:sz w:val="28"/>
+          <w:szCs w:val="28"/>
+          <w:lang w:val="en-US"/>
+        </w:rPr>
+        <w:t xml:space="preserve"> </w:t>
+      </w:r>
+      <w:proofErr w:type="spellStart"/>
+      <w:r>
+        <w:rPr>
+          <w:rFonts w:asciiTheme="majorHAnsi" w:hAnsiTheme="majorHAnsi" w:cstheme="majorHAnsi"/>
+          <w:sz w:val="28"/>
+          <w:szCs w:val="28"/>
+          <w:lang w:val="en-US"/>
+        </w:rPr>
+        <w:t>cường</w:t>
+      </w:r>
+      <w:proofErr w:type="spellEnd"/>
+      <w:r>
+        <w:rPr>
+          <w:rFonts w:asciiTheme="majorHAnsi" w:hAnsiTheme="majorHAnsi" w:cstheme="majorHAnsi"/>
+          <w:sz w:val="28"/>
+          <w:szCs w:val="28"/>
+          <w:lang w:val="en-US"/>
+        </w:rPr>
+        <w:t xml:space="preserve"> </w:t>
+      </w:r>
+      <w:proofErr w:type="spellStart"/>
+      <w:r>
+        <w:rPr>
+          <w:rFonts w:asciiTheme="majorHAnsi" w:hAnsiTheme="majorHAnsi" w:cstheme="majorHAnsi"/>
+          <w:sz w:val="28"/>
+          <w:szCs w:val="28"/>
+          <w:lang w:val="en-US"/>
+        </w:rPr>
+        <w:t>độ</w:t>
+      </w:r>
+      <w:proofErr w:type="spellEnd"/>
+      <w:r>
+        <w:rPr>
+          <w:rFonts w:asciiTheme="majorHAnsi" w:hAnsiTheme="majorHAnsi" w:cstheme="majorHAnsi"/>
+          <w:sz w:val="28"/>
+          <w:szCs w:val="28"/>
+          <w:lang w:val="en-US"/>
+        </w:rPr>
+        <w:t xml:space="preserve"> </w:t>
+      </w:r>
+      <w:proofErr w:type="spellStart"/>
+      <w:r>
+        <w:rPr>
+          <w:rFonts w:asciiTheme="majorHAnsi" w:hAnsiTheme="majorHAnsi" w:cstheme="majorHAnsi"/>
+          <w:sz w:val="28"/>
+          <w:szCs w:val="28"/>
           <w:lang w:val="en-US"/>
         </w:rPr>
         <w:t>sáng</w:t>
@@ -717,336 +1094,1598 @@
       <w:r>
         <w:rPr>
           <w:rFonts w:asciiTheme="majorHAnsi" w:hAnsiTheme="majorHAnsi" w:cstheme="majorHAnsi"/>
-          <w:sz w:val="26"/>
-          <w:szCs w:val="26"/>
-          <w:lang w:val="en-US"/>
-        </w:rPr>
-        <w:t xml:space="preserve"> </w:t>
-      </w:r>
-      <w:proofErr w:type="spellStart"/>
-      <w:r>
-        <w:rPr>
-          <w:rFonts w:asciiTheme="majorHAnsi" w:hAnsiTheme="majorHAnsi" w:cstheme="majorHAnsi"/>
-          <w:sz w:val="26"/>
-          <w:szCs w:val="26"/>
-          <w:lang w:val="en-US"/>
-        </w:rPr>
-        <w:t>của</w:t>
-      </w:r>
-      <w:proofErr w:type="spellEnd"/>
-      <w:r>
-        <w:rPr>
-          <w:rFonts w:asciiTheme="majorHAnsi" w:hAnsiTheme="majorHAnsi" w:cstheme="majorHAnsi"/>
-          <w:sz w:val="26"/>
-          <w:szCs w:val="26"/>
-          <w:lang w:val="en-US"/>
-        </w:rPr>
-        <w:t xml:space="preserve"> </w:t>
-      </w:r>
-      <w:proofErr w:type="spellStart"/>
-      <w:r>
-        <w:rPr>
-          <w:rFonts w:asciiTheme="majorHAnsi" w:hAnsiTheme="majorHAnsi" w:cstheme="majorHAnsi"/>
-          <w:sz w:val="26"/>
-          <w:szCs w:val="26"/>
-          <w:lang w:val="en-US"/>
-        </w:rPr>
-        <w:t>đuốc</w:t>
-      </w:r>
-      <w:proofErr w:type="spellEnd"/>
-      <w:r>
-        <w:rPr>
-          <w:rFonts w:asciiTheme="majorHAnsi" w:hAnsiTheme="majorHAnsi" w:cstheme="majorHAnsi"/>
-          <w:sz w:val="26"/>
-          <w:szCs w:val="26"/>
-          <w:lang w:val="en-US"/>
-        </w:rPr>
-        <w:t xml:space="preserve">, </w:t>
-      </w:r>
-      <w:proofErr w:type="spellStart"/>
-      <w:r>
-        <w:rPr>
-          <w:rFonts w:asciiTheme="majorHAnsi" w:hAnsiTheme="majorHAnsi" w:cstheme="majorHAnsi"/>
-          <w:sz w:val="26"/>
-          <w:szCs w:val="26"/>
-          <w:lang w:val="en-US"/>
-        </w:rPr>
-        <w:t>bóng</w:t>
-      </w:r>
-      <w:proofErr w:type="spellEnd"/>
-      <w:r>
-        <w:rPr>
-          <w:rFonts w:asciiTheme="majorHAnsi" w:hAnsiTheme="majorHAnsi" w:cstheme="majorHAnsi"/>
-          <w:sz w:val="26"/>
-          <w:szCs w:val="26"/>
-          <w:lang w:val="en-US"/>
-        </w:rPr>
-        <w:t xml:space="preserve"> </w:t>
-      </w:r>
-      <w:proofErr w:type="spellStart"/>
-      <w:r>
-        <w:rPr>
-          <w:rFonts w:asciiTheme="majorHAnsi" w:hAnsiTheme="majorHAnsi" w:cstheme="majorHAnsi"/>
-          <w:sz w:val="26"/>
-          <w:szCs w:val="26"/>
-          <w:lang w:val="en-US"/>
-        </w:rPr>
-        <w:t>đèn</w:t>
-      </w:r>
-      <w:proofErr w:type="spellEnd"/>
-      <w:r>
-        <w:rPr>
-          <w:rFonts w:asciiTheme="majorHAnsi" w:hAnsiTheme="majorHAnsi" w:cstheme="majorHAnsi"/>
-          <w:sz w:val="26"/>
-          <w:szCs w:val="26"/>
-          <w:lang w:val="en-US"/>
-        </w:rPr>
-        <w:t xml:space="preserve">, </w:t>
-      </w:r>
-      <w:proofErr w:type="spellStart"/>
-      <w:r>
-        <w:rPr>
-          <w:rFonts w:asciiTheme="majorHAnsi" w:hAnsiTheme="majorHAnsi" w:cstheme="majorHAnsi"/>
-          <w:sz w:val="26"/>
-          <w:szCs w:val="26"/>
-          <w:lang w:val="en-US"/>
-        </w:rPr>
-        <w:t>hiệu</w:t>
-      </w:r>
-      <w:proofErr w:type="spellEnd"/>
-      <w:r>
-        <w:rPr>
-          <w:rFonts w:asciiTheme="majorHAnsi" w:hAnsiTheme="majorHAnsi" w:cstheme="majorHAnsi"/>
-          <w:sz w:val="26"/>
-          <w:szCs w:val="26"/>
-          <w:lang w:val="en-US"/>
-        </w:rPr>
-        <w:t xml:space="preserve"> </w:t>
-      </w:r>
-      <w:proofErr w:type="spellStart"/>
-      <w:r>
-        <w:rPr>
-          <w:rFonts w:asciiTheme="majorHAnsi" w:hAnsiTheme="majorHAnsi" w:cstheme="majorHAnsi"/>
-          <w:sz w:val="26"/>
-          <w:szCs w:val="26"/>
-          <w:lang w:val="en-US"/>
-        </w:rPr>
-        <w:t>ứng</w:t>
-      </w:r>
-      <w:proofErr w:type="spellEnd"/>
-      <w:r>
-        <w:rPr>
-          <w:rFonts w:asciiTheme="majorHAnsi" w:hAnsiTheme="majorHAnsi" w:cstheme="majorHAnsi"/>
-          <w:sz w:val="26"/>
-          <w:szCs w:val="26"/>
-          <w:lang w:val="en-US"/>
-        </w:rPr>
-        <w:t xml:space="preserve"> </w:t>
-      </w:r>
-      <w:proofErr w:type="spellStart"/>
-      <w:r>
-        <w:rPr>
-          <w:rFonts w:asciiTheme="majorHAnsi" w:hAnsiTheme="majorHAnsi" w:cstheme="majorHAnsi"/>
-          <w:sz w:val="26"/>
-          <w:szCs w:val="26"/>
-          <w:lang w:val="en-US"/>
-        </w:rPr>
-        <w:t>sáng</w:t>
-      </w:r>
-      <w:proofErr w:type="spellEnd"/>
-      <w:r>
-        <w:rPr>
-          <w:rFonts w:asciiTheme="majorHAnsi" w:hAnsiTheme="majorHAnsi" w:cstheme="majorHAnsi"/>
-          <w:sz w:val="26"/>
-          <w:szCs w:val="26"/>
-          <w:lang w:val="en-US"/>
-        </w:rPr>
-        <w:t xml:space="preserve"> </w:t>
-      </w:r>
-      <w:proofErr w:type="spellStart"/>
-      <w:r>
-        <w:rPr>
-          <w:rFonts w:asciiTheme="majorHAnsi" w:hAnsiTheme="majorHAnsi" w:cstheme="majorHAnsi"/>
-          <w:sz w:val="26"/>
-          <w:szCs w:val="26"/>
-          <w:lang w:val="en-US"/>
-        </w:rPr>
-        <w:t>từ</w:t>
-      </w:r>
-      <w:proofErr w:type="spellEnd"/>
-      <w:r>
-        <w:rPr>
-          <w:rFonts w:asciiTheme="majorHAnsi" w:hAnsiTheme="majorHAnsi" w:cstheme="majorHAnsi"/>
-          <w:sz w:val="26"/>
-          <w:szCs w:val="26"/>
-          <w:lang w:val="en-US"/>
-        </w:rPr>
-        <w:t xml:space="preserve"> </w:t>
-      </w:r>
-      <w:proofErr w:type="spellStart"/>
-      <w:r>
-        <w:rPr>
-          <w:rFonts w:asciiTheme="majorHAnsi" w:hAnsiTheme="majorHAnsi" w:cstheme="majorHAnsi"/>
-          <w:sz w:val="26"/>
-          <w:szCs w:val="26"/>
-          <w:lang w:val="en-US"/>
-        </w:rPr>
-        <w:t>vật</w:t>
-      </w:r>
-      <w:proofErr w:type="spellEnd"/>
-      <w:r>
-        <w:rPr>
-          <w:rFonts w:asciiTheme="majorHAnsi" w:hAnsiTheme="majorHAnsi" w:cstheme="majorHAnsi"/>
-          <w:sz w:val="26"/>
-          <w:szCs w:val="26"/>
-          <w:lang w:val="en-US"/>
-        </w:rPr>
-        <w:t xml:space="preserve"> </w:t>
-      </w:r>
-      <w:proofErr w:type="spellStart"/>
-      <w:r>
-        <w:rPr>
-          <w:rFonts w:asciiTheme="majorHAnsi" w:hAnsiTheme="majorHAnsi" w:cstheme="majorHAnsi"/>
-          <w:sz w:val="26"/>
-          <w:szCs w:val="26"/>
-          <w:lang w:val="en-US"/>
-        </w:rPr>
-        <w:t>thể</w:t>
-      </w:r>
-      <w:proofErr w:type="spellEnd"/>
-      <w:r>
-        <w:rPr>
-          <w:rFonts w:asciiTheme="majorHAnsi" w:hAnsiTheme="majorHAnsi" w:cstheme="majorHAnsi"/>
-          <w:sz w:val="26"/>
-          <w:szCs w:val="26"/>
-          <w:lang w:val="en-US"/>
-        </w:rPr>
-        <w:t>).</w:t>
+          <w:sz w:val="28"/>
+          <w:szCs w:val="28"/>
+          <w:lang w:val="en-US"/>
+        </w:rPr>
+        <w:t xml:space="preserve"> </w:t>
+      </w:r>
+      <w:proofErr w:type="spellStart"/>
+      <w:r>
+        <w:rPr>
+          <w:rFonts w:asciiTheme="majorHAnsi" w:hAnsiTheme="majorHAnsi" w:cstheme="majorHAnsi"/>
+          <w:sz w:val="28"/>
+          <w:szCs w:val="28"/>
+          <w:lang w:val="en-US"/>
+        </w:rPr>
+        <w:t>giảm</w:t>
+      </w:r>
+      <w:proofErr w:type="spellEnd"/>
+      <w:r>
+        <w:rPr>
+          <w:rFonts w:asciiTheme="majorHAnsi" w:hAnsiTheme="majorHAnsi" w:cstheme="majorHAnsi"/>
+          <w:sz w:val="28"/>
+          <w:szCs w:val="28"/>
+          <w:lang w:val="en-US"/>
+        </w:rPr>
+        <w:t xml:space="preserve"> </w:t>
+      </w:r>
+      <w:proofErr w:type="spellStart"/>
+      <w:r>
+        <w:rPr>
+          <w:rFonts w:asciiTheme="majorHAnsi" w:hAnsiTheme="majorHAnsi" w:cstheme="majorHAnsi"/>
+          <w:sz w:val="28"/>
+          <w:szCs w:val="28"/>
+          <w:lang w:val="en-US"/>
+        </w:rPr>
+        <w:t>và</w:t>
+      </w:r>
+      <w:proofErr w:type="spellEnd"/>
+      <w:r>
+        <w:rPr>
+          <w:rFonts w:asciiTheme="majorHAnsi" w:hAnsiTheme="majorHAnsi" w:cstheme="majorHAnsi"/>
+          <w:sz w:val="28"/>
+          <w:szCs w:val="28"/>
+          <w:lang w:val="en-US"/>
+        </w:rPr>
+        <w:t xml:space="preserve"> </w:t>
+      </w:r>
+      <w:proofErr w:type="spellStart"/>
+      <w:r>
+        <w:rPr>
+          <w:rFonts w:asciiTheme="majorHAnsi" w:hAnsiTheme="majorHAnsi" w:cstheme="majorHAnsi"/>
+          <w:sz w:val="28"/>
+          <w:szCs w:val="28"/>
+          <w:lang w:val="en-US"/>
+        </w:rPr>
+        <w:t>ngược</w:t>
+      </w:r>
+      <w:proofErr w:type="spellEnd"/>
+      <w:r>
+        <w:rPr>
+          <w:rFonts w:asciiTheme="majorHAnsi" w:hAnsiTheme="majorHAnsi" w:cstheme="majorHAnsi"/>
+          <w:sz w:val="28"/>
+          <w:szCs w:val="28"/>
+          <w:lang w:val="en-US"/>
+        </w:rPr>
+        <w:t xml:space="preserve"> </w:t>
+      </w:r>
+      <w:proofErr w:type="spellStart"/>
+      <w:r>
+        <w:rPr>
+          <w:rFonts w:asciiTheme="majorHAnsi" w:hAnsiTheme="majorHAnsi" w:cstheme="majorHAnsi"/>
+          <w:sz w:val="28"/>
+          <w:szCs w:val="28"/>
+          <w:lang w:val="en-US"/>
+        </w:rPr>
+        <w:t>lại</w:t>
+      </w:r>
+      <w:proofErr w:type="spellEnd"/>
+      <w:r>
+        <w:rPr>
+          <w:rFonts w:asciiTheme="majorHAnsi" w:hAnsiTheme="majorHAnsi" w:cstheme="majorHAnsi"/>
+          <w:sz w:val="28"/>
+          <w:szCs w:val="28"/>
+          <w:lang w:val="en-US"/>
+        </w:rPr>
+        <w:t>)</w:t>
+      </w:r>
+      <w:r>
+        <w:rPr>
+          <w:rFonts w:asciiTheme="majorHAnsi" w:hAnsiTheme="majorHAnsi" w:cstheme="majorHAnsi"/>
+          <w:sz w:val="28"/>
+          <w:szCs w:val="28"/>
+        </w:rPr>
+        <w:t>.</w:t>
       </w:r>
     </w:p>
     <w:p>
       <w:pPr>
-        <w:rPr>
-          <w:rFonts w:asciiTheme="majorHAnsi" w:hAnsiTheme="majorHAnsi" w:cstheme="majorHAnsi"/>
-          <w:sz w:val="26"/>
-          <w:szCs w:val="26"/>
+        <w:pStyle w:val="oancuaDanhsach"/>
+        <w:numPr>
+          <w:ilvl w:val="0"/>
+          <w:numId w:val="2"/>
+        </w:numPr>
+        <w:rPr>
+          <w:rFonts w:asciiTheme="majorHAnsi" w:hAnsiTheme="majorHAnsi" w:cstheme="majorHAnsi"/>
+          <w:sz w:val="28"/>
+          <w:szCs w:val="28"/>
           <w:lang w:val="en-US"/>
         </w:rPr>
       </w:pPr>
       <w:r>
         <w:rPr>
           <w:rFonts w:asciiTheme="majorHAnsi" w:hAnsiTheme="majorHAnsi" w:cstheme="majorHAnsi"/>
-          <w:sz w:val="26"/>
-          <w:szCs w:val="26"/>
-          <w:lang w:val="en-US"/>
-        </w:rPr>
-        <w:t xml:space="preserve">Các </w:t>
-      </w:r>
-      <w:proofErr w:type="spellStart"/>
-      <w:r>
-        <w:rPr>
-          <w:rFonts w:asciiTheme="majorHAnsi" w:hAnsiTheme="majorHAnsi" w:cstheme="majorHAnsi"/>
-          <w:sz w:val="26"/>
-          <w:szCs w:val="26"/>
-          <w:lang w:val="en-US"/>
-        </w:rPr>
-        <w:t>thông</w:t>
-      </w:r>
-      <w:proofErr w:type="spellEnd"/>
-      <w:r>
-        <w:rPr>
-          <w:rFonts w:asciiTheme="majorHAnsi" w:hAnsiTheme="majorHAnsi" w:cstheme="majorHAnsi"/>
-          <w:sz w:val="26"/>
-          <w:szCs w:val="26"/>
-          <w:lang w:val="en-US"/>
-        </w:rPr>
-        <w:t xml:space="preserve"> </w:t>
-      </w:r>
-      <w:proofErr w:type="spellStart"/>
-      <w:r>
-        <w:rPr>
-          <w:rFonts w:asciiTheme="majorHAnsi" w:hAnsiTheme="majorHAnsi" w:cstheme="majorHAnsi"/>
-          <w:sz w:val="26"/>
-          <w:szCs w:val="26"/>
-          <w:lang w:val="en-US"/>
-        </w:rPr>
-        <w:t>số</w:t>
-      </w:r>
-      <w:proofErr w:type="spellEnd"/>
-      <w:r>
-        <w:rPr>
-          <w:rFonts w:asciiTheme="majorHAnsi" w:hAnsiTheme="majorHAnsi" w:cstheme="majorHAnsi"/>
-          <w:sz w:val="26"/>
-          <w:szCs w:val="26"/>
-          <w:lang w:val="en-US"/>
-        </w:rPr>
-        <w:t>:</w:t>
+          <w:sz w:val="28"/>
+          <w:szCs w:val="28"/>
+          <w:lang w:val="en-US"/>
+        </w:rPr>
+        <w:t xml:space="preserve">Energy: </w:t>
+      </w:r>
+      <w:proofErr w:type="spellStart"/>
+      <w:r>
+        <w:rPr>
+          <w:rFonts w:asciiTheme="majorHAnsi" w:hAnsiTheme="majorHAnsi" w:cstheme="majorHAnsi"/>
+          <w:sz w:val="28"/>
+          <w:szCs w:val="28"/>
+          <w:lang w:val="en-US"/>
+        </w:rPr>
+        <w:t>cường</w:t>
+      </w:r>
+      <w:proofErr w:type="spellEnd"/>
+      <w:r>
+        <w:rPr>
+          <w:rFonts w:asciiTheme="majorHAnsi" w:hAnsiTheme="majorHAnsi" w:cstheme="majorHAnsi"/>
+          <w:sz w:val="28"/>
+          <w:szCs w:val="28"/>
+          <w:lang w:val="en-US"/>
+        </w:rPr>
+        <w:t xml:space="preserve"> </w:t>
+      </w:r>
+      <w:proofErr w:type="spellStart"/>
+      <w:r>
+        <w:rPr>
+          <w:rFonts w:asciiTheme="majorHAnsi" w:hAnsiTheme="majorHAnsi" w:cstheme="majorHAnsi"/>
+          <w:sz w:val="28"/>
+          <w:szCs w:val="28"/>
+          <w:lang w:val="en-US"/>
+        </w:rPr>
+        <w:t>độ</w:t>
+      </w:r>
+      <w:proofErr w:type="spellEnd"/>
+      <w:r>
+        <w:rPr>
+          <w:rFonts w:asciiTheme="majorHAnsi" w:hAnsiTheme="majorHAnsi" w:cstheme="majorHAnsi"/>
+          <w:sz w:val="28"/>
+          <w:szCs w:val="28"/>
+          <w:lang w:val="en-US"/>
+        </w:rPr>
+        <w:t xml:space="preserve"> </w:t>
+      </w:r>
+      <w:proofErr w:type="spellStart"/>
+      <w:r>
+        <w:rPr>
+          <w:rFonts w:asciiTheme="majorHAnsi" w:hAnsiTheme="majorHAnsi" w:cstheme="majorHAnsi"/>
+          <w:sz w:val="28"/>
+          <w:szCs w:val="28"/>
+          <w:lang w:val="en-US"/>
+        </w:rPr>
+        <w:t>sáng</w:t>
+      </w:r>
+      <w:proofErr w:type="spellEnd"/>
+      <w:r>
+        <w:rPr>
+          <w:rFonts w:asciiTheme="majorHAnsi" w:hAnsiTheme="majorHAnsi" w:cstheme="majorHAnsi"/>
+          <w:sz w:val="28"/>
+          <w:szCs w:val="28"/>
+          <w:lang w:val="en-US"/>
+        </w:rPr>
+        <w:t>.</w:t>
       </w:r>
     </w:p>
     <w:p>
       <w:pPr>
-        <w:rPr>
-          <w:rFonts w:asciiTheme="majorHAnsi" w:hAnsiTheme="majorHAnsi" w:cstheme="majorHAnsi"/>
-          <w:sz w:val="26"/>
-          <w:szCs w:val="26"/>
+        <w:pStyle w:val="oancuaDanhsach"/>
+        <w:numPr>
+          <w:ilvl w:val="0"/>
+          <w:numId w:val="2"/>
+        </w:numPr>
+        <w:rPr>
+          <w:rFonts w:asciiTheme="majorHAnsi" w:hAnsiTheme="majorHAnsi" w:cstheme="majorHAnsi"/>
+          <w:sz w:val="28"/>
+          <w:szCs w:val="28"/>
           <w:lang w:val="en-US"/>
         </w:rPr>
       </w:pPr>
       <w:r>
         <w:rPr>
           <w:rFonts w:asciiTheme="majorHAnsi" w:hAnsiTheme="majorHAnsi" w:cstheme="majorHAnsi"/>
-          <w:sz w:val="26"/>
-          <w:szCs w:val="26"/>
-          <w:lang w:val="en-US"/>
-        </w:rPr>
-        <w:t xml:space="preserve">3. So </w:t>
-      </w:r>
-      <w:proofErr w:type="spellStart"/>
-      <w:r>
-        <w:rPr>
-          <w:rFonts w:asciiTheme="majorHAnsi" w:hAnsiTheme="majorHAnsi" w:cstheme="majorHAnsi"/>
-          <w:sz w:val="26"/>
-          <w:szCs w:val="26"/>
-          <w:lang w:val="en-US"/>
-        </w:rPr>
-        <w:t>sánh</w:t>
-      </w:r>
-      <w:proofErr w:type="spellEnd"/>
-      <w:r>
-        <w:rPr>
-          <w:rFonts w:asciiTheme="majorHAnsi" w:hAnsiTheme="majorHAnsi" w:cstheme="majorHAnsi"/>
-          <w:sz w:val="26"/>
-          <w:szCs w:val="26"/>
-          <w:lang w:val="en-US"/>
-        </w:rPr>
-        <w:t xml:space="preserve"> </w:t>
-      </w:r>
-      <w:proofErr w:type="spellStart"/>
-      <w:r>
-        <w:rPr>
-          <w:rFonts w:asciiTheme="majorHAnsi" w:hAnsiTheme="majorHAnsi" w:cstheme="majorHAnsi"/>
-          <w:sz w:val="26"/>
-          <w:szCs w:val="26"/>
-          <w:lang w:val="en-US"/>
-        </w:rPr>
-        <w:t>giữa</w:t>
-      </w:r>
-      <w:proofErr w:type="spellEnd"/>
-      <w:r>
-        <w:rPr>
-          <w:rFonts w:asciiTheme="majorHAnsi" w:hAnsiTheme="majorHAnsi" w:cstheme="majorHAnsi"/>
-          <w:sz w:val="26"/>
-          <w:szCs w:val="26"/>
-          <w:lang w:val="en-US"/>
-        </w:rPr>
-        <w:t xml:space="preserve"> SpotLight3D </w:t>
-      </w:r>
-      <w:proofErr w:type="spellStart"/>
-      <w:r>
-        <w:rPr>
-          <w:rFonts w:asciiTheme="majorHAnsi" w:hAnsiTheme="majorHAnsi" w:cstheme="majorHAnsi"/>
-          <w:sz w:val="26"/>
-          <w:szCs w:val="26"/>
+          <w:sz w:val="28"/>
+          <w:szCs w:val="28"/>
+          <w:lang w:val="en-US"/>
+        </w:rPr>
+        <w:t xml:space="preserve">Color: </w:t>
+      </w:r>
+      <w:proofErr w:type="spellStart"/>
+      <w:r>
+        <w:rPr>
+          <w:rFonts w:asciiTheme="majorHAnsi" w:hAnsiTheme="majorHAnsi" w:cstheme="majorHAnsi"/>
+          <w:sz w:val="28"/>
+          <w:szCs w:val="28"/>
+          <w:lang w:val="en-US"/>
+        </w:rPr>
+        <w:t>màu</w:t>
+      </w:r>
+      <w:proofErr w:type="spellEnd"/>
+      <w:r>
+        <w:rPr>
+          <w:rFonts w:asciiTheme="majorHAnsi" w:hAnsiTheme="majorHAnsi" w:cstheme="majorHAnsi"/>
+          <w:sz w:val="28"/>
+          <w:szCs w:val="28"/>
+          <w:lang w:val="en-US"/>
+        </w:rPr>
+        <w:t xml:space="preserve"> </w:t>
+      </w:r>
+      <w:proofErr w:type="spellStart"/>
+      <w:r>
+        <w:rPr>
+          <w:rFonts w:asciiTheme="majorHAnsi" w:hAnsiTheme="majorHAnsi" w:cstheme="majorHAnsi"/>
+          <w:sz w:val="28"/>
+          <w:szCs w:val="28"/>
+          <w:lang w:val="en-US"/>
+        </w:rPr>
+        <w:t>ánh</w:t>
+      </w:r>
+      <w:proofErr w:type="spellEnd"/>
+      <w:r>
+        <w:rPr>
+          <w:rFonts w:asciiTheme="majorHAnsi" w:hAnsiTheme="majorHAnsi" w:cstheme="majorHAnsi"/>
+          <w:sz w:val="28"/>
+          <w:szCs w:val="28"/>
+          <w:lang w:val="en-US"/>
+        </w:rPr>
+        <w:t xml:space="preserve"> </w:t>
+      </w:r>
+      <w:proofErr w:type="spellStart"/>
+      <w:r>
+        <w:rPr>
+          <w:rFonts w:asciiTheme="majorHAnsi" w:hAnsiTheme="majorHAnsi" w:cstheme="majorHAnsi"/>
+          <w:sz w:val="28"/>
+          <w:szCs w:val="28"/>
+          <w:lang w:val="en-US"/>
+        </w:rPr>
+        <w:t>sáng</w:t>
+      </w:r>
+      <w:proofErr w:type="spellEnd"/>
+      <w:r>
+        <w:rPr>
+          <w:rFonts w:asciiTheme="majorHAnsi" w:hAnsiTheme="majorHAnsi" w:cstheme="majorHAnsi"/>
+          <w:sz w:val="28"/>
+          <w:szCs w:val="28"/>
+          <w:lang w:val="en-US"/>
+        </w:rPr>
+        <w:t>.</w:t>
+      </w:r>
+    </w:p>
+    <w:p>
+      <w:pPr>
+        <w:pStyle w:val="oancuaDanhsach"/>
+        <w:numPr>
+          <w:ilvl w:val="0"/>
+          <w:numId w:val="2"/>
+        </w:numPr>
+        <w:rPr>
+          <w:rFonts w:asciiTheme="majorHAnsi" w:hAnsiTheme="majorHAnsi" w:cstheme="majorHAnsi"/>
+          <w:sz w:val="28"/>
+          <w:szCs w:val="28"/>
+          <w:lang w:val="en-US"/>
+        </w:rPr>
+      </w:pPr>
+      <w:r>
+        <w:rPr>
+          <w:rFonts w:asciiTheme="majorHAnsi" w:hAnsiTheme="majorHAnsi" w:cstheme="majorHAnsi"/>
+          <w:sz w:val="28"/>
+          <w:szCs w:val="28"/>
+          <w:lang w:val="en-US"/>
+        </w:rPr>
+        <w:t xml:space="preserve">Shadow: </w:t>
+      </w:r>
+      <w:proofErr w:type="spellStart"/>
+      <w:r>
+        <w:rPr>
+          <w:rFonts w:asciiTheme="majorHAnsi" w:hAnsiTheme="majorHAnsi" w:cstheme="majorHAnsi"/>
+          <w:sz w:val="28"/>
+          <w:szCs w:val="28"/>
+          <w:lang w:val="en-US"/>
+        </w:rPr>
+        <w:t>thiết</w:t>
+      </w:r>
+      <w:proofErr w:type="spellEnd"/>
+      <w:r>
+        <w:rPr>
+          <w:rFonts w:asciiTheme="majorHAnsi" w:hAnsiTheme="majorHAnsi" w:cstheme="majorHAnsi"/>
+          <w:sz w:val="28"/>
+          <w:szCs w:val="28"/>
+          <w:lang w:val="en-US"/>
+        </w:rPr>
+        <w:t xml:space="preserve"> </w:t>
+      </w:r>
+      <w:proofErr w:type="spellStart"/>
+      <w:r>
+        <w:rPr>
+          <w:rFonts w:asciiTheme="majorHAnsi" w:hAnsiTheme="majorHAnsi" w:cstheme="majorHAnsi"/>
+          <w:sz w:val="28"/>
+          <w:szCs w:val="28"/>
+          <w:lang w:val="en-US"/>
+        </w:rPr>
+        <w:t>lập</w:t>
+      </w:r>
+      <w:proofErr w:type="spellEnd"/>
+      <w:r>
+        <w:rPr>
+          <w:rFonts w:asciiTheme="majorHAnsi" w:hAnsiTheme="majorHAnsi" w:cstheme="majorHAnsi"/>
+          <w:sz w:val="28"/>
+          <w:szCs w:val="28"/>
+          <w:lang w:val="en-US"/>
+        </w:rPr>
+        <w:t xml:space="preserve"> </w:t>
+      </w:r>
+      <w:proofErr w:type="spellStart"/>
+      <w:r>
+        <w:rPr>
+          <w:rFonts w:asciiTheme="majorHAnsi" w:hAnsiTheme="majorHAnsi" w:cstheme="majorHAnsi"/>
+          <w:sz w:val="28"/>
+          <w:szCs w:val="28"/>
+          <w:lang w:val="en-US"/>
+        </w:rPr>
+        <w:t>bóng</w:t>
+      </w:r>
+      <w:proofErr w:type="spellEnd"/>
+      <w:r>
+        <w:rPr>
+          <w:rFonts w:asciiTheme="majorHAnsi" w:hAnsiTheme="majorHAnsi" w:cstheme="majorHAnsi"/>
+          <w:sz w:val="28"/>
+          <w:szCs w:val="28"/>
+          <w:lang w:val="en-US"/>
+        </w:rPr>
+        <w:t>.</w:t>
+      </w:r>
+    </w:p>
+    <w:p>
+      <w:pPr>
+        <w:rPr>
+          <w:rFonts w:asciiTheme="majorHAnsi" w:hAnsiTheme="majorHAnsi" w:cstheme="majorHAnsi"/>
+          <w:b/>
+          <w:bCs/>
+          <w:sz w:val="28"/>
+          <w:szCs w:val="28"/>
+          <w:lang w:val="en-US"/>
+        </w:rPr>
+      </w:pPr>
+      <w:r>
+        <w:rPr>
+          <w:rFonts w:asciiTheme="majorHAnsi" w:hAnsiTheme="majorHAnsi" w:cstheme="majorHAnsi"/>
+          <w:b/>
+          <w:bCs/>
+          <w:sz w:val="28"/>
+          <w:szCs w:val="28"/>
+          <w:lang w:val="en-US"/>
+        </w:rPr>
+        <w:t>2. OmnLight3D.</w:t>
+      </w:r>
+    </w:p>
+    <w:p>
+      <w:pPr>
+        <w:rPr>
+          <w:rFonts w:asciiTheme="majorHAnsi" w:hAnsiTheme="majorHAnsi" w:cstheme="majorHAnsi"/>
+          <w:sz w:val="28"/>
+          <w:szCs w:val="28"/>
+          <w:lang w:val="en-US"/>
+        </w:rPr>
+      </w:pPr>
+      <w:r>
+        <w:rPr>
+          <w:rFonts w:asciiTheme="majorHAnsi" w:hAnsiTheme="majorHAnsi" w:cstheme="majorHAnsi"/>
+          <w:sz w:val="28"/>
+          <w:szCs w:val="28"/>
+        </w:rPr>
+        <w:t>OmniLight3D là Node3D tạo nguồn sáng phát ra mọi hướng xung quanh một điểm</w:t>
+      </w:r>
+      <w:r>
+        <w:rPr>
+          <w:rFonts w:asciiTheme="majorHAnsi" w:hAnsiTheme="majorHAnsi" w:cstheme="majorHAnsi"/>
+          <w:sz w:val="28"/>
+          <w:szCs w:val="28"/>
+          <w:lang w:val="en-US"/>
+        </w:rPr>
+        <w:t>.</w:t>
+      </w:r>
+    </w:p>
+    <w:p>
+      <w:pPr>
+        <w:rPr>
+          <w:rFonts w:asciiTheme="majorHAnsi" w:hAnsiTheme="majorHAnsi" w:cstheme="majorHAnsi"/>
+          <w:sz w:val="28"/>
+          <w:szCs w:val="28"/>
+          <w:lang w:val="en-US"/>
+        </w:rPr>
+      </w:pPr>
+      <w:r>
+        <w:rPr>
+          <w:rFonts w:asciiTheme="majorHAnsi" w:hAnsiTheme="majorHAnsi" w:cstheme="majorHAnsi"/>
+          <w:sz w:val="28"/>
+          <w:szCs w:val="28"/>
+        </w:rPr>
+        <w:t>Dùng khi muốn chiếu sáng xung quanh một vị trí mà không cần hướng cụ thể</w:t>
+      </w:r>
+      <w:r>
+        <w:rPr>
+          <w:rFonts w:asciiTheme="majorHAnsi" w:hAnsiTheme="majorHAnsi" w:cstheme="majorHAnsi"/>
+          <w:sz w:val="28"/>
+          <w:szCs w:val="28"/>
+          <w:lang w:val="en-US"/>
+        </w:rPr>
+        <w:t xml:space="preserve"> (VD: </w:t>
+      </w:r>
+      <w:proofErr w:type="spellStart"/>
+      <w:r>
+        <w:rPr>
+          <w:rFonts w:asciiTheme="majorHAnsi" w:hAnsiTheme="majorHAnsi" w:cstheme="majorHAnsi"/>
+          <w:sz w:val="28"/>
+          <w:szCs w:val="28"/>
+          <w:lang w:val="en-US"/>
+        </w:rPr>
+        <w:t>ánh</w:t>
+      </w:r>
+      <w:proofErr w:type="spellEnd"/>
+      <w:r>
+        <w:rPr>
+          <w:rFonts w:asciiTheme="majorHAnsi" w:hAnsiTheme="majorHAnsi" w:cstheme="majorHAnsi"/>
+          <w:sz w:val="28"/>
+          <w:szCs w:val="28"/>
+          <w:lang w:val="en-US"/>
+        </w:rPr>
+        <w:t xml:space="preserve"> </w:t>
+      </w:r>
+      <w:proofErr w:type="spellStart"/>
+      <w:r>
+        <w:rPr>
+          <w:rFonts w:asciiTheme="majorHAnsi" w:hAnsiTheme="majorHAnsi" w:cstheme="majorHAnsi"/>
+          <w:sz w:val="28"/>
+          <w:szCs w:val="28"/>
+          <w:lang w:val="en-US"/>
+        </w:rPr>
+        <w:t>sáng</w:t>
+      </w:r>
+      <w:proofErr w:type="spellEnd"/>
+      <w:r>
+        <w:rPr>
+          <w:rFonts w:asciiTheme="majorHAnsi" w:hAnsiTheme="majorHAnsi" w:cstheme="majorHAnsi"/>
+          <w:sz w:val="28"/>
+          <w:szCs w:val="28"/>
+          <w:lang w:val="en-US"/>
+        </w:rPr>
+        <w:t xml:space="preserve"> </w:t>
+      </w:r>
+      <w:proofErr w:type="spellStart"/>
+      <w:r>
+        <w:rPr>
+          <w:rFonts w:asciiTheme="majorHAnsi" w:hAnsiTheme="majorHAnsi" w:cstheme="majorHAnsi"/>
+          <w:sz w:val="28"/>
+          <w:szCs w:val="28"/>
+          <w:lang w:val="en-US"/>
+        </w:rPr>
+        <w:t>của</w:t>
+      </w:r>
+      <w:proofErr w:type="spellEnd"/>
+      <w:r>
+        <w:rPr>
+          <w:rFonts w:asciiTheme="majorHAnsi" w:hAnsiTheme="majorHAnsi" w:cstheme="majorHAnsi"/>
+          <w:sz w:val="28"/>
+          <w:szCs w:val="28"/>
+          <w:lang w:val="en-US"/>
+        </w:rPr>
+        <w:t xml:space="preserve"> </w:t>
+      </w:r>
+      <w:proofErr w:type="spellStart"/>
+      <w:r>
+        <w:rPr>
+          <w:rFonts w:asciiTheme="majorHAnsi" w:hAnsiTheme="majorHAnsi" w:cstheme="majorHAnsi"/>
+          <w:sz w:val="28"/>
+          <w:szCs w:val="28"/>
+          <w:lang w:val="en-US"/>
+        </w:rPr>
+        <w:t>đuốc</w:t>
+      </w:r>
+      <w:proofErr w:type="spellEnd"/>
+      <w:r>
+        <w:rPr>
+          <w:rFonts w:asciiTheme="majorHAnsi" w:hAnsiTheme="majorHAnsi" w:cstheme="majorHAnsi"/>
+          <w:sz w:val="28"/>
+          <w:szCs w:val="28"/>
+          <w:lang w:val="en-US"/>
+        </w:rPr>
+        <w:t xml:space="preserve">, </w:t>
+      </w:r>
+      <w:proofErr w:type="spellStart"/>
+      <w:r>
+        <w:rPr>
+          <w:rFonts w:asciiTheme="majorHAnsi" w:hAnsiTheme="majorHAnsi" w:cstheme="majorHAnsi"/>
+          <w:sz w:val="28"/>
+          <w:szCs w:val="28"/>
+          <w:lang w:val="en-US"/>
+        </w:rPr>
+        <w:t>bóng</w:t>
+      </w:r>
+      <w:proofErr w:type="spellEnd"/>
+      <w:r>
+        <w:rPr>
+          <w:rFonts w:asciiTheme="majorHAnsi" w:hAnsiTheme="majorHAnsi" w:cstheme="majorHAnsi"/>
+          <w:sz w:val="28"/>
+          <w:szCs w:val="28"/>
+          <w:lang w:val="en-US"/>
+        </w:rPr>
+        <w:t xml:space="preserve"> </w:t>
+      </w:r>
+      <w:proofErr w:type="spellStart"/>
+      <w:r>
+        <w:rPr>
+          <w:rFonts w:asciiTheme="majorHAnsi" w:hAnsiTheme="majorHAnsi" w:cstheme="majorHAnsi"/>
+          <w:sz w:val="28"/>
+          <w:szCs w:val="28"/>
+          <w:lang w:val="en-US"/>
+        </w:rPr>
+        <w:t>đèn</w:t>
+      </w:r>
+      <w:proofErr w:type="spellEnd"/>
+      <w:r>
+        <w:rPr>
+          <w:rFonts w:asciiTheme="majorHAnsi" w:hAnsiTheme="majorHAnsi" w:cstheme="majorHAnsi"/>
+          <w:sz w:val="28"/>
+          <w:szCs w:val="28"/>
+          <w:lang w:val="en-US"/>
+        </w:rPr>
+        <w:t xml:space="preserve">, </w:t>
+      </w:r>
+      <w:proofErr w:type="spellStart"/>
+      <w:r>
+        <w:rPr>
+          <w:rFonts w:asciiTheme="majorHAnsi" w:hAnsiTheme="majorHAnsi" w:cstheme="majorHAnsi"/>
+          <w:sz w:val="28"/>
+          <w:szCs w:val="28"/>
+          <w:lang w:val="en-US"/>
+        </w:rPr>
+        <w:t>hiệu</w:t>
+      </w:r>
+      <w:proofErr w:type="spellEnd"/>
+      <w:r>
+        <w:rPr>
+          <w:rFonts w:asciiTheme="majorHAnsi" w:hAnsiTheme="majorHAnsi" w:cstheme="majorHAnsi"/>
+          <w:sz w:val="28"/>
+          <w:szCs w:val="28"/>
+          <w:lang w:val="en-US"/>
+        </w:rPr>
+        <w:t xml:space="preserve"> </w:t>
+      </w:r>
+      <w:proofErr w:type="spellStart"/>
+      <w:r>
+        <w:rPr>
+          <w:rFonts w:asciiTheme="majorHAnsi" w:hAnsiTheme="majorHAnsi" w:cstheme="majorHAnsi"/>
+          <w:sz w:val="28"/>
+          <w:szCs w:val="28"/>
+          <w:lang w:val="en-US"/>
+        </w:rPr>
+        <w:t>ứng</w:t>
+      </w:r>
+      <w:proofErr w:type="spellEnd"/>
+      <w:r>
+        <w:rPr>
+          <w:rFonts w:asciiTheme="majorHAnsi" w:hAnsiTheme="majorHAnsi" w:cstheme="majorHAnsi"/>
+          <w:sz w:val="28"/>
+          <w:szCs w:val="28"/>
+          <w:lang w:val="en-US"/>
+        </w:rPr>
+        <w:t xml:space="preserve"> </w:t>
+      </w:r>
+      <w:proofErr w:type="spellStart"/>
+      <w:r>
+        <w:rPr>
+          <w:rFonts w:asciiTheme="majorHAnsi" w:hAnsiTheme="majorHAnsi" w:cstheme="majorHAnsi"/>
+          <w:sz w:val="28"/>
+          <w:szCs w:val="28"/>
+          <w:lang w:val="en-US"/>
+        </w:rPr>
+        <w:t>sáng</w:t>
+      </w:r>
+      <w:proofErr w:type="spellEnd"/>
+      <w:r>
+        <w:rPr>
+          <w:rFonts w:asciiTheme="majorHAnsi" w:hAnsiTheme="majorHAnsi" w:cstheme="majorHAnsi"/>
+          <w:sz w:val="28"/>
+          <w:szCs w:val="28"/>
+          <w:lang w:val="en-US"/>
+        </w:rPr>
+        <w:t xml:space="preserve"> </w:t>
+      </w:r>
+      <w:proofErr w:type="spellStart"/>
+      <w:r>
+        <w:rPr>
+          <w:rFonts w:asciiTheme="majorHAnsi" w:hAnsiTheme="majorHAnsi" w:cstheme="majorHAnsi"/>
+          <w:sz w:val="28"/>
+          <w:szCs w:val="28"/>
+          <w:lang w:val="en-US"/>
+        </w:rPr>
+        <w:t>từ</w:t>
+      </w:r>
+      <w:proofErr w:type="spellEnd"/>
+      <w:r>
+        <w:rPr>
+          <w:rFonts w:asciiTheme="majorHAnsi" w:hAnsiTheme="majorHAnsi" w:cstheme="majorHAnsi"/>
+          <w:sz w:val="28"/>
+          <w:szCs w:val="28"/>
+          <w:lang w:val="en-US"/>
+        </w:rPr>
+        <w:t xml:space="preserve"> </w:t>
+      </w:r>
+      <w:proofErr w:type="spellStart"/>
+      <w:r>
+        <w:rPr>
+          <w:rFonts w:asciiTheme="majorHAnsi" w:hAnsiTheme="majorHAnsi" w:cstheme="majorHAnsi"/>
+          <w:sz w:val="28"/>
+          <w:szCs w:val="28"/>
+          <w:lang w:val="en-US"/>
+        </w:rPr>
+        <w:t>vật</w:t>
+      </w:r>
+      <w:proofErr w:type="spellEnd"/>
+      <w:r>
+        <w:rPr>
+          <w:rFonts w:asciiTheme="majorHAnsi" w:hAnsiTheme="majorHAnsi" w:cstheme="majorHAnsi"/>
+          <w:sz w:val="28"/>
+          <w:szCs w:val="28"/>
+          <w:lang w:val="en-US"/>
+        </w:rPr>
+        <w:t xml:space="preserve"> </w:t>
+      </w:r>
+      <w:proofErr w:type="spellStart"/>
+      <w:r>
+        <w:rPr>
+          <w:rFonts w:asciiTheme="majorHAnsi" w:hAnsiTheme="majorHAnsi" w:cstheme="majorHAnsi"/>
+          <w:sz w:val="28"/>
+          <w:szCs w:val="28"/>
+          <w:lang w:val="en-US"/>
+        </w:rPr>
+        <w:t>thể</w:t>
+      </w:r>
+      <w:proofErr w:type="spellEnd"/>
+      <w:r>
+        <w:rPr>
+          <w:rFonts w:asciiTheme="majorHAnsi" w:hAnsiTheme="majorHAnsi" w:cstheme="majorHAnsi"/>
+          <w:sz w:val="28"/>
+          <w:szCs w:val="28"/>
+          <w:lang w:val="en-US"/>
+        </w:rPr>
+        <w:t>).</w:t>
+      </w:r>
+    </w:p>
+    <w:p>
+      <w:pPr>
+        <w:rPr>
+          <w:rFonts w:asciiTheme="majorHAnsi" w:hAnsiTheme="majorHAnsi" w:cstheme="majorHAnsi"/>
+          <w:sz w:val="28"/>
+          <w:szCs w:val="28"/>
+          <w:lang w:val="en-US"/>
+        </w:rPr>
+      </w:pPr>
+      <w:r>
+        <w:rPr>
+          <w:rFonts w:asciiTheme="majorHAnsi" w:hAnsiTheme="majorHAnsi" w:cstheme="majorHAnsi"/>
+          <w:sz w:val="28"/>
+          <w:szCs w:val="28"/>
+          <w:lang w:val="en-US"/>
+        </w:rPr>
+        <w:t xml:space="preserve">Các </w:t>
+      </w:r>
+      <w:proofErr w:type="spellStart"/>
+      <w:r>
+        <w:rPr>
+          <w:rFonts w:asciiTheme="majorHAnsi" w:hAnsiTheme="majorHAnsi" w:cstheme="majorHAnsi"/>
+          <w:sz w:val="28"/>
+          <w:szCs w:val="28"/>
+          <w:lang w:val="en-US"/>
+        </w:rPr>
+        <w:t>thông</w:t>
+      </w:r>
+      <w:proofErr w:type="spellEnd"/>
+      <w:r>
+        <w:rPr>
+          <w:rFonts w:asciiTheme="majorHAnsi" w:hAnsiTheme="majorHAnsi" w:cstheme="majorHAnsi"/>
+          <w:sz w:val="28"/>
+          <w:szCs w:val="28"/>
+          <w:lang w:val="en-US"/>
+        </w:rPr>
+        <w:t xml:space="preserve"> </w:t>
+      </w:r>
+      <w:proofErr w:type="spellStart"/>
+      <w:r>
+        <w:rPr>
+          <w:rFonts w:asciiTheme="majorHAnsi" w:hAnsiTheme="majorHAnsi" w:cstheme="majorHAnsi"/>
+          <w:sz w:val="28"/>
+          <w:szCs w:val="28"/>
+          <w:lang w:val="en-US"/>
+        </w:rPr>
+        <w:t>số</w:t>
+      </w:r>
+      <w:proofErr w:type="spellEnd"/>
+      <w:r>
+        <w:rPr>
+          <w:rFonts w:asciiTheme="majorHAnsi" w:hAnsiTheme="majorHAnsi" w:cstheme="majorHAnsi"/>
+          <w:sz w:val="28"/>
+          <w:szCs w:val="28"/>
+          <w:lang w:val="en-US"/>
+        </w:rPr>
+        <w:t xml:space="preserve"> </w:t>
+      </w:r>
+      <w:proofErr w:type="spellStart"/>
+      <w:r>
+        <w:rPr>
+          <w:rFonts w:asciiTheme="majorHAnsi" w:hAnsiTheme="majorHAnsi" w:cstheme="majorHAnsi"/>
+          <w:sz w:val="28"/>
+          <w:szCs w:val="28"/>
+          <w:lang w:val="en-US"/>
+        </w:rPr>
+        <w:t>quan</w:t>
+      </w:r>
+      <w:proofErr w:type="spellEnd"/>
+      <w:r>
+        <w:rPr>
+          <w:rFonts w:asciiTheme="majorHAnsi" w:hAnsiTheme="majorHAnsi" w:cstheme="majorHAnsi"/>
+          <w:sz w:val="28"/>
+          <w:szCs w:val="28"/>
+          <w:lang w:val="en-US"/>
+        </w:rPr>
+        <w:t xml:space="preserve"> </w:t>
+      </w:r>
+      <w:proofErr w:type="spellStart"/>
+      <w:r>
+        <w:rPr>
+          <w:rFonts w:asciiTheme="majorHAnsi" w:hAnsiTheme="majorHAnsi" w:cstheme="majorHAnsi"/>
+          <w:sz w:val="28"/>
+          <w:szCs w:val="28"/>
+          <w:lang w:val="en-US"/>
+        </w:rPr>
+        <w:t>trọng</w:t>
+      </w:r>
+      <w:proofErr w:type="spellEnd"/>
+      <w:r>
+        <w:rPr>
+          <w:rFonts w:asciiTheme="majorHAnsi" w:hAnsiTheme="majorHAnsi" w:cstheme="majorHAnsi"/>
+          <w:sz w:val="28"/>
+          <w:szCs w:val="28"/>
+          <w:lang w:val="en-US"/>
+        </w:rPr>
+        <w:t>:</w:t>
+      </w:r>
+    </w:p>
+    <w:p>
+      <w:pPr>
+        <w:pStyle w:val="oancuaDanhsach"/>
+        <w:numPr>
+          <w:ilvl w:val="0"/>
+          <w:numId w:val="2"/>
+        </w:numPr>
+        <w:jc w:val="both"/>
+        <w:rPr>
+          <w:rFonts w:asciiTheme="majorHAnsi" w:hAnsiTheme="majorHAnsi" w:cstheme="majorHAnsi"/>
+          <w:sz w:val="28"/>
+          <w:szCs w:val="28"/>
+          <w:lang w:val="en-US"/>
+        </w:rPr>
+      </w:pPr>
+      <w:r>
+        <w:rPr>
+          <w:rFonts w:asciiTheme="majorHAnsi" w:hAnsiTheme="majorHAnsi" w:cstheme="majorHAnsi"/>
+          <w:sz w:val="28"/>
+          <w:szCs w:val="28"/>
+          <w:lang w:val="en-US"/>
+        </w:rPr>
+        <w:t xml:space="preserve">Range: </w:t>
+      </w:r>
+      <w:proofErr w:type="spellStart"/>
+      <w:r>
+        <w:rPr>
+          <w:rFonts w:asciiTheme="majorHAnsi" w:hAnsiTheme="majorHAnsi" w:cstheme="majorHAnsi"/>
+          <w:sz w:val="28"/>
+          <w:szCs w:val="28"/>
+          <w:lang w:val="en-US"/>
+        </w:rPr>
+        <w:t>bán</w:t>
+      </w:r>
+      <w:proofErr w:type="spellEnd"/>
+      <w:r>
+        <w:rPr>
+          <w:rFonts w:asciiTheme="majorHAnsi" w:hAnsiTheme="majorHAnsi" w:cstheme="majorHAnsi"/>
+          <w:sz w:val="28"/>
+          <w:szCs w:val="28"/>
+          <w:lang w:val="en-US"/>
+        </w:rPr>
+        <w:t xml:space="preserve"> </w:t>
+      </w:r>
+      <w:proofErr w:type="spellStart"/>
+      <w:r>
+        <w:rPr>
+          <w:rFonts w:asciiTheme="majorHAnsi" w:hAnsiTheme="majorHAnsi" w:cstheme="majorHAnsi"/>
+          <w:sz w:val="28"/>
+          <w:szCs w:val="28"/>
+          <w:lang w:val="en-US"/>
+        </w:rPr>
+        <w:t>kính</w:t>
+      </w:r>
+      <w:proofErr w:type="spellEnd"/>
+      <w:r>
+        <w:rPr>
+          <w:rFonts w:asciiTheme="majorHAnsi" w:hAnsiTheme="majorHAnsi" w:cstheme="majorHAnsi"/>
+          <w:sz w:val="28"/>
+          <w:szCs w:val="28"/>
+          <w:lang w:val="en-US"/>
+        </w:rPr>
+        <w:t xml:space="preserve"> </w:t>
+      </w:r>
+      <w:proofErr w:type="spellStart"/>
+      <w:r>
+        <w:rPr>
+          <w:rFonts w:asciiTheme="majorHAnsi" w:hAnsiTheme="majorHAnsi" w:cstheme="majorHAnsi"/>
+          <w:sz w:val="28"/>
+          <w:szCs w:val="28"/>
+          <w:lang w:val="en-US"/>
+        </w:rPr>
+        <w:t>vùng</w:t>
+      </w:r>
+      <w:proofErr w:type="spellEnd"/>
+      <w:r>
+        <w:rPr>
+          <w:rFonts w:asciiTheme="majorHAnsi" w:hAnsiTheme="majorHAnsi" w:cstheme="majorHAnsi"/>
+          <w:sz w:val="28"/>
+          <w:szCs w:val="28"/>
+          <w:lang w:val="en-US"/>
+        </w:rPr>
+        <w:t xml:space="preserve"> </w:t>
+      </w:r>
+      <w:proofErr w:type="spellStart"/>
+      <w:r>
+        <w:rPr>
+          <w:rFonts w:asciiTheme="majorHAnsi" w:hAnsiTheme="majorHAnsi" w:cstheme="majorHAnsi"/>
+          <w:sz w:val="28"/>
+          <w:szCs w:val="28"/>
+          <w:lang w:val="en-US"/>
+        </w:rPr>
+        <w:t>chiếu</w:t>
+      </w:r>
+      <w:proofErr w:type="spellEnd"/>
+      <w:r>
+        <w:rPr>
+          <w:rFonts w:asciiTheme="majorHAnsi" w:hAnsiTheme="majorHAnsi" w:cstheme="majorHAnsi"/>
+          <w:sz w:val="28"/>
+          <w:szCs w:val="28"/>
+          <w:lang w:val="en-US"/>
+        </w:rPr>
+        <w:t xml:space="preserve"> </w:t>
+      </w:r>
+      <w:proofErr w:type="spellStart"/>
+      <w:r>
+        <w:rPr>
+          <w:rFonts w:asciiTheme="majorHAnsi" w:hAnsiTheme="majorHAnsi" w:cstheme="majorHAnsi"/>
+          <w:sz w:val="28"/>
+          <w:szCs w:val="28"/>
+          <w:lang w:val="en-US"/>
+        </w:rPr>
+        <w:t>sáng</w:t>
+      </w:r>
+      <w:proofErr w:type="spellEnd"/>
+      <w:r>
+        <w:rPr>
+          <w:rFonts w:asciiTheme="majorHAnsi" w:hAnsiTheme="majorHAnsi" w:cstheme="majorHAnsi"/>
+          <w:sz w:val="28"/>
+          <w:szCs w:val="28"/>
+          <w:lang w:val="en-US"/>
+        </w:rPr>
+        <w:t>.</w:t>
+      </w:r>
+    </w:p>
+    <w:p>
+      <w:pPr>
+        <w:pStyle w:val="oancuaDanhsach"/>
+        <w:numPr>
+          <w:ilvl w:val="0"/>
+          <w:numId w:val="2"/>
+        </w:numPr>
+        <w:jc w:val="both"/>
+        <w:rPr>
+          <w:rFonts w:asciiTheme="majorHAnsi" w:hAnsiTheme="majorHAnsi" w:cstheme="majorHAnsi"/>
+          <w:sz w:val="28"/>
+          <w:szCs w:val="28"/>
+          <w:lang w:val="en-US"/>
+        </w:rPr>
+      </w:pPr>
+      <w:proofErr w:type="spellStart"/>
+      <w:r>
+        <w:rPr>
+          <w:rFonts w:asciiTheme="majorHAnsi" w:hAnsiTheme="majorHAnsi" w:cstheme="majorHAnsi"/>
+          <w:sz w:val="28"/>
+          <w:szCs w:val="28"/>
+        </w:rPr>
+        <w:t>Attenuation</w:t>
+      </w:r>
+      <w:proofErr w:type="spellEnd"/>
+      <w:r>
+        <w:rPr>
+          <w:rFonts w:asciiTheme="majorHAnsi" w:hAnsiTheme="majorHAnsi" w:cstheme="majorHAnsi"/>
+          <w:sz w:val="28"/>
+          <w:szCs w:val="28"/>
+          <w:lang w:val="en-US"/>
+        </w:rPr>
+        <w:t>:</w:t>
+      </w:r>
+      <w:r>
+        <w:rPr>
+          <w:rFonts w:asciiTheme="majorHAnsi" w:hAnsiTheme="majorHAnsi" w:cstheme="majorHAnsi"/>
+          <w:sz w:val="28"/>
+          <w:szCs w:val="28"/>
+        </w:rPr>
+        <w:t xml:space="preserve"> </w:t>
+      </w:r>
+      <w:r>
+        <w:rPr>
+          <w:rFonts w:asciiTheme="majorHAnsi" w:hAnsiTheme="majorHAnsi" w:cstheme="majorHAnsi"/>
+          <w:sz w:val="28"/>
+          <w:szCs w:val="28"/>
+        </w:rPr>
+        <w:t>mức độ ánh sáng giảm theo khoảng cách</w:t>
+      </w:r>
+      <w:r>
+        <w:rPr>
+          <w:rFonts w:asciiTheme="majorHAnsi" w:hAnsiTheme="majorHAnsi" w:cstheme="majorHAnsi"/>
+          <w:sz w:val="28"/>
+          <w:szCs w:val="28"/>
+          <w:lang w:val="en-US"/>
+        </w:rPr>
+        <w:t xml:space="preserve"> </w:t>
+      </w:r>
+      <w:proofErr w:type="spellStart"/>
+      <w:r>
+        <w:rPr>
+          <w:rFonts w:asciiTheme="majorHAnsi" w:hAnsiTheme="majorHAnsi" w:cstheme="majorHAnsi"/>
+          <w:sz w:val="28"/>
+          <w:szCs w:val="28"/>
+          <w:lang w:val="en-US"/>
+        </w:rPr>
+        <w:t>tính</w:t>
+      </w:r>
+      <w:proofErr w:type="spellEnd"/>
+      <w:r>
+        <w:rPr>
+          <w:rFonts w:asciiTheme="majorHAnsi" w:hAnsiTheme="majorHAnsi" w:cstheme="majorHAnsi"/>
+          <w:sz w:val="28"/>
+          <w:szCs w:val="28"/>
+          <w:lang w:val="en-US"/>
+        </w:rPr>
+        <w:t xml:space="preserve"> </w:t>
+      </w:r>
+      <w:proofErr w:type="spellStart"/>
+      <w:r>
+        <w:rPr>
+          <w:rFonts w:asciiTheme="majorHAnsi" w:hAnsiTheme="majorHAnsi" w:cstheme="majorHAnsi"/>
+          <w:sz w:val="28"/>
+          <w:szCs w:val="28"/>
+          <w:lang w:val="en-US"/>
+        </w:rPr>
+        <w:t>từ</w:t>
+      </w:r>
+      <w:proofErr w:type="spellEnd"/>
+      <w:r>
+        <w:rPr>
+          <w:rFonts w:asciiTheme="majorHAnsi" w:hAnsiTheme="majorHAnsi" w:cstheme="majorHAnsi"/>
+          <w:sz w:val="28"/>
+          <w:szCs w:val="28"/>
+          <w:lang w:val="en-US"/>
+        </w:rPr>
+        <w:t xml:space="preserve"> </w:t>
+      </w:r>
+      <w:proofErr w:type="spellStart"/>
+      <w:r>
+        <w:rPr>
+          <w:rFonts w:asciiTheme="majorHAnsi" w:hAnsiTheme="majorHAnsi" w:cstheme="majorHAnsi"/>
+          <w:sz w:val="28"/>
+          <w:szCs w:val="28"/>
+          <w:lang w:val="en-US"/>
+        </w:rPr>
+        <w:t>tâm</w:t>
+      </w:r>
+      <w:proofErr w:type="spellEnd"/>
+      <w:r>
+        <w:rPr>
+          <w:rFonts w:asciiTheme="majorHAnsi" w:hAnsiTheme="majorHAnsi" w:cstheme="majorHAnsi"/>
+          <w:sz w:val="28"/>
+          <w:szCs w:val="28"/>
+        </w:rPr>
+        <w:t>.</w:t>
+      </w:r>
+    </w:p>
+    <w:p>
+      <w:pPr>
+        <w:pStyle w:val="oancuaDanhsach"/>
+        <w:numPr>
+          <w:ilvl w:val="0"/>
+          <w:numId w:val="2"/>
+        </w:numPr>
+        <w:jc w:val="both"/>
+        <w:rPr>
+          <w:rFonts w:asciiTheme="majorHAnsi" w:hAnsiTheme="majorHAnsi" w:cstheme="majorHAnsi"/>
+          <w:sz w:val="28"/>
+          <w:szCs w:val="28"/>
+          <w:lang w:val="en-US"/>
+        </w:rPr>
+      </w:pPr>
+      <w:r>
+        <w:rPr>
+          <w:rFonts w:asciiTheme="majorHAnsi" w:hAnsiTheme="majorHAnsi" w:cstheme="majorHAnsi"/>
+          <w:sz w:val="28"/>
+          <w:szCs w:val="28"/>
+          <w:lang w:val="en-US"/>
+        </w:rPr>
+        <w:t xml:space="preserve">Energy: </w:t>
+      </w:r>
+      <w:proofErr w:type="spellStart"/>
+      <w:r>
+        <w:rPr>
+          <w:rFonts w:asciiTheme="majorHAnsi" w:hAnsiTheme="majorHAnsi" w:cstheme="majorHAnsi"/>
+          <w:sz w:val="28"/>
+          <w:szCs w:val="28"/>
+          <w:lang w:val="en-US"/>
+        </w:rPr>
+        <w:t>cường</w:t>
+      </w:r>
+      <w:proofErr w:type="spellEnd"/>
+      <w:r>
+        <w:rPr>
+          <w:rFonts w:asciiTheme="majorHAnsi" w:hAnsiTheme="majorHAnsi" w:cstheme="majorHAnsi"/>
+          <w:sz w:val="28"/>
+          <w:szCs w:val="28"/>
+          <w:lang w:val="en-US"/>
+        </w:rPr>
+        <w:t xml:space="preserve"> </w:t>
+      </w:r>
+      <w:proofErr w:type="spellStart"/>
+      <w:r>
+        <w:rPr>
+          <w:rFonts w:asciiTheme="majorHAnsi" w:hAnsiTheme="majorHAnsi" w:cstheme="majorHAnsi"/>
+          <w:sz w:val="28"/>
+          <w:szCs w:val="28"/>
+          <w:lang w:val="en-US"/>
+        </w:rPr>
+        <w:t>độ</w:t>
+      </w:r>
+      <w:proofErr w:type="spellEnd"/>
+      <w:r>
+        <w:rPr>
+          <w:rFonts w:asciiTheme="majorHAnsi" w:hAnsiTheme="majorHAnsi" w:cstheme="majorHAnsi"/>
+          <w:sz w:val="28"/>
+          <w:szCs w:val="28"/>
+          <w:lang w:val="en-US"/>
+        </w:rPr>
+        <w:t xml:space="preserve"> </w:t>
+      </w:r>
+      <w:proofErr w:type="spellStart"/>
+      <w:r>
+        <w:rPr>
+          <w:rFonts w:asciiTheme="majorHAnsi" w:hAnsiTheme="majorHAnsi" w:cstheme="majorHAnsi"/>
+          <w:sz w:val="28"/>
+          <w:szCs w:val="28"/>
+          <w:lang w:val="en-US"/>
+        </w:rPr>
+        <w:t>sáng</w:t>
+      </w:r>
+      <w:proofErr w:type="spellEnd"/>
+      <w:r>
+        <w:rPr>
+          <w:rFonts w:asciiTheme="majorHAnsi" w:hAnsiTheme="majorHAnsi" w:cstheme="majorHAnsi"/>
+          <w:sz w:val="28"/>
+          <w:szCs w:val="28"/>
+          <w:lang w:val="en-US"/>
+        </w:rPr>
+        <w:t>.</w:t>
+      </w:r>
+    </w:p>
+    <w:p>
+      <w:pPr>
+        <w:pStyle w:val="oancuaDanhsach"/>
+        <w:numPr>
+          <w:ilvl w:val="0"/>
+          <w:numId w:val="2"/>
+        </w:numPr>
+        <w:jc w:val="both"/>
+        <w:rPr>
+          <w:rFonts w:asciiTheme="majorHAnsi" w:hAnsiTheme="majorHAnsi" w:cstheme="majorHAnsi"/>
+          <w:sz w:val="28"/>
+          <w:szCs w:val="28"/>
+          <w:lang w:val="en-US"/>
+        </w:rPr>
+      </w:pPr>
+      <w:r>
+        <w:rPr>
+          <w:rFonts w:asciiTheme="majorHAnsi" w:hAnsiTheme="majorHAnsi" w:cstheme="majorHAnsi"/>
+          <w:sz w:val="28"/>
+          <w:szCs w:val="28"/>
+          <w:lang w:val="en-US"/>
+        </w:rPr>
+        <w:t xml:space="preserve">Color: </w:t>
+      </w:r>
+      <w:proofErr w:type="spellStart"/>
+      <w:r>
+        <w:rPr>
+          <w:rFonts w:asciiTheme="majorHAnsi" w:hAnsiTheme="majorHAnsi" w:cstheme="majorHAnsi"/>
+          <w:sz w:val="28"/>
+          <w:szCs w:val="28"/>
+          <w:lang w:val="en-US"/>
+        </w:rPr>
+        <w:t>màu</w:t>
+      </w:r>
+      <w:proofErr w:type="spellEnd"/>
+      <w:r>
+        <w:rPr>
+          <w:rFonts w:asciiTheme="majorHAnsi" w:hAnsiTheme="majorHAnsi" w:cstheme="majorHAnsi"/>
+          <w:sz w:val="28"/>
+          <w:szCs w:val="28"/>
+          <w:lang w:val="en-US"/>
+        </w:rPr>
+        <w:t xml:space="preserve"> </w:t>
+      </w:r>
+      <w:proofErr w:type="spellStart"/>
+      <w:r>
+        <w:rPr>
+          <w:rFonts w:asciiTheme="majorHAnsi" w:hAnsiTheme="majorHAnsi" w:cstheme="majorHAnsi"/>
+          <w:sz w:val="28"/>
+          <w:szCs w:val="28"/>
+          <w:lang w:val="en-US"/>
+        </w:rPr>
+        <w:t>ánh</w:t>
+      </w:r>
+      <w:proofErr w:type="spellEnd"/>
+      <w:r>
+        <w:rPr>
+          <w:rFonts w:asciiTheme="majorHAnsi" w:hAnsiTheme="majorHAnsi" w:cstheme="majorHAnsi"/>
+          <w:sz w:val="28"/>
+          <w:szCs w:val="28"/>
+          <w:lang w:val="en-US"/>
+        </w:rPr>
+        <w:t xml:space="preserve"> </w:t>
+      </w:r>
+      <w:proofErr w:type="spellStart"/>
+      <w:r>
+        <w:rPr>
+          <w:rFonts w:asciiTheme="majorHAnsi" w:hAnsiTheme="majorHAnsi" w:cstheme="majorHAnsi"/>
+          <w:sz w:val="28"/>
+          <w:szCs w:val="28"/>
+          <w:lang w:val="en-US"/>
+        </w:rPr>
+        <w:t>sáng</w:t>
+      </w:r>
+      <w:proofErr w:type="spellEnd"/>
+      <w:r>
+        <w:rPr>
+          <w:rFonts w:asciiTheme="majorHAnsi" w:hAnsiTheme="majorHAnsi" w:cstheme="majorHAnsi"/>
+          <w:sz w:val="28"/>
+          <w:szCs w:val="28"/>
+          <w:lang w:val="en-US"/>
+        </w:rPr>
+        <w:t>.</w:t>
+      </w:r>
+    </w:p>
+    <w:p>
+      <w:pPr>
+        <w:pStyle w:val="oancuaDanhsach"/>
+        <w:numPr>
+          <w:ilvl w:val="0"/>
+          <w:numId w:val="2"/>
+        </w:numPr>
+        <w:jc w:val="both"/>
+        <w:rPr>
+          <w:rFonts w:asciiTheme="majorHAnsi" w:hAnsiTheme="majorHAnsi" w:cstheme="majorHAnsi"/>
+          <w:sz w:val="28"/>
+          <w:szCs w:val="28"/>
+          <w:lang w:val="en-US"/>
+        </w:rPr>
+      </w:pPr>
+      <w:r>
+        <w:rPr>
+          <w:rFonts w:asciiTheme="majorHAnsi" w:hAnsiTheme="majorHAnsi" w:cstheme="majorHAnsi"/>
+          <w:sz w:val="28"/>
+          <w:szCs w:val="28"/>
+          <w:lang w:val="en-US"/>
+        </w:rPr>
+        <w:t xml:space="preserve">Shadow: </w:t>
+      </w:r>
+      <w:proofErr w:type="spellStart"/>
+      <w:r>
+        <w:rPr>
+          <w:rFonts w:asciiTheme="majorHAnsi" w:hAnsiTheme="majorHAnsi" w:cstheme="majorHAnsi"/>
+          <w:sz w:val="28"/>
+          <w:szCs w:val="28"/>
+          <w:lang w:val="en-US"/>
+        </w:rPr>
+        <w:t>thiết</w:t>
+      </w:r>
+      <w:proofErr w:type="spellEnd"/>
+      <w:r>
+        <w:rPr>
+          <w:rFonts w:asciiTheme="majorHAnsi" w:hAnsiTheme="majorHAnsi" w:cstheme="majorHAnsi"/>
+          <w:sz w:val="28"/>
+          <w:szCs w:val="28"/>
+          <w:lang w:val="en-US"/>
+        </w:rPr>
+        <w:t xml:space="preserve"> </w:t>
+      </w:r>
+      <w:proofErr w:type="spellStart"/>
+      <w:r>
+        <w:rPr>
+          <w:rFonts w:asciiTheme="majorHAnsi" w:hAnsiTheme="majorHAnsi" w:cstheme="majorHAnsi"/>
+          <w:sz w:val="28"/>
+          <w:szCs w:val="28"/>
+          <w:lang w:val="en-US"/>
+        </w:rPr>
+        <w:t>lập</w:t>
+      </w:r>
+      <w:proofErr w:type="spellEnd"/>
+      <w:r>
+        <w:rPr>
+          <w:rFonts w:asciiTheme="majorHAnsi" w:hAnsiTheme="majorHAnsi" w:cstheme="majorHAnsi"/>
+          <w:sz w:val="28"/>
+          <w:szCs w:val="28"/>
+          <w:lang w:val="en-US"/>
+        </w:rPr>
+        <w:t xml:space="preserve"> </w:t>
+      </w:r>
+      <w:proofErr w:type="spellStart"/>
+      <w:r>
+        <w:rPr>
+          <w:rFonts w:asciiTheme="majorHAnsi" w:hAnsiTheme="majorHAnsi" w:cstheme="majorHAnsi"/>
+          <w:sz w:val="28"/>
+          <w:szCs w:val="28"/>
+          <w:lang w:val="en-US"/>
+        </w:rPr>
+        <w:t>bóng</w:t>
+      </w:r>
+      <w:proofErr w:type="spellEnd"/>
+      <w:r>
+        <w:rPr>
+          <w:rFonts w:asciiTheme="majorHAnsi" w:hAnsiTheme="majorHAnsi" w:cstheme="majorHAnsi"/>
+          <w:sz w:val="28"/>
+          <w:szCs w:val="28"/>
+          <w:lang w:val="en-US"/>
+        </w:rPr>
+        <w:t>.</w:t>
+      </w:r>
+    </w:p>
+    <w:p>
+      <w:pPr>
+        <w:pStyle w:val="oancuaDanhsach"/>
+        <w:numPr>
+          <w:ilvl w:val="0"/>
+          <w:numId w:val="2"/>
+        </w:numPr>
+        <w:jc w:val="both"/>
+        <w:rPr>
+          <w:rFonts w:asciiTheme="majorHAnsi" w:hAnsiTheme="majorHAnsi" w:cstheme="majorHAnsi"/>
+          <w:sz w:val="28"/>
+          <w:szCs w:val="28"/>
+          <w:lang w:val="en-US"/>
+        </w:rPr>
+      </w:pPr>
+      <w:proofErr w:type="spellStart"/>
+      <w:r>
+        <w:rPr>
+          <w:rFonts w:asciiTheme="majorHAnsi" w:hAnsiTheme="majorHAnsi" w:cstheme="majorHAnsi"/>
+          <w:sz w:val="28"/>
+          <w:szCs w:val="28"/>
+          <w:lang w:val="en-US"/>
+        </w:rPr>
+        <w:t>Shadown</w:t>
+      </w:r>
+      <w:proofErr w:type="spellEnd"/>
+      <w:r>
+        <w:rPr>
+          <w:rFonts w:asciiTheme="majorHAnsi" w:hAnsiTheme="majorHAnsi" w:cstheme="majorHAnsi"/>
+          <w:sz w:val="28"/>
+          <w:szCs w:val="28"/>
+          <w:lang w:val="en-US"/>
+        </w:rPr>
+        <w:t xml:space="preserve"> mode: </w:t>
+      </w:r>
+      <w:proofErr w:type="spellStart"/>
+      <w:r>
+        <w:rPr>
+          <w:rFonts w:asciiTheme="majorHAnsi" w:hAnsiTheme="majorHAnsi" w:cstheme="majorHAnsi"/>
+          <w:sz w:val="28"/>
+          <w:szCs w:val="28"/>
+          <w:lang w:val="en-US"/>
+        </w:rPr>
+        <w:t>hình</w:t>
+      </w:r>
+      <w:proofErr w:type="spellEnd"/>
+      <w:r>
+        <w:rPr>
+          <w:rFonts w:asciiTheme="majorHAnsi" w:hAnsiTheme="majorHAnsi" w:cstheme="majorHAnsi"/>
+          <w:sz w:val="28"/>
+          <w:szCs w:val="28"/>
+          <w:lang w:val="en-US"/>
+        </w:rPr>
+        <w:t xml:space="preserve"> </w:t>
+      </w:r>
+      <w:proofErr w:type="spellStart"/>
+      <w:r>
+        <w:rPr>
+          <w:rFonts w:asciiTheme="majorHAnsi" w:hAnsiTheme="majorHAnsi" w:cstheme="majorHAnsi"/>
+          <w:sz w:val="28"/>
+          <w:szCs w:val="28"/>
+          <w:lang w:val="en-US"/>
+        </w:rPr>
+        <w:t>dạng</w:t>
+      </w:r>
+      <w:proofErr w:type="spellEnd"/>
+      <w:r>
+        <w:rPr>
+          <w:rFonts w:asciiTheme="majorHAnsi" w:hAnsiTheme="majorHAnsi" w:cstheme="majorHAnsi"/>
+          <w:sz w:val="28"/>
+          <w:szCs w:val="28"/>
+          <w:lang w:val="en-US"/>
+        </w:rPr>
+        <w:t xml:space="preserve"> </w:t>
+      </w:r>
+      <w:proofErr w:type="spellStart"/>
+      <w:r>
+        <w:rPr>
+          <w:rFonts w:asciiTheme="majorHAnsi" w:hAnsiTheme="majorHAnsi" w:cstheme="majorHAnsi"/>
+          <w:sz w:val="28"/>
+          <w:szCs w:val="28"/>
+          <w:lang w:val="en-US"/>
+        </w:rPr>
+        <w:t>bóng</w:t>
+      </w:r>
+      <w:proofErr w:type="spellEnd"/>
+      <w:r>
+        <w:rPr>
+          <w:rFonts w:asciiTheme="majorHAnsi" w:hAnsiTheme="majorHAnsi" w:cstheme="majorHAnsi"/>
+          <w:sz w:val="28"/>
+          <w:szCs w:val="28"/>
+          <w:lang w:val="en-US"/>
+        </w:rPr>
+        <w:t xml:space="preserve"> </w:t>
+      </w:r>
+      <w:proofErr w:type="spellStart"/>
+      <w:r>
+        <w:rPr>
+          <w:rFonts w:asciiTheme="majorHAnsi" w:hAnsiTheme="majorHAnsi" w:cstheme="majorHAnsi"/>
+          <w:sz w:val="28"/>
+          <w:szCs w:val="28"/>
+          <w:lang w:val="en-US"/>
+        </w:rPr>
+        <w:t>đổ</w:t>
+      </w:r>
+      <w:proofErr w:type="spellEnd"/>
+      <w:r>
+        <w:rPr>
+          <w:rFonts w:asciiTheme="majorHAnsi" w:hAnsiTheme="majorHAnsi" w:cstheme="majorHAnsi"/>
+          <w:sz w:val="28"/>
+          <w:szCs w:val="28"/>
+          <w:lang w:val="en-US"/>
+        </w:rPr>
+        <w:t xml:space="preserve"> </w:t>
+      </w:r>
+      <w:proofErr w:type="spellStart"/>
+      <w:r>
+        <w:rPr>
+          <w:rFonts w:asciiTheme="majorHAnsi" w:hAnsiTheme="majorHAnsi" w:cstheme="majorHAnsi"/>
+          <w:sz w:val="28"/>
+          <w:szCs w:val="28"/>
+          <w:lang w:val="en-US"/>
+        </w:rPr>
+        <w:t>của</w:t>
+      </w:r>
+      <w:proofErr w:type="spellEnd"/>
+      <w:r>
+        <w:rPr>
+          <w:rFonts w:asciiTheme="majorHAnsi" w:hAnsiTheme="majorHAnsi" w:cstheme="majorHAnsi"/>
+          <w:sz w:val="28"/>
+          <w:szCs w:val="28"/>
+          <w:lang w:val="en-US"/>
+        </w:rPr>
+        <w:t xml:space="preserve"> </w:t>
+      </w:r>
+      <w:proofErr w:type="spellStart"/>
+      <w:r>
+        <w:rPr>
+          <w:rFonts w:asciiTheme="majorHAnsi" w:hAnsiTheme="majorHAnsi" w:cstheme="majorHAnsi"/>
+          <w:sz w:val="28"/>
+          <w:szCs w:val="28"/>
+          <w:lang w:val="en-US"/>
+        </w:rPr>
+        <w:t>vật</w:t>
+      </w:r>
+      <w:proofErr w:type="spellEnd"/>
+      <w:r>
+        <w:rPr>
+          <w:rFonts w:asciiTheme="majorHAnsi" w:hAnsiTheme="majorHAnsi" w:cstheme="majorHAnsi"/>
+          <w:sz w:val="28"/>
+          <w:szCs w:val="28"/>
+          <w:lang w:val="en-US"/>
+        </w:rPr>
+        <w:t xml:space="preserve"> </w:t>
+      </w:r>
+      <w:proofErr w:type="spellStart"/>
+      <w:r>
+        <w:rPr>
+          <w:rFonts w:asciiTheme="majorHAnsi" w:hAnsiTheme="majorHAnsi" w:cstheme="majorHAnsi"/>
+          <w:sz w:val="28"/>
+          <w:szCs w:val="28"/>
+          <w:lang w:val="en-US"/>
+        </w:rPr>
+        <w:t>thể</w:t>
+      </w:r>
+      <w:proofErr w:type="spellEnd"/>
+    </w:p>
+    <w:p>
+      <w:pPr>
+        <w:rPr>
+          <w:rFonts w:asciiTheme="majorHAnsi" w:hAnsiTheme="majorHAnsi" w:cstheme="majorHAnsi"/>
+          <w:i/>
+          <w:iCs/>
+          <w:color w:val="EE0000"/>
+          <w:sz w:val="28"/>
+          <w:szCs w:val="28"/>
+          <w:lang w:val="en-US"/>
+        </w:rPr>
+      </w:pPr>
+      <w:r>
+        <w:rPr>
+          <w:rFonts w:asciiTheme="majorHAnsi" w:hAnsiTheme="majorHAnsi" w:cstheme="majorHAnsi"/>
+          <w:i/>
+          <w:iCs/>
+          <w:color w:val="EE0000"/>
+          <w:sz w:val="28"/>
+          <w:szCs w:val="28"/>
+          <w:lang w:val="en-US"/>
+        </w:rPr>
+        <w:t>*</w:t>
+      </w:r>
+      <w:proofErr w:type="spellStart"/>
+      <w:r>
+        <w:rPr>
+          <w:rFonts w:asciiTheme="majorHAnsi" w:hAnsiTheme="majorHAnsi" w:cstheme="majorHAnsi"/>
+          <w:i/>
+          <w:iCs/>
+          <w:color w:val="EE0000"/>
+          <w:sz w:val="28"/>
+          <w:szCs w:val="28"/>
+          <w:lang w:val="en-US"/>
+        </w:rPr>
+        <w:t>Ghi</w:t>
+      </w:r>
+      <w:proofErr w:type="spellEnd"/>
+      <w:r>
+        <w:rPr>
+          <w:rFonts w:asciiTheme="majorHAnsi" w:hAnsiTheme="majorHAnsi" w:cstheme="majorHAnsi"/>
+          <w:i/>
+          <w:iCs/>
+          <w:color w:val="EE0000"/>
+          <w:sz w:val="28"/>
+          <w:szCs w:val="28"/>
+          <w:lang w:val="en-US"/>
+        </w:rPr>
+        <w:t xml:space="preserve"> </w:t>
+      </w:r>
+      <w:proofErr w:type="spellStart"/>
+      <w:r>
+        <w:rPr>
+          <w:rFonts w:asciiTheme="majorHAnsi" w:hAnsiTheme="majorHAnsi" w:cstheme="majorHAnsi"/>
+          <w:i/>
+          <w:iCs/>
+          <w:color w:val="EE0000"/>
+          <w:sz w:val="28"/>
+          <w:szCs w:val="28"/>
+          <w:lang w:val="en-US"/>
+        </w:rPr>
+        <w:t>chú</w:t>
+      </w:r>
+      <w:proofErr w:type="spellEnd"/>
+      <w:r>
+        <w:rPr>
+          <w:rFonts w:asciiTheme="majorHAnsi" w:hAnsiTheme="majorHAnsi" w:cstheme="majorHAnsi"/>
+          <w:i/>
+          <w:iCs/>
+          <w:color w:val="EE0000"/>
+          <w:sz w:val="28"/>
+          <w:szCs w:val="28"/>
+          <w:lang w:val="en-US"/>
+        </w:rPr>
+        <w:t xml:space="preserve">: Shadow mode </w:t>
+      </w:r>
+      <w:proofErr w:type="spellStart"/>
+      <w:r>
+        <w:rPr>
+          <w:rFonts w:asciiTheme="majorHAnsi" w:hAnsiTheme="majorHAnsi" w:cstheme="majorHAnsi"/>
+          <w:i/>
+          <w:iCs/>
+          <w:color w:val="EE0000"/>
+          <w:sz w:val="28"/>
+          <w:szCs w:val="28"/>
+          <w:lang w:val="en-US"/>
+        </w:rPr>
+        <w:t>có</w:t>
+      </w:r>
+      <w:proofErr w:type="spellEnd"/>
+      <w:r>
+        <w:rPr>
+          <w:rFonts w:asciiTheme="majorHAnsi" w:hAnsiTheme="majorHAnsi" w:cstheme="majorHAnsi"/>
+          <w:i/>
+          <w:iCs/>
+          <w:color w:val="EE0000"/>
+          <w:sz w:val="28"/>
+          <w:szCs w:val="28"/>
+          <w:lang w:val="en-US"/>
+        </w:rPr>
+        <w:t xml:space="preserve"> 2 </w:t>
+      </w:r>
+      <w:proofErr w:type="spellStart"/>
+      <w:r>
+        <w:rPr>
+          <w:rFonts w:asciiTheme="majorHAnsi" w:hAnsiTheme="majorHAnsi" w:cstheme="majorHAnsi"/>
+          <w:i/>
+          <w:iCs/>
+          <w:color w:val="EE0000"/>
+          <w:sz w:val="28"/>
+          <w:szCs w:val="28"/>
+          <w:lang w:val="en-US"/>
+        </w:rPr>
+        <w:t>loại</w:t>
+      </w:r>
+      <w:proofErr w:type="spellEnd"/>
+      <w:r>
+        <w:rPr>
+          <w:rFonts w:asciiTheme="majorHAnsi" w:hAnsiTheme="majorHAnsi" w:cstheme="majorHAnsi"/>
+          <w:i/>
+          <w:iCs/>
+          <w:color w:val="EE0000"/>
+          <w:sz w:val="28"/>
+          <w:szCs w:val="28"/>
+          <w:lang w:val="en-US"/>
+        </w:rPr>
+        <w:t xml:space="preserve"> </w:t>
+      </w:r>
+      <w:proofErr w:type="spellStart"/>
+      <w:r>
+        <w:rPr>
+          <w:rFonts w:asciiTheme="majorHAnsi" w:hAnsiTheme="majorHAnsi" w:cstheme="majorHAnsi"/>
+          <w:i/>
+          <w:iCs/>
+          <w:color w:val="EE0000"/>
+          <w:sz w:val="28"/>
+          <w:szCs w:val="28"/>
+          <w:lang w:val="en-US"/>
+        </w:rPr>
+        <w:t>là</w:t>
+      </w:r>
+      <w:proofErr w:type="spellEnd"/>
+      <w:r>
+        <w:rPr>
+          <w:rFonts w:asciiTheme="majorHAnsi" w:hAnsiTheme="majorHAnsi" w:cstheme="majorHAnsi"/>
+          <w:i/>
+          <w:iCs/>
+          <w:color w:val="EE0000"/>
+          <w:sz w:val="28"/>
+          <w:szCs w:val="28"/>
+          <w:lang w:val="en-US"/>
+        </w:rPr>
+        <w:t xml:space="preserve"> Cude </w:t>
+      </w:r>
+      <w:proofErr w:type="spellStart"/>
+      <w:r>
+        <w:rPr>
+          <w:rFonts w:asciiTheme="majorHAnsi" w:hAnsiTheme="majorHAnsi" w:cstheme="majorHAnsi"/>
+          <w:i/>
+          <w:iCs/>
+          <w:color w:val="EE0000"/>
+          <w:sz w:val="28"/>
+          <w:szCs w:val="28"/>
           <w:lang w:val="en-US"/>
         </w:rPr>
         <w:t>và</w:t>
@@ -1055,11 +2694,63 @@
       <w:r>
         <w:rPr>
           <w:rFonts w:asciiTheme="majorHAnsi" w:hAnsiTheme="majorHAnsi" w:cstheme="majorHAnsi"/>
-          <w:sz w:val="26"/>
-          <w:szCs w:val="26"/>
-          <w:lang w:val="en-US"/>
-        </w:rPr>
-        <w:t xml:space="preserve"> OmnLight3D.</w:t>
+          <w:i/>
+          <w:iCs/>
+          <w:color w:val="EE0000"/>
+          <w:sz w:val="28"/>
+          <w:szCs w:val="28"/>
+          <w:lang w:val="en-US"/>
+        </w:rPr>
+        <w:t xml:space="preserve"> </w:t>
+      </w:r>
+      <w:proofErr w:type="spellStart"/>
+      <w:r>
+        <w:rPr>
+          <w:rFonts w:asciiTheme="majorHAnsi" w:hAnsiTheme="majorHAnsi" w:cstheme="majorHAnsi"/>
+          <w:i/>
+          <w:iCs/>
+          <w:color w:val="EE0000"/>
+          <w:sz w:val="28"/>
+          <w:szCs w:val="28"/>
+        </w:rPr>
+        <w:t>Dual</w:t>
+      </w:r>
+      <w:proofErr w:type="spellEnd"/>
+      <w:r>
+        <w:rPr>
+          <w:rFonts w:asciiTheme="majorHAnsi" w:hAnsiTheme="majorHAnsi" w:cstheme="majorHAnsi"/>
+          <w:i/>
+          <w:iCs/>
+          <w:color w:val="EE0000"/>
+          <w:sz w:val="28"/>
+          <w:szCs w:val="28"/>
+        </w:rPr>
+        <w:t xml:space="preserve"> </w:t>
+      </w:r>
+      <w:proofErr w:type="spellStart"/>
+      <w:r>
+        <w:rPr>
+          <w:rFonts w:asciiTheme="majorHAnsi" w:hAnsiTheme="majorHAnsi" w:cstheme="majorHAnsi"/>
+          <w:i/>
+          <w:iCs/>
+          <w:color w:val="EE0000"/>
+          <w:sz w:val="28"/>
+          <w:szCs w:val="28"/>
+        </w:rPr>
+        <w:t>Paraboloid</w:t>
+      </w:r>
+      <w:proofErr w:type="spellEnd"/>
+      <w:r>
+        <w:rPr>
+          <w:rFonts w:asciiTheme="majorHAnsi" w:hAnsiTheme="majorHAnsi" w:cstheme="majorHAnsi"/>
+          <w:i/>
+          <w:iCs/>
+          <w:color w:val="EE0000"/>
+          <w:sz w:val="28"/>
+          <w:szCs w:val="28"/>
+          <w:lang w:val="en-US"/>
+        </w:rPr>
+        <w:t>.</w:t>
       </w:r>
     </w:p>
     <w:tbl>
@@ -1074,6 +2765,9 @@
         <w:gridCol w:w="3117"/>
       </w:tblGrid>
       <w:tr>
+        <w:trPr>
+          <w:trHeight w:val="396"/>
+        </w:trPr>
         <w:tc>
           <w:tcPr>
             <w:tcW w:w="3116" w:type="dxa"/>
@@ -1081,11 +2775,10 @@
           </w:tcPr>
           <w:p>
             <w:pPr>
-              <w:jc w:val="center"/>
-              <w:rPr>
-                <w:rFonts w:asciiTheme="majorHAnsi" w:hAnsiTheme="majorHAnsi" w:cstheme="majorHAnsi"/>
-                <w:sz w:val="26"/>
-                <w:szCs w:val="26"/>
+              <w:rPr>
+                <w:rFonts w:asciiTheme="majorHAnsi" w:hAnsiTheme="majorHAnsi" w:cstheme="majorHAnsi"/>
+                <w:sz w:val="28"/>
+                <w:szCs w:val="28"/>
                 <w:lang w:val="en-US"/>
               </w:rPr>
             </w:pPr>
@@ -1098,63 +2791,10 @@
           </w:tcPr>
           <w:p>
             <w:pPr>
-              <w:jc w:val="center"/>
-              <w:rPr>
-                <w:rFonts w:asciiTheme="majorHAnsi" w:hAnsiTheme="majorHAnsi" w:cstheme="majorHAnsi"/>
-                <w:sz w:val="26"/>
-                <w:szCs w:val="26"/>
-                <w:lang w:val="en-US"/>
-              </w:rPr>
-            </w:pPr>
-            <w:r>
-              <w:rPr>
-                <w:rFonts w:asciiTheme="majorHAnsi" w:hAnsiTheme="majorHAnsi" w:cstheme="majorHAnsi"/>
-                <w:sz w:val="26"/>
-                <w:szCs w:val="26"/>
-              </w:rPr>
-              <w:t>SpotLight3D</w:t>
-            </w:r>
-          </w:p>
-        </w:tc>
-        <w:tc>
-          <w:tcPr>
-            <w:tcW w:w="3117" w:type="dxa"/>
-            <w:vAlign w:val="center"/>
-          </w:tcPr>
-          <w:p>
-            <w:pPr>
-              <w:jc w:val="center"/>
-              <w:rPr>
-                <w:rFonts w:asciiTheme="majorHAnsi" w:hAnsiTheme="majorHAnsi" w:cstheme="majorHAnsi"/>
-                <w:sz w:val="26"/>
-                <w:szCs w:val="26"/>
-                <w:lang w:val="en-US"/>
-              </w:rPr>
-            </w:pPr>
-            <w:r>
-              <w:rPr>
-                <w:rFonts w:asciiTheme="majorHAnsi" w:hAnsiTheme="majorHAnsi" w:cstheme="majorHAnsi"/>
-                <w:sz w:val="26"/>
-                <w:szCs w:val="26"/>
-              </w:rPr>
-              <w:t>OmniLight3D</w:t>
-            </w:r>
-          </w:p>
-        </w:tc>
-      </w:tr>
-      <w:tr>
-        <w:tc>
-          <w:tcPr>
-            <w:tcW w:w="3116" w:type="dxa"/>
-            <w:vAlign w:val="center"/>
-          </w:tcPr>
-          <w:p>
-            <w:pPr>
-              <w:jc w:val="center"/>
-              <w:rPr>
-                <w:rFonts w:asciiTheme="majorHAnsi" w:hAnsiTheme="majorHAnsi" w:cstheme="majorHAnsi"/>
-                <w:sz w:val="26"/>
-                <w:szCs w:val="26"/>
+              <w:rPr>
+                <w:rFonts w:asciiTheme="majorHAnsi" w:hAnsiTheme="majorHAnsi" w:cstheme="majorHAnsi"/>
+                <w:sz w:val="28"/>
+                <w:szCs w:val="28"/>
                 <w:lang w:val="en-US"/>
               </w:rPr>
             </w:pPr>
@@ -1162,51 +2802,10 @@
             <w:r>
               <w:rPr>
                 <w:rFonts w:asciiTheme="majorHAnsi" w:hAnsiTheme="majorHAnsi" w:cstheme="majorHAnsi"/>
-                <w:sz w:val="26"/>
-                <w:szCs w:val="26"/>
-                <w:lang w:val="en-US"/>
-              </w:rPr>
-              <w:t>Kiểu</w:t>
-            </w:r>
-            <w:proofErr w:type="spellEnd"/>
-            <w:r>
-              <w:rPr>
-                <w:rFonts w:asciiTheme="majorHAnsi" w:hAnsiTheme="majorHAnsi" w:cstheme="majorHAnsi"/>
-                <w:sz w:val="26"/>
-                <w:szCs w:val="26"/>
-                <w:lang w:val="en-US"/>
-              </w:rPr>
-              <w:t xml:space="preserve"> </w:t>
-            </w:r>
-            <w:proofErr w:type="spellStart"/>
-            <w:r>
-              <w:rPr>
-                <w:rFonts w:asciiTheme="majorHAnsi" w:hAnsiTheme="majorHAnsi" w:cstheme="majorHAnsi"/>
-                <w:sz w:val="26"/>
-                <w:szCs w:val="26"/>
-                <w:lang w:val="en-US"/>
-              </w:rPr>
-              <w:t>phát</w:t>
-            </w:r>
-            <w:proofErr w:type="spellEnd"/>
-            <w:r>
-              <w:rPr>
-                <w:rFonts w:asciiTheme="majorHAnsi" w:hAnsiTheme="majorHAnsi" w:cstheme="majorHAnsi"/>
-                <w:sz w:val="26"/>
-                <w:szCs w:val="26"/>
-                <w:lang w:val="en-US"/>
-              </w:rPr>
-              <w:t xml:space="preserve"> </w:t>
-            </w:r>
-            <w:proofErr w:type="spellStart"/>
-            <w:r>
-              <w:rPr>
-                <w:rFonts w:asciiTheme="majorHAnsi" w:hAnsiTheme="majorHAnsi" w:cstheme="majorHAnsi"/>
-                <w:sz w:val="26"/>
-                <w:szCs w:val="26"/>
-                <w:lang w:val="en-US"/>
-              </w:rPr>
-              <w:t>sáng</w:t>
+                <w:sz w:val="28"/>
+                <w:szCs w:val="28"/>
+              </w:rPr>
+              <w:t>Cube</w:t>
             </w:r>
             <w:proofErr w:type="spellEnd"/>
           </w:p>
@@ -1220,8 +2819,8 @@
             <w:pPr>
               <w:rPr>
                 <w:rFonts w:asciiTheme="majorHAnsi" w:hAnsiTheme="majorHAnsi" w:cstheme="majorHAnsi"/>
-                <w:sz w:val="26"/>
-                <w:szCs w:val="26"/>
+                <w:sz w:val="28"/>
+                <w:szCs w:val="28"/>
                 <w:lang w:val="en-US"/>
               </w:rPr>
             </w:pPr>
@@ -1229,31 +2828,66 @@
             <w:r>
               <w:rPr>
                 <w:rFonts w:asciiTheme="majorHAnsi" w:hAnsiTheme="majorHAnsi" w:cstheme="majorHAnsi"/>
-                <w:sz w:val="26"/>
-                <w:szCs w:val="26"/>
-                <w:lang w:val="en-US"/>
-              </w:rPr>
-              <w:t>Có</w:t>
+                <w:sz w:val="28"/>
+                <w:szCs w:val="28"/>
+              </w:rPr>
+              <w:t>Dual</w:t>
             </w:r>
             <w:proofErr w:type="spellEnd"/>
             <w:r>
               <w:rPr>
                 <w:rFonts w:asciiTheme="majorHAnsi" w:hAnsiTheme="majorHAnsi" w:cstheme="majorHAnsi"/>
-                <w:sz w:val="26"/>
-                <w:szCs w:val="26"/>
-                <w:lang w:val="en-US"/>
-              </w:rPr>
-              <w:t xml:space="preserve"> </w:t>
+                <w:sz w:val="28"/>
+                <w:szCs w:val="28"/>
+              </w:rPr>
+              <w:t xml:space="preserve"> Paraboloid</w:t>
+            </w:r>
+          </w:p>
+        </w:tc>
+      </w:tr>
+      <w:tr>
+        <w:trPr>
+          <w:trHeight w:val="776"/>
+        </w:trPr>
+        <w:tc>
+          <w:tcPr>
+            <w:tcW w:w="3116" w:type="dxa"/>
+            <w:vAlign w:val="center"/>
+          </w:tcPr>
+          <w:p>
+            <w:pPr>
+              <w:rPr>
+                <w:rFonts w:asciiTheme="majorHAnsi" w:hAnsiTheme="majorHAnsi" w:cstheme="majorHAnsi"/>
+                <w:sz w:val="28"/>
+                <w:szCs w:val="28"/>
+                <w:lang w:val="en-US"/>
+              </w:rPr>
+            </w:pPr>
+            <w:r>
+              <w:rPr>
+                <w:rFonts w:asciiTheme="majorHAnsi" w:hAnsiTheme="majorHAnsi" w:cstheme="majorHAnsi"/>
+                <w:sz w:val="28"/>
+                <w:szCs w:val="28"/>
+              </w:rPr>
+              <w:t xml:space="preserve">Cách </w:t>
+            </w:r>
+            <w:r>
+              <w:rPr>
+                <w:rFonts w:asciiTheme="majorHAnsi" w:hAnsiTheme="majorHAnsi" w:cstheme="majorHAnsi"/>
+                <w:sz w:val="28"/>
+                <w:szCs w:val="28"/>
+              </w:rPr>
+              <w:t>đổ b</w:t>
             </w:r>
             <w:proofErr w:type="spellStart"/>
             <w:r>
               <w:rPr>
                 <w:rFonts w:asciiTheme="majorHAnsi" w:hAnsiTheme="majorHAnsi" w:cstheme="majorHAnsi"/>
-                <w:sz w:val="26"/>
-                <w:szCs w:val="26"/>
-                <w:lang w:val="en-US"/>
-              </w:rPr>
-              <w:t>hướng</w:t>
+                <w:sz w:val="28"/>
+                <w:szCs w:val="28"/>
+                <w:lang w:val="en-US"/>
+              </w:rPr>
+              <w:t>óng</w:t>
             </w:r>
             <w:proofErr w:type="spellEnd"/>
           </w:p>
@@ -1267,66 +2901,78 @@
             <w:pPr>
               <w:rPr>
                 <w:rFonts w:asciiTheme="majorHAnsi" w:hAnsiTheme="majorHAnsi" w:cstheme="majorHAnsi"/>
-                <w:sz w:val="26"/>
-                <w:szCs w:val="26"/>
+                <w:sz w:val="28"/>
+                <w:szCs w:val="28"/>
                 <w:lang w:val="en-US"/>
               </w:rPr>
             </w:pPr>
+            <w:r>
+              <w:rPr>
+                <w:rFonts w:asciiTheme="majorHAnsi" w:hAnsiTheme="majorHAnsi" w:cstheme="majorHAnsi"/>
+                <w:sz w:val="28"/>
+                <w:szCs w:val="28"/>
+              </w:rPr>
+              <w:t xml:space="preserve">Dùng </w:t>
+            </w:r>
+            <w:r>
+              <w:rPr>
+                <w:rFonts w:asciiTheme="majorHAnsi" w:hAnsiTheme="majorHAnsi" w:cstheme="majorHAnsi"/>
+                <w:b/>
+                <w:bCs/>
+                <w:sz w:val="28"/>
+                <w:szCs w:val="28"/>
+              </w:rPr>
+              <w:t xml:space="preserve">2 </w:t>
+            </w:r>
             <w:proofErr w:type="spellStart"/>
             <w:r>
               <w:rPr>
                 <w:rFonts w:asciiTheme="majorHAnsi" w:hAnsiTheme="majorHAnsi" w:cstheme="majorHAnsi"/>
-                <w:sz w:val="26"/>
-                <w:szCs w:val="26"/>
-                <w:lang w:val="en-US"/>
-              </w:rPr>
-              <w:t>Không</w:t>
+                <w:sz w:val="28"/>
+                <w:szCs w:val="28"/>
+              </w:rPr>
+              <w:t>paraboloid</w:t>
             </w:r>
             <w:proofErr w:type="spellEnd"/>
             <w:r>
               <w:rPr>
                 <w:rFonts w:asciiTheme="majorHAnsi" w:hAnsiTheme="majorHAnsi" w:cstheme="majorHAnsi"/>
-                <w:sz w:val="26"/>
-                <w:szCs w:val="26"/>
-                <w:lang w:val="en-US"/>
-              </w:rPr>
-              <w:t xml:space="preserve"> </w:t>
-            </w:r>
-            <w:proofErr w:type="spellStart"/>
-            <w:r>
-              <w:rPr>
-                <w:rFonts w:asciiTheme="majorHAnsi" w:hAnsiTheme="majorHAnsi" w:cstheme="majorHAnsi"/>
-                <w:sz w:val="26"/>
-                <w:szCs w:val="26"/>
-                <w:lang w:val="en-US"/>
-              </w:rPr>
-              <w:t>có</w:t>
-            </w:r>
-            <w:proofErr w:type="spellEnd"/>
-            <w:r>
-              <w:rPr>
-                <w:rFonts w:asciiTheme="majorHAnsi" w:hAnsiTheme="majorHAnsi" w:cstheme="majorHAnsi"/>
-                <w:sz w:val="26"/>
-                <w:szCs w:val="26"/>
-                <w:lang w:val="en-US"/>
-              </w:rPr>
-              <w:t xml:space="preserve"> </w:t>
-            </w:r>
-            <w:proofErr w:type="spellStart"/>
-            <w:r>
-              <w:rPr>
-                <w:rFonts w:asciiTheme="majorHAnsi" w:hAnsiTheme="majorHAnsi" w:cstheme="majorHAnsi"/>
-                <w:sz w:val="26"/>
-                <w:szCs w:val="26"/>
-                <w:lang w:val="en-US"/>
-              </w:rPr>
-              <w:t>hướng</w:t>
-            </w:r>
-            <w:proofErr w:type="spellEnd"/>
+                <w:sz w:val="28"/>
+                <w:szCs w:val="28"/>
+              </w:rPr>
+              <w:t xml:space="preserve"> để bao phủ 2 phía</w:t>
+            </w:r>
+          </w:p>
+        </w:tc>
+        <w:tc>
+          <w:tcPr>
+            <w:tcW w:w="3117" w:type="dxa"/>
+            <w:vAlign w:val="center"/>
+          </w:tcPr>
+          <w:p>
+            <w:pPr>
+              <w:rPr>
+                <w:rFonts w:asciiTheme="majorHAnsi" w:hAnsiTheme="majorHAnsi" w:cstheme="majorHAnsi"/>
+                <w:sz w:val="28"/>
+                <w:szCs w:val="28"/>
+                <w:lang w:val="en-US"/>
+              </w:rPr>
+            </w:pPr>
+            <w:r>
+              <w:rPr>
+                <w:rFonts w:asciiTheme="majorHAnsi" w:hAnsiTheme="majorHAnsi" w:cstheme="majorHAnsi"/>
+                <w:sz w:val="28"/>
+                <w:szCs w:val="28"/>
+              </w:rPr>
+              <w:t>Dùng 6 mặt của cube</w:t>
+            </w:r>
           </w:p>
         </w:tc>
       </w:tr>
       <w:tr>
+        <w:trPr>
+          <w:trHeight w:val="396"/>
+        </w:trPr>
         <w:tc>
           <w:tcPr>
             <w:tcW w:w="3116" w:type="dxa"/>
@@ -1334,11 +2980,34 @@
           </w:tcPr>
           <w:p>
             <w:pPr>
-              <w:jc w:val="center"/>
-              <w:rPr>
-                <w:rFonts w:asciiTheme="majorHAnsi" w:hAnsiTheme="majorHAnsi" w:cstheme="majorHAnsi"/>
-                <w:sz w:val="26"/>
-                <w:szCs w:val="26"/>
+              <w:rPr>
+                <w:rFonts w:asciiTheme="majorHAnsi" w:hAnsiTheme="majorHAnsi" w:cstheme="majorHAnsi"/>
+                <w:sz w:val="28"/>
+                <w:szCs w:val="28"/>
+                <w:lang w:val="en-US"/>
+              </w:rPr>
+            </w:pPr>
+            <w:r>
+              <w:rPr>
+                <w:rFonts w:asciiTheme="majorHAnsi" w:hAnsiTheme="majorHAnsi" w:cstheme="majorHAnsi"/>
+                <w:sz w:val="28"/>
+                <w:szCs w:val="28"/>
+              </w:rPr>
+              <w:t>Hiệu năng</w:t>
+            </w:r>
+          </w:p>
+        </w:tc>
+        <w:tc>
+          <w:tcPr>
+            <w:tcW w:w="3117" w:type="dxa"/>
+            <w:vAlign w:val="center"/>
+          </w:tcPr>
+          <w:p>
+            <w:pPr>
+              <w:rPr>
+                <w:rFonts w:asciiTheme="majorHAnsi" w:hAnsiTheme="majorHAnsi" w:cstheme="majorHAnsi"/>
+                <w:sz w:val="28"/>
+                <w:szCs w:val="28"/>
                 <w:lang w:val="en-US"/>
               </w:rPr>
             </w:pPr>
@@ -1346,18 +3015,18 @@
             <w:r>
               <w:rPr>
                 <w:rFonts w:asciiTheme="majorHAnsi" w:hAnsiTheme="majorHAnsi" w:cstheme="majorHAnsi"/>
-                <w:sz w:val="26"/>
-                <w:szCs w:val="26"/>
-                <w:lang w:val="en-US"/>
-              </w:rPr>
-              <w:t>Cách</w:t>
+                <w:sz w:val="28"/>
+                <w:szCs w:val="28"/>
+                <w:lang w:val="en-US"/>
+              </w:rPr>
+              <w:t>Tốt</w:t>
             </w:r>
             <w:proofErr w:type="spellEnd"/>
             <w:r>
               <w:rPr>
                 <w:rFonts w:asciiTheme="majorHAnsi" w:hAnsiTheme="majorHAnsi" w:cstheme="majorHAnsi"/>
-                <w:sz w:val="26"/>
-                <w:szCs w:val="26"/>
+                <w:sz w:val="28"/>
+                <w:szCs w:val="28"/>
                 <w:lang w:val="en-US"/>
               </w:rPr>
               <w:t xml:space="preserve"> </w:t>
@@ -1366,31 +3035,11 @@
             <w:r>
               <w:rPr>
                 <w:rFonts w:asciiTheme="majorHAnsi" w:hAnsiTheme="majorHAnsi" w:cstheme="majorHAnsi"/>
-                <w:sz w:val="26"/>
-                <w:szCs w:val="26"/>
-                <w:lang w:val="en-US"/>
-              </w:rPr>
-              <w:t>phát</w:t>
-            </w:r>
-            <w:proofErr w:type="spellEnd"/>
-            <w:r>
-              <w:rPr>
-                <w:rFonts w:asciiTheme="majorHAnsi" w:hAnsiTheme="majorHAnsi" w:cstheme="majorHAnsi"/>
-                <w:sz w:val="26"/>
-                <w:szCs w:val="26"/>
-                <w:lang w:val="en-US"/>
-              </w:rPr>
-              <w:t xml:space="preserve"> </w:t>
-            </w:r>
-            <w:proofErr w:type="spellStart"/>
-            <w:r>
-              <w:rPr>
-                <w:rFonts w:asciiTheme="majorHAnsi" w:hAnsiTheme="majorHAnsi" w:cstheme="majorHAnsi"/>
-                <w:sz w:val="26"/>
-                <w:szCs w:val="26"/>
-                <w:lang w:val="en-US"/>
-              </w:rPr>
-              <w:t>sáng</w:t>
+                <w:sz w:val="28"/>
+                <w:szCs w:val="28"/>
+                <w:lang w:val="en-US"/>
+              </w:rPr>
+              <w:t>hơn</w:t>
             </w:r>
             <w:proofErr w:type="spellEnd"/>
           </w:p>
@@ -1404,32 +3053,8 @@
             <w:pPr>
               <w:rPr>
                 <w:rFonts w:asciiTheme="majorHAnsi" w:hAnsiTheme="majorHAnsi" w:cstheme="majorHAnsi"/>
-                <w:sz w:val="26"/>
-                <w:szCs w:val="26"/>
-                <w:lang w:val="en-US"/>
-              </w:rPr>
-            </w:pPr>
-            <w:r>
-              <w:rPr>
-                <w:rFonts w:asciiTheme="majorHAnsi" w:hAnsiTheme="majorHAnsi" w:cstheme="majorHAnsi"/>
-                <w:sz w:val="26"/>
-                <w:szCs w:val="26"/>
-              </w:rPr>
-              <w:t>Theo một hướng xác định</w:t>
-            </w:r>
-          </w:p>
-        </w:tc>
-        <w:tc>
-          <w:tcPr>
-            <w:tcW w:w="3117" w:type="dxa"/>
-            <w:vAlign w:val="center"/>
-          </w:tcPr>
-          <w:p>
-            <w:pPr>
-              <w:rPr>
-                <w:rFonts w:asciiTheme="majorHAnsi" w:hAnsiTheme="majorHAnsi" w:cstheme="majorHAnsi"/>
-                <w:sz w:val="26"/>
-                <w:szCs w:val="26"/>
+                <w:sz w:val="28"/>
+                <w:szCs w:val="28"/>
                 <w:lang w:val="en-US"/>
               </w:rPr>
             </w:pPr>
@@ -1437,18 +3062,18 @@
             <w:r>
               <w:rPr>
                 <w:rFonts w:asciiTheme="majorHAnsi" w:hAnsiTheme="majorHAnsi" w:cstheme="majorHAnsi"/>
-                <w:sz w:val="26"/>
-                <w:szCs w:val="26"/>
-                <w:lang w:val="en-US"/>
-              </w:rPr>
-              <w:t>Phát</w:t>
+                <w:sz w:val="28"/>
+                <w:szCs w:val="28"/>
+                <w:lang w:val="en-US"/>
+              </w:rPr>
+              <w:t>Tốn</w:t>
             </w:r>
             <w:proofErr w:type="spellEnd"/>
             <w:r>
               <w:rPr>
                 <w:rFonts w:asciiTheme="majorHAnsi" w:hAnsiTheme="majorHAnsi" w:cstheme="majorHAnsi"/>
-                <w:sz w:val="26"/>
-                <w:szCs w:val="26"/>
+                <w:sz w:val="28"/>
+                <w:szCs w:val="28"/>
                 <w:lang w:val="en-US"/>
               </w:rPr>
               <w:t xml:space="preserve"> </w:t>
@@ -1457,97 +3082,20 @@
             <w:r>
               <w:rPr>
                 <w:rFonts w:asciiTheme="majorHAnsi" w:hAnsiTheme="majorHAnsi" w:cstheme="majorHAnsi"/>
-                <w:sz w:val="26"/>
-                <w:szCs w:val="26"/>
-                <w:lang w:val="en-US"/>
-              </w:rPr>
-              <w:t>mọi</w:t>
-            </w:r>
-            <w:proofErr w:type="spellEnd"/>
-            <w:r>
-              <w:rPr>
-                <w:rFonts w:asciiTheme="majorHAnsi" w:hAnsiTheme="majorHAnsi" w:cstheme="majorHAnsi"/>
-                <w:sz w:val="26"/>
-                <w:szCs w:val="26"/>
-                <w:lang w:val="en-US"/>
-              </w:rPr>
-              <w:t xml:space="preserve"> </w:t>
-            </w:r>
-            <w:proofErr w:type="spellStart"/>
-            <w:r>
-              <w:rPr>
-                <w:rFonts w:asciiTheme="majorHAnsi" w:hAnsiTheme="majorHAnsi" w:cstheme="majorHAnsi"/>
-                <w:sz w:val="26"/>
-                <w:szCs w:val="26"/>
-                <w:lang w:val="en-US"/>
-              </w:rPr>
-              <w:t>hướng</w:t>
-            </w:r>
-            <w:proofErr w:type="spellEnd"/>
-            <w:r>
-              <w:rPr>
-                <w:rFonts w:asciiTheme="majorHAnsi" w:hAnsiTheme="majorHAnsi" w:cstheme="majorHAnsi"/>
-                <w:sz w:val="26"/>
-                <w:szCs w:val="26"/>
-                <w:lang w:val="en-US"/>
-              </w:rPr>
-              <w:t xml:space="preserve"> </w:t>
-            </w:r>
-            <w:proofErr w:type="spellStart"/>
-            <w:r>
-              <w:rPr>
-                <w:rFonts w:asciiTheme="majorHAnsi" w:hAnsiTheme="majorHAnsi" w:cstheme="majorHAnsi"/>
-                <w:sz w:val="26"/>
-                <w:szCs w:val="26"/>
-                <w:lang w:val="en-US"/>
-              </w:rPr>
-              <w:t>từ</w:t>
-            </w:r>
-            <w:proofErr w:type="spellEnd"/>
-            <w:r>
-              <w:rPr>
-                <w:rFonts w:asciiTheme="majorHAnsi" w:hAnsiTheme="majorHAnsi" w:cstheme="majorHAnsi"/>
-                <w:sz w:val="26"/>
-                <w:szCs w:val="26"/>
-                <w:lang w:val="en-US"/>
-              </w:rPr>
-              <w:t xml:space="preserve"> </w:t>
-            </w:r>
-            <w:proofErr w:type="spellStart"/>
-            <w:r>
-              <w:rPr>
-                <w:rFonts w:asciiTheme="majorHAnsi" w:hAnsiTheme="majorHAnsi" w:cstheme="majorHAnsi"/>
-                <w:sz w:val="26"/>
-                <w:szCs w:val="26"/>
-                <w:lang w:val="en-US"/>
-              </w:rPr>
-              <w:t>một</w:t>
-            </w:r>
-            <w:proofErr w:type="spellEnd"/>
-            <w:r>
-              <w:rPr>
-                <w:rFonts w:asciiTheme="majorHAnsi" w:hAnsiTheme="majorHAnsi" w:cstheme="majorHAnsi"/>
-                <w:sz w:val="26"/>
-                <w:szCs w:val="26"/>
-                <w:lang w:val="en-US"/>
-              </w:rPr>
-              <w:t xml:space="preserve"> </w:t>
-            </w:r>
-            <w:proofErr w:type="spellStart"/>
-            <w:r>
-              <w:rPr>
-                <w:rFonts w:asciiTheme="majorHAnsi" w:hAnsiTheme="majorHAnsi" w:cstheme="majorHAnsi"/>
-                <w:sz w:val="26"/>
-                <w:szCs w:val="26"/>
-                <w:lang w:val="en-US"/>
-              </w:rPr>
-              <w:t>điểm</w:t>
+                <w:sz w:val="28"/>
+                <w:szCs w:val="28"/>
+                <w:lang w:val="en-US"/>
+              </w:rPr>
+              <w:t>hơn</w:t>
             </w:r>
             <w:proofErr w:type="spellEnd"/>
           </w:p>
         </w:tc>
       </w:tr>
       <w:tr>
+        <w:trPr>
+          <w:trHeight w:val="792"/>
+        </w:trPr>
         <w:tc>
           <w:tcPr>
             <w:tcW w:w="3116" w:type="dxa"/>
@@ -1555,11 +3103,10 @@
           </w:tcPr>
           <w:p>
             <w:pPr>
-              <w:jc w:val="center"/>
-              <w:rPr>
-                <w:rFonts w:asciiTheme="majorHAnsi" w:hAnsiTheme="majorHAnsi" w:cstheme="majorHAnsi"/>
-                <w:sz w:val="26"/>
-                <w:szCs w:val="26"/>
+              <w:rPr>
+                <w:rFonts w:asciiTheme="majorHAnsi" w:hAnsiTheme="majorHAnsi" w:cstheme="majorHAnsi"/>
+                <w:sz w:val="28"/>
+                <w:szCs w:val="28"/>
                 <w:lang w:val="en-US"/>
               </w:rPr>
             </w:pPr>
@@ -1567,18 +3114,18 @@
             <w:r>
               <w:rPr>
                 <w:rFonts w:asciiTheme="majorHAnsi" w:hAnsiTheme="majorHAnsi" w:cstheme="majorHAnsi"/>
-                <w:sz w:val="26"/>
-                <w:szCs w:val="26"/>
-                <w:lang w:val="en-US"/>
-              </w:rPr>
-              <w:t>Vùng</w:t>
+                <w:sz w:val="28"/>
+                <w:szCs w:val="28"/>
+                <w:lang w:val="en-US"/>
+              </w:rPr>
+              <w:t>Sử</w:t>
             </w:r>
             <w:proofErr w:type="spellEnd"/>
             <w:r>
               <w:rPr>
                 <w:rFonts w:asciiTheme="majorHAnsi" w:hAnsiTheme="majorHAnsi" w:cstheme="majorHAnsi"/>
-                <w:sz w:val="26"/>
-                <w:szCs w:val="26"/>
+                <w:sz w:val="28"/>
+                <w:szCs w:val="28"/>
                 <w:lang w:val="en-US"/>
               </w:rPr>
               <w:t xml:space="preserve"> </w:t>
@@ -1587,11 +3134,71 @@
             <w:r>
               <w:rPr>
                 <w:rFonts w:asciiTheme="majorHAnsi" w:hAnsiTheme="majorHAnsi" w:cstheme="majorHAnsi"/>
-                <w:sz w:val="26"/>
-                <w:szCs w:val="26"/>
-                <w:lang w:val="en-US"/>
-              </w:rPr>
-              <w:t>chiếu</w:t>
+                <w:sz w:val="28"/>
+                <w:szCs w:val="28"/>
+                <w:lang w:val="en-US"/>
+              </w:rPr>
+              <w:t>dụng</w:t>
+            </w:r>
+            <w:proofErr w:type="spellEnd"/>
+            <w:r>
+              <w:rPr>
+                <w:rFonts w:asciiTheme="majorHAnsi" w:hAnsiTheme="majorHAnsi" w:cstheme="majorHAnsi"/>
+                <w:sz w:val="28"/>
+                <w:szCs w:val="28"/>
+                <w:lang w:val="en-US"/>
+              </w:rPr>
+              <w:t xml:space="preserve"> </w:t>
+            </w:r>
+            <w:proofErr w:type="spellStart"/>
+            <w:r>
+              <w:rPr>
+                <w:rFonts w:asciiTheme="majorHAnsi" w:hAnsiTheme="majorHAnsi" w:cstheme="majorHAnsi"/>
+                <w:sz w:val="28"/>
+                <w:szCs w:val="28"/>
+                <w:lang w:val="en-US"/>
+              </w:rPr>
+              <w:t>trong</w:t>
+            </w:r>
+            <w:proofErr w:type="spellEnd"/>
+            <w:r>
+              <w:rPr>
+                <w:rFonts w:asciiTheme="majorHAnsi" w:hAnsiTheme="majorHAnsi" w:cstheme="majorHAnsi"/>
+                <w:sz w:val="28"/>
+                <w:szCs w:val="28"/>
+                <w:lang w:val="en-US"/>
+              </w:rPr>
+              <w:t xml:space="preserve"> </w:t>
+            </w:r>
+            <w:proofErr w:type="spellStart"/>
+            <w:r>
+              <w:rPr>
+                <w:rFonts w:asciiTheme="majorHAnsi" w:hAnsiTheme="majorHAnsi" w:cstheme="majorHAnsi"/>
+                <w:sz w:val="28"/>
+                <w:szCs w:val="28"/>
+                <w:lang w:val="en-US"/>
+              </w:rPr>
+              <w:t>trường</w:t>
+            </w:r>
+            <w:proofErr w:type="spellEnd"/>
+            <w:r>
+              <w:rPr>
+                <w:rFonts w:asciiTheme="majorHAnsi" w:hAnsiTheme="majorHAnsi" w:cstheme="majorHAnsi"/>
+                <w:sz w:val="28"/>
+                <w:szCs w:val="28"/>
+                <w:lang w:val="en-US"/>
+              </w:rPr>
+              <w:t xml:space="preserve"> </w:t>
+            </w:r>
+            <w:proofErr w:type="spellStart"/>
+            <w:r>
+              <w:rPr>
+                <w:rFonts w:asciiTheme="majorHAnsi" w:hAnsiTheme="majorHAnsi" w:cstheme="majorHAnsi"/>
+                <w:sz w:val="28"/>
+                <w:szCs w:val="28"/>
+                <w:lang w:val="en-US"/>
+              </w:rPr>
+              <w:t>hợp</w:t>
             </w:r>
             <w:proofErr w:type="spellEnd"/>
           </w:p>
@@ -1605,8 +3212,8 @@
             <w:pPr>
               <w:rPr>
                 <w:rFonts w:asciiTheme="majorHAnsi" w:hAnsiTheme="majorHAnsi" w:cstheme="majorHAnsi"/>
-                <w:sz w:val="26"/>
-                <w:szCs w:val="26"/>
+                <w:sz w:val="28"/>
+                <w:szCs w:val="28"/>
                 <w:lang w:val="en-US"/>
               </w:rPr>
             </w:pPr>
@@ -1614,18 +3221,18 @@
             <w:r>
               <w:rPr>
                 <w:rFonts w:asciiTheme="majorHAnsi" w:hAnsiTheme="majorHAnsi" w:cstheme="majorHAnsi"/>
-                <w:sz w:val="26"/>
-                <w:szCs w:val="26"/>
-                <w:lang w:val="en-US"/>
-              </w:rPr>
-              <w:t>Hình</w:t>
+                <w:sz w:val="28"/>
+                <w:szCs w:val="28"/>
+                <w:lang w:val="en-US"/>
+              </w:rPr>
+              <w:t>Cần</w:t>
             </w:r>
             <w:proofErr w:type="spellEnd"/>
             <w:r>
               <w:rPr>
                 <w:rFonts w:asciiTheme="majorHAnsi" w:hAnsiTheme="majorHAnsi" w:cstheme="majorHAnsi"/>
-                <w:sz w:val="26"/>
-                <w:szCs w:val="26"/>
+                <w:sz w:val="28"/>
+                <w:szCs w:val="28"/>
                 <w:lang w:val="en-US"/>
               </w:rPr>
               <w:t xml:space="preserve"> </w:t>
@@ -1634,11 +3241,131 @@
             <w:r>
               <w:rPr>
                 <w:rFonts w:asciiTheme="majorHAnsi" w:hAnsiTheme="majorHAnsi" w:cstheme="majorHAnsi"/>
-                <w:sz w:val="26"/>
-                <w:szCs w:val="26"/>
-                <w:lang w:val="en-US"/>
-              </w:rPr>
-              <w:t>nón</w:t>
+                <w:sz w:val="28"/>
+                <w:szCs w:val="28"/>
+                <w:lang w:val="en-US"/>
+              </w:rPr>
+              <w:t>sử</w:t>
+            </w:r>
+            <w:proofErr w:type="spellEnd"/>
+            <w:r>
+              <w:rPr>
+                <w:rFonts w:asciiTheme="majorHAnsi" w:hAnsiTheme="majorHAnsi" w:cstheme="majorHAnsi"/>
+                <w:sz w:val="28"/>
+                <w:szCs w:val="28"/>
+                <w:lang w:val="en-US"/>
+              </w:rPr>
+              <w:t xml:space="preserve"> </w:t>
+            </w:r>
+            <w:proofErr w:type="spellStart"/>
+            <w:r>
+              <w:rPr>
+                <w:rFonts w:asciiTheme="majorHAnsi" w:hAnsiTheme="majorHAnsi" w:cstheme="majorHAnsi"/>
+                <w:sz w:val="28"/>
+                <w:szCs w:val="28"/>
+                <w:lang w:val="en-US"/>
+              </w:rPr>
+              <w:t>dụng</w:t>
+            </w:r>
+            <w:proofErr w:type="spellEnd"/>
+            <w:r>
+              <w:rPr>
+                <w:rFonts w:asciiTheme="majorHAnsi" w:hAnsiTheme="majorHAnsi" w:cstheme="majorHAnsi"/>
+                <w:sz w:val="28"/>
+                <w:szCs w:val="28"/>
+                <w:lang w:val="en-US"/>
+              </w:rPr>
+              <w:t xml:space="preserve"> </w:t>
+            </w:r>
+            <w:proofErr w:type="spellStart"/>
+            <w:r>
+              <w:rPr>
+                <w:rFonts w:asciiTheme="majorHAnsi" w:hAnsiTheme="majorHAnsi" w:cstheme="majorHAnsi"/>
+                <w:sz w:val="28"/>
+                <w:szCs w:val="28"/>
+                <w:lang w:val="en-US"/>
+              </w:rPr>
+              <w:t>nhiều</w:t>
+            </w:r>
+            <w:proofErr w:type="spellEnd"/>
+            <w:r>
+              <w:rPr>
+                <w:rFonts w:asciiTheme="majorHAnsi" w:hAnsiTheme="majorHAnsi" w:cstheme="majorHAnsi"/>
+                <w:sz w:val="28"/>
+                <w:szCs w:val="28"/>
+                <w:lang w:val="en-US"/>
+              </w:rPr>
+              <w:t xml:space="preserve">, </w:t>
+            </w:r>
+            <w:proofErr w:type="spellStart"/>
+            <w:r>
+              <w:rPr>
+                <w:rFonts w:asciiTheme="majorHAnsi" w:hAnsiTheme="majorHAnsi" w:cstheme="majorHAnsi"/>
+                <w:sz w:val="28"/>
+                <w:szCs w:val="28"/>
+                <w:lang w:val="en-US"/>
+              </w:rPr>
+              <w:t>ưu</w:t>
+            </w:r>
+            <w:proofErr w:type="spellEnd"/>
+            <w:r>
+              <w:rPr>
+                <w:rFonts w:asciiTheme="majorHAnsi" w:hAnsiTheme="majorHAnsi" w:cstheme="majorHAnsi"/>
+                <w:sz w:val="28"/>
+                <w:szCs w:val="28"/>
+                <w:lang w:val="en-US"/>
+              </w:rPr>
+              <w:t xml:space="preserve"> </w:t>
+            </w:r>
+            <w:proofErr w:type="spellStart"/>
+            <w:r>
+              <w:rPr>
+                <w:rFonts w:asciiTheme="majorHAnsi" w:hAnsiTheme="majorHAnsi" w:cstheme="majorHAnsi"/>
+                <w:sz w:val="28"/>
+                <w:szCs w:val="28"/>
+                <w:lang w:val="en-US"/>
+              </w:rPr>
+              <w:t>tiên</w:t>
+            </w:r>
+            <w:proofErr w:type="spellEnd"/>
+            <w:r>
+              <w:rPr>
+                <w:rFonts w:asciiTheme="majorHAnsi" w:hAnsiTheme="majorHAnsi" w:cstheme="majorHAnsi"/>
+                <w:sz w:val="28"/>
+                <w:szCs w:val="28"/>
+                <w:lang w:val="en-US"/>
+              </w:rPr>
+              <w:t xml:space="preserve"> </w:t>
+            </w:r>
+            <w:proofErr w:type="spellStart"/>
+            <w:r>
+              <w:rPr>
+                <w:rFonts w:asciiTheme="majorHAnsi" w:hAnsiTheme="majorHAnsi" w:cstheme="majorHAnsi"/>
+                <w:sz w:val="28"/>
+                <w:szCs w:val="28"/>
+                <w:lang w:val="en-US"/>
+              </w:rPr>
+              <w:t>hiệu</w:t>
+            </w:r>
+            <w:proofErr w:type="spellEnd"/>
+            <w:r>
+              <w:rPr>
+                <w:rFonts w:asciiTheme="majorHAnsi" w:hAnsiTheme="majorHAnsi" w:cstheme="majorHAnsi"/>
+                <w:sz w:val="28"/>
+                <w:szCs w:val="28"/>
+                <w:lang w:val="en-US"/>
+              </w:rPr>
+              <w:t xml:space="preserve"> </w:t>
+            </w:r>
+            <w:proofErr w:type="spellStart"/>
+            <w:r>
+              <w:rPr>
+                <w:rFonts w:asciiTheme="majorHAnsi" w:hAnsiTheme="majorHAnsi" w:cstheme="majorHAnsi"/>
+                <w:sz w:val="28"/>
+                <w:szCs w:val="28"/>
+                <w:lang w:val="en-US"/>
+              </w:rPr>
+              <w:t>năng</w:t>
             </w:r>
             <w:proofErr w:type="spellEnd"/>
           </w:p>
@@ -1652,8 +3379,8 @@
             <w:pPr>
               <w:rPr>
                 <w:rFonts w:asciiTheme="majorHAnsi" w:hAnsiTheme="majorHAnsi" w:cstheme="majorHAnsi"/>
-                <w:sz w:val="26"/>
-                <w:szCs w:val="26"/>
+                <w:sz w:val="28"/>
+                <w:szCs w:val="28"/>
                 <w:lang w:val="en-US"/>
               </w:rPr>
             </w:pPr>
@@ -1661,18 +3388,58 @@
             <w:r>
               <w:rPr>
                 <w:rFonts w:asciiTheme="majorHAnsi" w:hAnsiTheme="majorHAnsi" w:cstheme="majorHAnsi"/>
-                <w:sz w:val="26"/>
-                <w:szCs w:val="26"/>
-                <w:lang w:val="en-US"/>
-              </w:rPr>
-              <w:t>Hình</w:t>
+                <w:sz w:val="28"/>
+                <w:szCs w:val="28"/>
+                <w:lang w:val="en-US"/>
+              </w:rPr>
+              <w:t>Cần</w:t>
             </w:r>
             <w:proofErr w:type="spellEnd"/>
             <w:r>
               <w:rPr>
                 <w:rFonts w:asciiTheme="majorHAnsi" w:hAnsiTheme="majorHAnsi" w:cstheme="majorHAnsi"/>
-                <w:sz w:val="26"/>
-                <w:szCs w:val="26"/>
+                <w:sz w:val="28"/>
+                <w:szCs w:val="28"/>
+                <w:lang w:val="en-US"/>
+              </w:rPr>
+              <w:t xml:space="preserve"> shadow </w:t>
+            </w:r>
+            <w:proofErr w:type="spellStart"/>
+            <w:r>
+              <w:rPr>
+                <w:rFonts w:asciiTheme="majorHAnsi" w:hAnsiTheme="majorHAnsi" w:cstheme="majorHAnsi"/>
+                <w:sz w:val="28"/>
+                <w:szCs w:val="28"/>
+                <w:lang w:val="en-US"/>
+              </w:rPr>
+              <w:t>đẹp</w:t>
+            </w:r>
+            <w:proofErr w:type="spellEnd"/>
+            <w:r>
+              <w:rPr>
+                <w:rFonts w:asciiTheme="majorHAnsi" w:hAnsiTheme="majorHAnsi" w:cstheme="majorHAnsi"/>
+                <w:sz w:val="28"/>
+                <w:szCs w:val="28"/>
+                <w:lang w:val="en-US"/>
+              </w:rPr>
+              <w:t xml:space="preserve">, </w:t>
+            </w:r>
+            <w:proofErr w:type="spellStart"/>
+            <w:r>
+              <w:rPr>
+                <w:rFonts w:asciiTheme="majorHAnsi" w:hAnsiTheme="majorHAnsi" w:cstheme="majorHAnsi"/>
+                <w:sz w:val="28"/>
+                <w:szCs w:val="28"/>
+                <w:lang w:val="en-US"/>
+              </w:rPr>
+              <w:t>chính</w:t>
+            </w:r>
+            <w:proofErr w:type="spellEnd"/>
+            <w:r>
+              <w:rPr>
+                <w:rFonts w:asciiTheme="majorHAnsi" w:hAnsiTheme="majorHAnsi" w:cstheme="majorHAnsi"/>
+                <w:sz w:val="28"/>
+                <w:szCs w:val="28"/>
                 <w:lang w:val="en-US"/>
               </w:rPr>
               <w:t xml:space="preserve"> </w:t>
@@ -1681,276 +3448,13 @@
             <w:r>
               <w:rPr>
                 <w:rFonts w:asciiTheme="majorHAnsi" w:hAnsiTheme="majorHAnsi" w:cstheme="majorHAnsi"/>
-                <w:sz w:val="26"/>
-                <w:szCs w:val="26"/>
-                <w:lang w:val="en-US"/>
-              </w:rPr>
-              <w:t>cầu</w:t>
+                <w:sz w:val="28"/>
+                <w:szCs w:val="28"/>
+                <w:lang w:val="en-US"/>
+              </w:rPr>
+              <w:t>xác</w:t>
             </w:r>
             <w:proofErr w:type="spellEnd"/>
-          </w:p>
-        </w:tc>
-      </w:tr>
-      <w:tr>
-        <w:tc>
-          <w:tcPr>
-            <w:tcW w:w="3116" w:type="dxa"/>
-            <w:vAlign w:val="center"/>
-          </w:tcPr>
-          <w:p>
-            <w:pPr>
-              <w:jc w:val="center"/>
-              <w:rPr>
-                <w:rFonts w:asciiTheme="majorHAnsi" w:hAnsiTheme="majorHAnsi" w:cstheme="majorHAnsi"/>
-                <w:sz w:val="26"/>
-                <w:szCs w:val="26"/>
-                <w:lang w:val="en-US"/>
-              </w:rPr>
-            </w:pPr>
-            <w:proofErr w:type="spellStart"/>
-            <w:r>
-              <w:rPr>
-                <w:rFonts w:asciiTheme="majorHAnsi" w:hAnsiTheme="majorHAnsi" w:cstheme="majorHAnsi"/>
-                <w:sz w:val="26"/>
-                <w:szCs w:val="26"/>
-                <w:lang w:val="en-US"/>
-              </w:rPr>
-              <w:t>Hướng</w:t>
-            </w:r>
-            <w:proofErr w:type="spellEnd"/>
-            <w:r>
-              <w:rPr>
-                <w:rFonts w:asciiTheme="majorHAnsi" w:hAnsiTheme="majorHAnsi" w:cstheme="majorHAnsi"/>
-                <w:sz w:val="26"/>
-                <w:szCs w:val="26"/>
-                <w:lang w:val="en-US"/>
-              </w:rPr>
-              <w:t xml:space="preserve"> </w:t>
-            </w:r>
-            <w:proofErr w:type="spellStart"/>
-            <w:r>
-              <w:rPr>
-                <w:rFonts w:asciiTheme="majorHAnsi" w:hAnsiTheme="majorHAnsi" w:cstheme="majorHAnsi"/>
-                <w:sz w:val="26"/>
-                <w:szCs w:val="26"/>
-                <w:lang w:val="en-US"/>
-              </w:rPr>
-              <w:t>sáng</w:t>
-            </w:r>
-            <w:proofErr w:type="spellEnd"/>
-          </w:p>
-        </w:tc>
-        <w:tc>
-          <w:tcPr>
-            <w:tcW w:w="3117" w:type="dxa"/>
-            <w:vAlign w:val="center"/>
-          </w:tcPr>
-          <w:p>
-            <w:pPr>
-              <w:rPr>
-                <w:rFonts w:asciiTheme="majorHAnsi" w:hAnsiTheme="majorHAnsi" w:cstheme="majorHAnsi"/>
-                <w:sz w:val="26"/>
-                <w:szCs w:val="26"/>
-                <w:lang w:val="en-US"/>
-              </w:rPr>
-            </w:pPr>
-            <w:proofErr w:type="spellStart"/>
-            <w:r>
-              <w:rPr>
-                <w:rFonts w:asciiTheme="majorHAnsi" w:hAnsiTheme="majorHAnsi" w:cstheme="majorHAnsi"/>
-                <w:sz w:val="26"/>
-                <w:szCs w:val="26"/>
-                <w:lang w:val="en-US"/>
-              </w:rPr>
-              <w:t>Phụ</w:t>
-            </w:r>
-            <w:proofErr w:type="spellEnd"/>
-            <w:r>
-              <w:rPr>
-                <w:rFonts w:asciiTheme="majorHAnsi" w:hAnsiTheme="majorHAnsi" w:cstheme="majorHAnsi"/>
-                <w:sz w:val="26"/>
-                <w:szCs w:val="26"/>
-                <w:lang w:val="en-US"/>
-              </w:rPr>
-              <w:t xml:space="preserve"> </w:t>
-            </w:r>
-            <w:proofErr w:type="spellStart"/>
-            <w:r>
-              <w:rPr>
-                <w:rFonts w:asciiTheme="majorHAnsi" w:hAnsiTheme="majorHAnsi" w:cstheme="majorHAnsi"/>
-                <w:sz w:val="26"/>
-                <w:szCs w:val="26"/>
-                <w:lang w:val="en-US"/>
-              </w:rPr>
-              <w:t>thuộc</w:t>
-            </w:r>
-            <w:proofErr w:type="spellEnd"/>
-            <w:r>
-              <w:rPr>
-                <w:rFonts w:asciiTheme="majorHAnsi" w:hAnsiTheme="majorHAnsi" w:cstheme="majorHAnsi"/>
-                <w:sz w:val="26"/>
-                <w:szCs w:val="26"/>
-                <w:lang w:val="en-US"/>
-              </w:rPr>
-              <w:t xml:space="preserve"> </w:t>
-            </w:r>
-            <w:proofErr w:type="spellStart"/>
-            <w:r>
-              <w:rPr>
-                <w:rFonts w:asciiTheme="majorHAnsi" w:hAnsiTheme="majorHAnsi" w:cstheme="majorHAnsi"/>
-                <w:sz w:val="26"/>
-                <w:szCs w:val="26"/>
-                <w:lang w:val="en-US"/>
-              </w:rPr>
-              <w:t>vào</w:t>
-            </w:r>
-            <w:proofErr w:type="spellEnd"/>
-            <w:r>
-              <w:rPr>
-                <w:rFonts w:asciiTheme="majorHAnsi" w:hAnsiTheme="majorHAnsi" w:cstheme="majorHAnsi"/>
-                <w:sz w:val="26"/>
-                <w:szCs w:val="26"/>
-                <w:lang w:val="en-US"/>
-              </w:rPr>
-              <w:t xml:space="preserve"> rotation </w:t>
-            </w:r>
-            <w:proofErr w:type="spellStart"/>
-            <w:r>
-              <w:rPr>
-                <w:rFonts w:asciiTheme="majorHAnsi" w:hAnsiTheme="majorHAnsi" w:cstheme="majorHAnsi"/>
-                <w:sz w:val="26"/>
-                <w:szCs w:val="26"/>
-                <w:lang w:val="en-US"/>
-              </w:rPr>
-              <w:t>của</w:t>
-            </w:r>
-            <w:proofErr w:type="spellEnd"/>
-            <w:r>
-              <w:rPr>
-                <w:rFonts w:asciiTheme="majorHAnsi" w:hAnsiTheme="majorHAnsi" w:cstheme="majorHAnsi"/>
-                <w:sz w:val="26"/>
-                <w:szCs w:val="26"/>
-                <w:lang w:val="en-US"/>
-              </w:rPr>
-              <w:t xml:space="preserve"> node</w:t>
-            </w:r>
-          </w:p>
-        </w:tc>
-        <w:tc>
-          <w:tcPr>
-            <w:tcW w:w="3117" w:type="dxa"/>
-            <w:vAlign w:val="center"/>
-          </w:tcPr>
-          <w:p>
-            <w:pPr>
-              <w:rPr>
-                <w:rFonts w:asciiTheme="majorHAnsi" w:hAnsiTheme="majorHAnsi" w:cstheme="majorHAnsi"/>
-                <w:sz w:val="26"/>
-                <w:szCs w:val="26"/>
-                <w:lang w:val="en-US"/>
-              </w:rPr>
-            </w:pPr>
-            <w:r>
-              <w:rPr>
-                <w:rFonts w:asciiTheme="majorHAnsi" w:hAnsiTheme="majorHAnsi" w:cstheme="majorHAnsi"/>
-                <w:sz w:val="26"/>
-                <w:szCs w:val="26"/>
-              </w:rPr>
-              <w:t xml:space="preserve">Không phụ thuộc vào </w:t>
-            </w:r>
-            <w:proofErr w:type="spellStart"/>
-            <w:r>
-              <w:rPr>
-                <w:rFonts w:asciiTheme="majorHAnsi" w:hAnsiTheme="majorHAnsi" w:cstheme="majorHAnsi"/>
-                <w:sz w:val="26"/>
-                <w:szCs w:val="26"/>
-              </w:rPr>
-              <w:t>rotation</w:t>
-            </w:r>
-            <w:proofErr w:type="spellEnd"/>
-            <w:r>
-              <w:rPr>
-                <w:rFonts w:asciiTheme="majorHAnsi" w:hAnsiTheme="majorHAnsi" w:cstheme="majorHAnsi"/>
-                <w:sz w:val="26"/>
-                <w:szCs w:val="26"/>
-              </w:rPr>
-              <w:t xml:space="preserve"> của node</w:t>
-            </w:r>
-          </w:p>
-        </w:tc>
-      </w:tr>
-      <w:tr>
-        <w:tc>
-          <w:tcPr>
-            <w:tcW w:w="3116" w:type="dxa"/>
-            <w:vAlign w:val="center"/>
-          </w:tcPr>
-          <w:p>
-            <w:pPr>
-              <w:jc w:val="center"/>
-              <w:rPr>
-                <w:rFonts w:asciiTheme="majorHAnsi" w:hAnsiTheme="majorHAnsi" w:cstheme="majorHAnsi"/>
-                <w:sz w:val="26"/>
-                <w:szCs w:val="26"/>
-                <w:lang w:val="en-US"/>
-              </w:rPr>
-            </w:pPr>
-            <w:r>
-              <w:rPr>
-                <w:rFonts w:asciiTheme="majorHAnsi" w:hAnsiTheme="majorHAnsi" w:cstheme="majorHAnsi"/>
-                <w:sz w:val="26"/>
-                <w:szCs w:val="26"/>
-              </w:rPr>
-              <w:t>Cách sử dụng</w:t>
-            </w:r>
-          </w:p>
-        </w:tc>
-        <w:tc>
-          <w:tcPr>
-            <w:tcW w:w="3117" w:type="dxa"/>
-            <w:vAlign w:val="center"/>
-          </w:tcPr>
-          <w:p>
-            <w:pPr>
-              <w:rPr>
-                <w:rFonts w:asciiTheme="majorHAnsi" w:hAnsiTheme="majorHAnsi" w:cstheme="majorHAnsi"/>
-                <w:sz w:val="26"/>
-                <w:szCs w:val="26"/>
-                <w:lang w:val="en-US"/>
-              </w:rPr>
-            </w:pPr>
-            <w:r>
-              <w:rPr>
-                <w:rFonts w:asciiTheme="majorHAnsi" w:hAnsiTheme="majorHAnsi" w:cstheme="majorHAnsi"/>
-                <w:sz w:val="26"/>
-                <w:szCs w:val="26"/>
-              </w:rPr>
-              <w:t>Đèn pin, đèn pha, đèn sân khấu</w:t>
-            </w:r>
-          </w:p>
-        </w:tc>
-        <w:tc>
-          <w:tcPr>
-            <w:tcW w:w="3117" w:type="dxa"/>
-            <w:vAlign w:val="center"/>
-          </w:tcPr>
-          <w:p>
-            <w:pPr>
-              <w:rPr>
-                <w:rFonts w:asciiTheme="majorHAnsi" w:hAnsiTheme="majorHAnsi" w:cstheme="majorHAnsi"/>
-                <w:sz w:val="26"/>
-                <w:szCs w:val="26"/>
-                <w:lang w:val="en-US"/>
-              </w:rPr>
-            </w:pPr>
-            <w:r>
-              <w:rPr>
-                <w:rFonts w:asciiTheme="majorHAnsi" w:hAnsiTheme="majorHAnsi" w:cstheme="majorHAnsi"/>
-                <w:sz w:val="26"/>
-                <w:szCs w:val="26"/>
-              </w:rPr>
-              <w:t>Bóng đèn, đuốc, nguồn sáng lan tỏa</w:t>
-            </w:r>
           </w:p>
         </w:tc>
       </w:tr>
@@ -1959,8 +3463,1034 @@
       <w:pPr>
         <w:rPr>
           <w:rFonts w:asciiTheme="majorHAnsi" w:hAnsiTheme="majorHAnsi" w:cstheme="majorHAnsi"/>
-          <w:sz w:val="26"/>
-          <w:szCs w:val="26"/>
+          <w:sz w:val="28"/>
+          <w:szCs w:val="28"/>
+          <w:lang w:val="en-US"/>
+        </w:rPr>
+      </w:pPr>
+    </w:p>
+    <w:p>
+      <w:pPr>
+        <w:rPr>
+          <w:rFonts w:asciiTheme="majorHAnsi" w:hAnsiTheme="majorHAnsi" w:cstheme="majorHAnsi"/>
+          <w:b/>
+          <w:bCs/>
+          <w:sz w:val="28"/>
+          <w:szCs w:val="28"/>
+          <w:lang w:val="en-US"/>
+        </w:rPr>
+      </w:pPr>
+      <w:r>
+        <w:rPr>
+          <w:rFonts w:asciiTheme="majorHAnsi" w:hAnsiTheme="majorHAnsi" w:cstheme="majorHAnsi"/>
+          <w:b/>
+          <w:bCs/>
+          <w:sz w:val="28"/>
+          <w:szCs w:val="28"/>
+          <w:lang w:val="en-US"/>
+        </w:rPr>
+        <w:t xml:space="preserve">3. So </w:t>
+      </w:r>
+      <w:proofErr w:type="spellStart"/>
+      <w:r>
+        <w:rPr>
+          <w:rFonts w:asciiTheme="majorHAnsi" w:hAnsiTheme="majorHAnsi" w:cstheme="majorHAnsi"/>
+          <w:b/>
+          <w:bCs/>
+          <w:sz w:val="28"/>
+          <w:szCs w:val="28"/>
+          <w:lang w:val="en-US"/>
+        </w:rPr>
+        <w:t>sánh</w:t>
+      </w:r>
+      <w:proofErr w:type="spellEnd"/>
+      <w:r>
+        <w:rPr>
+          <w:rFonts w:asciiTheme="majorHAnsi" w:hAnsiTheme="majorHAnsi" w:cstheme="majorHAnsi"/>
+          <w:b/>
+          <w:bCs/>
+          <w:sz w:val="28"/>
+          <w:szCs w:val="28"/>
+          <w:lang w:val="en-US"/>
+        </w:rPr>
+        <w:t xml:space="preserve"> </w:t>
+      </w:r>
+      <w:proofErr w:type="spellStart"/>
+      <w:r>
+        <w:rPr>
+          <w:rFonts w:asciiTheme="majorHAnsi" w:hAnsiTheme="majorHAnsi" w:cstheme="majorHAnsi"/>
+          <w:b/>
+          <w:bCs/>
+          <w:sz w:val="28"/>
+          <w:szCs w:val="28"/>
+          <w:lang w:val="en-US"/>
+        </w:rPr>
+        <w:t>giữa</w:t>
+      </w:r>
+      <w:proofErr w:type="spellEnd"/>
+      <w:r>
+        <w:rPr>
+          <w:rFonts w:asciiTheme="majorHAnsi" w:hAnsiTheme="majorHAnsi" w:cstheme="majorHAnsi"/>
+          <w:b/>
+          <w:bCs/>
+          <w:sz w:val="28"/>
+          <w:szCs w:val="28"/>
+          <w:lang w:val="en-US"/>
+        </w:rPr>
+        <w:t xml:space="preserve"> SpotLight3D </w:t>
+      </w:r>
+      <w:proofErr w:type="spellStart"/>
+      <w:r>
+        <w:rPr>
+          <w:rFonts w:asciiTheme="majorHAnsi" w:hAnsiTheme="majorHAnsi" w:cstheme="majorHAnsi"/>
+          <w:b/>
+          <w:bCs/>
+          <w:sz w:val="28"/>
+          <w:szCs w:val="28"/>
+          <w:lang w:val="en-US"/>
+        </w:rPr>
+        <w:t>và</w:t>
+      </w:r>
+      <w:proofErr w:type="spellEnd"/>
+      <w:r>
+        <w:rPr>
+          <w:rFonts w:asciiTheme="majorHAnsi" w:hAnsiTheme="majorHAnsi" w:cstheme="majorHAnsi"/>
+          <w:b/>
+          <w:bCs/>
+          <w:sz w:val="28"/>
+          <w:szCs w:val="28"/>
+          <w:lang w:val="en-US"/>
+        </w:rPr>
+        <w:t xml:space="preserve"> OmnLight3D.</w:t>
+      </w:r>
+    </w:p>
+    <w:tbl>
+      <w:tblPr>
+        <w:tblStyle w:val="LiBang"/>
+        <w:tblW w:w="9371" w:type="dxa"/>
+        <w:tblLook w:val="04A0" w:firstRow="1" w:lastRow="0" w:firstColumn="1" w:lastColumn="0" w:noHBand="0" w:noVBand="1"/>
+      </w:tblPr>
+      <w:tblGrid>
+        <w:gridCol w:w="3123"/>
+        <w:gridCol w:w="3124"/>
+        <w:gridCol w:w="3124"/>
+      </w:tblGrid>
+      <w:tr>
+        <w:trPr>
+          <w:trHeight w:val="441"/>
+        </w:trPr>
+        <w:tc>
+          <w:tcPr>
+            <w:tcW w:w="3123" w:type="dxa"/>
+            <w:vAlign w:val="center"/>
+          </w:tcPr>
+          <w:p>
+            <w:pPr>
+              <w:jc w:val="center"/>
+              <w:rPr>
+                <w:rFonts w:asciiTheme="majorHAnsi" w:hAnsiTheme="majorHAnsi" w:cstheme="majorHAnsi"/>
+                <w:sz w:val="28"/>
+                <w:szCs w:val="28"/>
+                <w:lang w:val="en-US"/>
+              </w:rPr>
+            </w:pPr>
+          </w:p>
+        </w:tc>
+        <w:tc>
+          <w:tcPr>
+            <w:tcW w:w="3124" w:type="dxa"/>
+            <w:vAlign w:val="center"/>
+          </w:tcPr>
+          <w:p>
+            <w:pPr>
+              <w:jc w:val="center"/>
+              <w:rPr>
+                <w:rFonts w:asciiTheme="majorHAnsi" w:hAnsiTheme="majorHAnsi" w:cstheme="majorHAnsi"/>
+                <w:sz w:val="28"/>
+                <w:szCs w:val="28"/>
+                <w:lang w:val="en-US"/>
+              </w:rPr>
+            </w:pPr>
+            <w:r>
+              <w:rPr>
+                <w:rFonts w:asciiTheme="majorHAnsi" w:hAnsiTheme="majorHAnsi" w:cstheme="majorHAnsi"/>
+                <w:sz w:val="28"/>
+                <w:szCs w:val="28"/>
+              </w:rPr>
+              <w:t>SpotLight3D</w:t>
+            </w:r>
+          </w:p>
+        </w:tc>
+        <w:tc>
+          <w:tcPr>
+            <w:tcW w:w="3124" w:type="dxa"/>
+            <w:vAlign w:val="center"/>
+          </w:tcPr>
+          <w:p>
+            <w:pPr>
+              <w:jc w:val="center"/>
+              <w:rPr>
+                <w:rFonts w:asciiTheme="majorHAnsi" w:hAnsiTheme="majorHAnsi" w:cstheme="majorHAnsi"/>
+                <w:sz w:val="28"/>
+                <w:szCs w:val="28"/>
+                <w:lang w:val="en-US"/>
+              </w:rPr>
+            </w:pPr>
+            <w:r>
+              <w:rPr>
+                <w:rFonts w:asciiTheme="majorHAnsi" w:hAnsiTheme="majorHAnsi" w:cstheme="majorHAnsi"/>
+                <w:sz w:val="28"/>
+                <w:szCs w:val="28"/>
+              </w:rPr>
+              <w:t>OmniLight3D</w:t>
+            </w:r>
+          </w:p>
+        </w:tc>
+      </w:tr>
+      <w:tr>
+        <w:trPr>
+          <w:trHeight w:val="423"/>
+        </w:trPr>
+        <w:tc>
+          <w:tcPr>
+            <w:tcW w:w="3123" w:type="dxa"/>
+            <w:vAlign w:val="center"/>
+          </w:tcPr>
+          <w:p>
+            <w:pPr>
+              <w:jc w:val="center"/>
+              <w:rPr>
+                <w:rFonts w:asciiTheme="majorHAnsi" w:hAnsiTheme="majorHAnsi" w:cstheme="majorHAnsi"/>
+                <w:sz w:val="28"/>
+                <w:szCs w:val="28"/>
+                <w:lang w:val="en-US"/>
+              </w:rPr>
+            </w:pPr>
+            <w:proofErr w:type="spellStart"/>
+            <w:r>
+              <w:rPr>
+                <w:rFonts w:asciiTheme="majorHAnsi" w:hAnsiTheme="majorHAnsi" w:cstheme="majorHAnsi"/>
+                <w:sz w:val="28"/>
+                <w:szCs w:val="28"/>
+                <w:lang w:val="en-US"/>
+              </w:rPr>
+              <w:t>Kiểu</w:t>
+            </w:r>
+            <w:proofErr w:type="spellEnd"/>
+            <w:r>
+              <w:rPr>
+                <w:rFonts w:asciiTheme="majorHAnsi" w:hAnsiTheme="majorHAnsi" w:cstheme="majorHAnsi"/>
+                <w:sz w:val="28"/>
+                <w:szCs w:val="28"/>
+                <w:lang w:val="en-US"/>
+              </w:rPr>
+              <w:t xml:space="preserve"> </w:t>
+            </w:r>
+            <w:proofErr w:type="spellStart"/>
+            <w:r>
+              <w:rPr>
+                <w:rFonts w:asciiTheme="majorHAnsi" w:hAnsiTheme="majorHAnsi" w:cstheme="majorHAnsi"/>
+                <w:sz w:val="28"/>
+                <w:szCs w:val="28"/>
+                <w:lang w:val="en-US"/>
+              </w:rPr>
+              <w:t>phát</w:t>
+            </w:r>
+            <w:proofErr w:type="spellEnd"/>
+            <w:r>
+              <w:rPr>
+                <w:rFonts w:asciiTheme="majorHAnsi" w:hAnsiTheme="majorHAnsi" w:cstheme="majorHAnsi"/>
+                <w:sz w:val="28"/>
+                <w:szCs w:val="28"/>
+                <w:lang w:val="en-US"/>
+              </w:rPr>
+              <w:t xml:space="preserve"> </w:t>
+            </w:r>
+            <w:proofErr w:type="spellStart"/>
+            <w:r>
+              <w:rPr>
+                <w:rFonts w:asciiTheme="majorHAnsi" w:hAnsiTheme="majorHAnsi" w:cstheme="majorHAnsi"/>
+                <w:sz w:val="28"/>
+                <w:szCs w:val="28"/>
+                <w:lang w:val="en-US"/>
+              </w:rPr>
+              <w:t>sáng</w:t>
+            </w:r>
+            <w:proofErr w:type="spellEnd"/>
+          </w:p>
+        </w:tc>
+        <w:tc>
+          <w:tcPr>
+            <w:tcW w:w="3124" w:type="dxa"/>
+            <w:vAlign w:val="center"/>
+          </w:tcPr>
+          <w:p>
+            <w:pPr>
+              <w:rPr>
+                <w:rFonts w:asciiTheme="majorHAnsi" w:hAnsiTheme="majorHAnsi" w:cstheme="majorHAnsi"/>
+                <w:sz w:val="28"/>
+                <w:szCs w:val="28"/>
+                <w:lang w:val="en-US"/>
+              </w:rPr>
+            </w:pPr>
+            <w:proofErr w:type="spellStart"/>
+            <w:r>
+              <w:rPr>
+                <w:rFonts w:asciiTheme="majorHAnsi" w:hAnsiTheme="majorHAnsi" w:cstheme="majorHAnsi"/>
+                <w:sz w:val="28"/>
+                <w:szCs w:val="28"/>
+                <w:lang w:val="en-US"/>
+              </w:rPr>
+              <w:t>Có</w:t>
+            </w:r>
+            <w:proofErr w:type="spellEnd"/>
+            <w:r>
+              <w:rPr>
+                <w:rFonts w:asciiTheme="majorHAnsi" w:hAnsiTheme="majorHAnsi" w:cstheme="majorHAnsi"/>
+                <w:sz w:val="28"/>
+                <w:szCs w:val="28"/>
+                <w:lang w:val="en-US"/>
+              </w:rPr>
+              <w:t xml:space="preserve"> </w:t>
+            </w:r>
+            <w:proofErr w:type="spellStart"/>
+            <w:r>
+              <w:rPr>
+                <w:rFonts w:asciiTheme="majorHAnsi" w:hAnsiTheme="majorHAnsi" w:cstheme="majorHAnsi"/>
+                <w:sz w:val="28"/>
+                <w:szCs w:val="28"/>
+                <w:lang w:val="en-US"/>
+              </w:rPr>
+              <w:t>hướng</w:t>
+            </w:r>
+            <w:proofErr w:type="spellEnd"/>
+          </w:p>
+        </w:tc>
+        <w:tc>
+          <w:tcPr>
+            <w:tcW w:w="3124" w:type="dxa"/>
+            <w:vAlign w:val="center"/>
+          </w:tcPr>
+          <w:p>
+            <w:pPr>
+              <w:rPr>
+                <w:rFonts w:asciiTheme="majorHAnsi" w:hAnsiTheme="majorHAnsi" w:cstheme="majorHAnsi"/>
+                <w:sz w:val="28"/>
+                <w:szCs w:val="28"/>
+                <w:lang w:val="en-US"/>
+              </w:rPr>
+            </w:pPr>
+            <w:proofErr w:type="spellStart"/>
+            <w:r>
+              <w:rPr>
+                <w:rFonts w:asciiTheme="majorHAnsi" w:hAnsiTheme="majorHAnsi" w:cstheme="majorHAnsi"/>
+                <w:sz w:val="28"/>
+                <w:szCs w:val="28"/>
+                <w:lang w:val="en-US"/>
+              </w:rPr>
+              <w:t>Không</w:t>
+            </w:r>
+            <w:proofErr w:type="spellEnd"/>
+            <w:r>
+              <w:rPr>
+                <w:rFonts w:asciiTheme="majorHAnsi" w:hAnsiTheme="majorHAnsi" w:cstheme="majorHAnsi"/>
+                <w:sz w:val="28"/>
+                <w:szCs w:val="28"/>
+                <w:lang w:val="en-US"/>
+              </w:rPr>
+              <w:t xml:space="preserve"> </w:t>
+            </w:r>
+            <w:proofErr w:type="spellStart"/>
+            <w:r>
+              <w:rPr>
+                <w:rFonts w:asciiTheme="majorHAnsi" w:hAnsiTheme="majorHAnsi" w:cstheme="majorHAnsi"/>
+                <w:sz w:val="28"/>
+                <w:szCs w:val="28"/>
+                <w:lang w:val="en-US"/>
+              </w:rPr>
+              <w:t>có</w:t>
+            </w:r>
+            <w:proofErr w:type="spellEnd"/>
+            <w:r>
+              <w:rPr>
+                <w:rFonts w:asciiTheme="majorHAnsi" w:hAnsiTheme="majorHAnsi" w:cstheme="majorHAnsi"/>
+                <w:sz w:val="28"/>
+                <w:szCs w:val="28"/>
+                <w:lang w:val="en-US"/>
+              </w:rPr>
+              <w:t xml:space="preserve"> </w:t>
+            </w:r>
+            <w:proofErr w:type="spellStart"/>
+            <w:r>
+              <w:rPr>
+                <w:rFonts w:asciiTheme="majorHAnsi" w:hAnsiTheme="majorHAnsi" w:cstheme="majorHAnsi"/>
+                <w:sz w:val="28"/>
+                <w:szCs w:val="28"/>
+                <w:lang w:val="en-US"/>
+              </w:rPr>
+              <w:t>hướng</w:t>
+            </w:r>
+            <w:proofErr w:type="spellEnd"/>
+          </w:p>
+        </w:tc>
+      </w:tr>
+      <w:tr>
+        <w:trPr>
+          <w:trHeight w:val="882"/>
+        </w:trPr>
+        <w:tc>
+          <w:tcPr>
+            <w:tcW w:w="3123" w:type="dxa"/>
+            <w:vAlign w:val="center"/>
+          </w:tcPr>
+          <w:p>
+            <w:pPr>
+              <w:jc w:val="center"/>
+              <w:rPr>
+                <w:rFonts w:asciiTheme="majorHAnsi" w:hAnsiTheme="majorHAnsi" w:cstheme="majorHAnsi"/>
+                <w:sz w:val="28"/>
+                <w:szCs w:val="28"/>
+                <w:lang w:val="en-US"/>
+              </w:rPr>
+            </w:pPr>
+            <w:proofErr w:type="spellStart"/>
+            <w:r>
+              <w:rPr>
+                <w:rFonts w:asciiTheme="majorHAnsi" w:hAnsiTheme="majorHAnsi" w:cstheme="majorHAnsi"/>
+                <w:sz w:val="28"/>
+                <w:szCs w:val="28"/>
+                <w:lang w:val="en-US"/>
+              </w:rPr>
+              <w:t>Cách</w:t>
+            </w:r>
+            <w:proofErr w:type="spellEnd"/>
+            <w:r>
+              <w:rPr>
+                <w:rFonts w:asciiTheme="majorHAnsi" w:hAnsiTheme="majorHAnsi" w:cstheme="majorHAnsi"/>
+                <w:sz w:val="28"/>
+                <w:szCs w:val="28"/>
+                <w:lang w:val="en-US"/>
+              </w:rPr>
+              <w:t xml:space="preserve"> </w:t>
+            </w:r>
+            <w:proofErr w:type="spellStart"/>
+            <w:r>
+              <w:rPr>
+                <w:rFonts w:asciiTheme="majorHAnsi" w:hAnsiTheme="majorHAnsi" w:cstheme="majorHAnsi"/>
+                <w:sz w:val="28"/>
+                <w:szCs w:val="28"/>
+                <w:lang w:val="en-US"/>
+              </w:rPr>
+              <w:t>phát</w:t>
+            </w:r>
+            <w:proofErr w:type="spellEnd"/>
+            <w:r>
+              <w:rPr>
+                <w:rFonts w:asciiTheme="majorHAnsi" w:hAnsiTheme="majorHAnsi" w:cstheme="majorHAnsi"/>
+                <w:sz w:val="28"/>
+                <w:szCs w:val="28"/>
+                <w:lang w:val="en-US"/>
+              </w:rPr>
+              <w:t xml:space="preserve"> </w:t>
+            </w:r>
+            <w:proofErr w:type="spellStart"/>
+            <w:r>
+              <w:rPr>
+                <w:rFonts w:asciiTheme="majorHAnsi" w:hAnsiTheme="majorHAnsi" w:cstheme="majorHAnsi"/>
+                <w:sz w:val="28"/>
+                <w:szCs w:val="28"/>
+                <w:lang w:val="en-US"/>
+              </w:rPr>
+              <w:t>sáng</w:t>
+            </w:r>
+            <w:proofErr w:type="spellEnd"/>
+          </w:p>
+        </w:tc>
+        <w:tc>
+          <w:tcPr>
+            <w:tcW w:w="3124" w:type="dxa"/>
+            <w:vAlign w:val="center"/>
+          </w:tcPr>
+          <w:p>
+            <w:pPr>
+              <w:rPr>
+                <w:rFonts w:asciiTheme="majorHAnsi" w:hAnsiTheme="majorHAnsi" w:cstheme="majorHAnsi"/>
+                <w:sz w:val="28"/>
+                <w:szCs w:val="28"/>
+                <w:lang w:val="en-US"/>
+              </w:rPr>
+            </w:pPr>
+            <w:r>
+              <w:rPr>
+                <w:rFonts w:asciiTheme="majorHAnsi" w:hAnsiTheme="majorHAnsi" w:cstheme="majorHAnsi"/>
+                <w:sz w:val="28"/>
+                <w:szCs w:val="28"/>
+              </w:rPr>
+              <w:t>Theo một hướng xác định</w:t>
+            </w:r>
+          </w:p>
+        </w:tc>
+        <w:tc>
+          <w:tcPr>
+            <w:tcW w:w="3124" w:type="dxa"/>
+            <w:vAlign w:val="center"/>
+          </w:tcPr>
+          <w:p>
+            <w:pPr>
+              <w:rPr>
+                <w:rFonts w:asciiTheme="majorHAnsi" w:hAnsiTheme="majorHAnsi" w:cstheme="majorHAnsi"/>
+                <w:sz w:val="28"/>
+                <w:szCs w:val="28"/>
+                <w:lang w:val="en-US"/>
+              </w:rPr>
+            </w:pPr>
+            <w:proofErr w:type="spellStart"/>
+            <w:r>
+              <w:rPr>
+                <w:rFonts w:asciiTheme="majorHAnsi" w:hAnsiTheme="majorHAnsi" w:cstheme="majorHAnsi"/>
+                <w:sz w:val="28"/>
+                <w:szCs w:val="28"/>
+                <w:lang w:val="en-US"/>
+              </w:rPr>
+              <w:t>Phát</w:t>
+            </w:r>
+            <w:proofErr w:type="spellEnd"/>
+            <w:r>
+              <w:rPr>
+                <w:rFonts w:asciiTheme="majorHAnsi" w:hAnsiTheme="majorHAnsi" w:cstheme="majorHAnsi"/>
+                <w:sz w:val="28"/>
+                <w:szCs w:val="28"/>
+                <w:lang w:val="en-US"/>
+              </w:rPr>
+              <w:t xml:space="preserve"> </w:t>
+            </w:r>
+            <w:proofErr w:type="spellStart"/>
+            <w:r>
+              <w:rPr>
+                <w:rFonts w:asciiTheme="majorHAnsi" w:hAnsiTheme="majorHAnsi" w:cstheme="majorHAnsi"/>
+                <w:sz w:val="28"/>
+                <w:szCs w:val="28"/>
+                <w:lang w:val="en-US"/>
+              </w:rPr>
+              <w:t>mọi</w:t>
+            </w:r>
+            <w:proofErr w:type="spellEnd"/>
+            <w:r>
+              <w:rPr>
+                <w:rFonts w:asciiTheme="majorHAnsi" w:hAnsiTheme="majorHAnsi" w:cstheme="majorHAnsi"/>
+                <w:sz w:val="28"/>
+                <w:szCs w:val="28"/>
+                <w:lang w:val="en-US"/>
+              </w:rPr>
+              <w:t xml:space="preserve"> </w:t>
+            </w:r>
+            <w:proofErr w:type="spellStart"/>
+            <w:r>
+              <w:rPr>
+                <w:rFonts w:asciiTheme="majorHAnsi" w:hAnsiTheme="majorHAnsi" w:cstheme="majorHAnsi"/>
+                <w:sz w:val="28"/>
+                <w:szCs w:val="28"/>
+                <w:lang w:val="en-US"/>
+              </w:rPr>
+              <w:t>hướng</w:t>
+            </w:r>
+            <w:proofErr w:type="spellEnd"/>
+            <w:r>
+              <w:rPr>
+                <w:rFonts w:asciiTheme="majorHAnsi" w:hAnsiTheme="majorHAnsi" w:cstheme="majorHAnsi"/>
+                <w:sz w:val="28"/>
+                <w:szCs w:val="28"/>
+                <w:lang w:val="en-US"/>
+              </w:rPr>
+              <w:t xml:space="preserve"> </w:t>
+            </w:r>
+            <w:proofErr w:type="spellStart"/>
+            <w:r>
+              <w:rPr>
+                <w:rFonts w:asciiTheme="majorHAnsi" w:hAnsiTheme="majorHAnsi" w:cstheme="majorHAnsi"/>
+                <w:sz w:val="28"/>
+                <w:szCs w:val="28"/>
+                <w:lang w:val="en-US"/>
+              </w:rPr>
+              <w:t>từ</w:t>
+            </w:r>
+            <w:proofErr w:type="spellEnd"/>
+            <w:r>
+              <w:rPr>
+                <w:rFonts w:asciiTheme="majorHAnsi" w:hAnsiTheme="majorHAnsi" w:cstheme="majorHAnsi"/>
+                <w:sz w:val="28"/>
+                <w:szCs w:val="28"/>
+                <w:lang w:val="en-US"/>
+              </w:rPr>
+              <w:t xml:space="preserve"> </w:t>
+            </w:r>
+            <w:proofErr w:type="spellStart"/>
+            <w:r>
+              <w:rPr>
+                <w:rFonts w:asciiTheme="majorHAnsi" w:hAnsiTheme="majorHAnsi" w:cstheme="majorHAnsi"/>
+                <w:sz w:val="28"/>
+                <w:szCs w:val="28"/>
+                <w:lang w:val="en-US"/>
+              </w:rPr>
+              <w:t>một</w:t>
+            </w:r>
+            <w:proofErr w:type="spellEnd"/>
+            <w:r>
+              <w:rPr>
+                <w:rFonts w:asciiTheme="majorHAnsi" w:hAnsiTheme="majorHAnsi" w:cstheme="majorHAnsi"/>
+                <w:sz w:val="28"/>
+                <w:szCs w:val="28"/>
+                <w:lang w:val="en-US"/>
+              </w:rPr>
+              <w:t xml:space="preserve"> </w:t>
+            </w:r>
+            <w:proofErr w:type="spellStart"/>
+            <w:r>
+              <w:rPr>
+                <w:rFonts w:asciiTheme="majorHAnsi" w:hAnsiTheme="majorHAnsi" w:cstheme="majorHAnsi"/>
+                <w:sz w:val="28"/>
+                <w:szCs w:val="28"/>
+                <w:lang w:val="en-US"/>
+              </w:rPr>
+              <w:t>điểm</w:t>
+            </w:r>
+            <w:proofErr w:type="spellEnd"/>
+          </w:p>
+        </w:tc>
+      </w:tr>
+      <w:tr>
+        <w:trPr>
+          <w:trHeight w:val="441"/>
+        </w:trPr>
+        <w:tc>
+          <w:tcPr>
+            <w:tcW w:w="3123" w:type="dxa"/>
+            <w:vAlign w:val="center"/>
+          </w:tcPr>
+          <w:p>
+            <w:pPr>
+              <w:jc w:val="center"/>
+              <w:rPr>
+                <w:rFonts w:asciiTheme="majorHAnsi" w:hAnsiTheme="majorHAnsi" w:cstheme="majorHAnsi"/>
+                <w:sz w:val="28"/>
+                <w:szCs w:val="28"/>
+                <w:lang w:val="en-US"/>
+              </w:rPr>
+            </w:pPr>
+            <w:proofErr w:type="spellStart"/>
+            <w:r>
+              <w:rPr>
+                <w:rFonts w:asciiTheme="majorHAnsi" w:hAnsiTheme="majorHAnsi" w:cstheme="majorHAnsi"/>
+                <w:sz w:val="28"/>
+                <w:szCs w:val="28"/>
+                <w:lang w:val="en-US"/>
+              </w:rPr>
+              <w:t>Vùng</w:t>
+            </w:r>
+            <w:proofErr w:type="spellEnd"/>
+            <w:r>
+              <w:rPr>
+                <w:rFonts w:asciiTheme="majorHAnsi" w:hAnsiTheme="majorHAnsi" w:cstheme="majorHAnsi"/>
+                <w:sz w:val="28"/>
+                <w:szCs w:val="28"/>
+                <w:lang w:val="en-US"/>
+              </w:rPr>
+              <w:t xml:space="preserve"> </w:t>
+            </w:r>
+            <w:proofErr w:type="spellStart"/>
+            <w:r>
+              <w:rPr>
+                <w:rFonts w:asciiTheme="majorHAnsi" w:hAnsiTheme="majorHAnsi" w:cstheme="majorHAnsi"/>
+                <w:sz w:val="28"/>
+                <w:szCs w:val="28"/>
+                <w:lang w:val="en-US"/>
+              </w:rPr>
+              <w:t>chiếu</w:t>
+            </w:r>
+            <w:proofErr w:type="spellEnd"/>
+          </w:p>
+        </w:tc>
+        <w:tc>
+          <w:tcPr>
+            <w:tcW w:w="3124" w:type="dxa"/>
+            <w:vAlign w:val="center"/>
+          </w:tcPr>
+          <w:p>
+            <w:pPr>
+              <w:rPr>
+                <w:rFonts w:asciiTheme="majorHAnsi" w:hAnsiTheme="majorHAnsi" w:cstheme="majorHAnsi"/>
+                <w:sz w:val="28"/>
+                <w:szCs w:val="28"/>
+                <w:lang w:val="en-US"/>
+              </w:rPr>
+            </w:pPr>
+            <w:proofErr w:type="spellStart"/>
+            <w:r>
+              <w:rPr>
+                <w:rFonts w:asciiTheme="majorHAnsi" w:hAnsiTheme="majorHAnsi" w:cstheme="majorHAnsi"/>
+                <w:sz w:val="28"/>
+                <w:szCs w:val="28"/>
+                <w:lang w:val="en-US"/>
+              </w:rPr>
+              <w:t>Hình</w:t>
+            </w:r>
+            <w:proofErr w:type="spellEnd"/>
+            <w:r>
+              <w:rPr>
+                <w:rFonts w:asciiTheme="majorHAnsi" w:hAnsiTheme="majorHAnsi" w:cstheme="majorHAnsi"/>
+                <w:sz w:val="28"/>
+                <w:szCs w:val="28"/>
+                <w:lang w:val="en-US"/>
+              </w:rPr>
+              <w:t xml:space="preserve"> </w:t>
+            </w:r>
+            <w:proofErr w:type="spellStart"/>
+            <w:r>
+              <w:rPr>
+                <w:rFonts w:asciiTheme="majorHAnsi" w:hAnsiTheme="majorHAnsi" w:cstheme="majorHAnsi"/>
+                <w:sz w:val="28"/>
+                <w:szCs w:val="28"/>
+                <w:lang w:val="en-US"/>
+              </w:rPr>
+              <w:t>nón</w:t>
+            </w:r>
+            <w:proofErr w:type="spellEnd"/>
+          </w:p>
+        </w:tc>
+        <w:tc>
+          <w:tcPr>
+            <w:tcW w:w="3124" w:type="dxa"/>
+            <w:vAlign w:val="center"/>
+          </w:tcPr>
+          <w:p>
+            <w:pPr>
+              <w:rPr>
+                <w:rFonts w:asciiTheme="majorHAnsi" w:hAnsiTheme="majorHAnsi" w:cstheme="majorHAnsi"/>
+                <w:sz w:val="28"/>
+                <w:szCs w:val="28"/>
+                <w:lang w:val="en-US"/>
+              </w:rPr>
+            </w:pPr>
+            <w:proofErr w:type="spellStart"/>
+            <w:r>
+              <w:rPr>
+                <w:rFonts w:asciiTheme="majorHAnsi" w:hAnsiTheme="majorHAnsi" w:cstheme="majorHAnsi"/>
+                <w:sz w:val="28"/>
+                <w:szCs w:val="28"/>
+                <w:lang w:val="en-US"/>
+              </w:rPr>
+              <w:t>Hình</w:t>
+            </w:r>
+            <w:proofErr w:type="spellEnd"/>
+            <w:r>
+              <w:rPr>
+                <w:rFonts w:asciiTheme="majorHAnsi" w:hAnsiTheme="majorHAnsi" w:cstheme="majorHAnsi"/>
+                <w:sz w:val="28"/>
+                <w:szCs w:val="28"/>
+                <w:lang w:val="en-US"/>
+              </w:rPr>
+              <w:t xml:space="preserve"> </w:t>
+            </w:r>
+            <w:proofErr w:type="spellStart"/>
+            <w:r>
+              <w:rPr>
+                <w:rFonts w:asciiTheme="majorHAnsi" w:hAnsiTheme="majorHAnsi" w:cstheme="majorHAnsi"/>
+                <w:sz w:val="28"/>
+                <w:szCs w:val="28"/>
+                <w:lang w:val="en-US"/>
+              </w:rPr>
+              <w:t>cầu</w:t>
+            </w:r>
+            <w:proofErr w:type="spellEnd"/>
+          </w:p>
+        </w:tc>
+      </w:tr>
+      <w:tr>
+        <w:trPr>
+          <w:trHeight w:val="882"/>
+        </w:trPr>
+        <w:tc>
+          <w:tcPr>
+            <w:tcW w:w="3123" w:type="dxa"/>
+            <w:vAlign w:val="center"/>
+          </w:tcPr>
+          <w:p>
+            <w:pPr>
+              <w:jc w:val="center"/>
+              <w:rPr>
+                <w:rFonts w:asciiTheme="majorHAnsi" w:hAnsiTheme="majorHAnsi" w:cstheme="majorHAnsi"/>
+                <w:sz w:val="28"/>
+                <w:szCs w:val="28"/>
+                <w:lang w:val="en-US"/>
+              </w:rPr>
+            </w:pPr>
+            <w:proofErr w:type="spellStart"/>
+            <w:r>
+              <w:rPr>
+                <w:rFonts w:asciiTheme="majorHAnsi" w:hAnsiTheme="majorHAnsi" w:cstheme="majorHAnsi"/>
+                <w:sz w:val="28"/>
+                <w:szCs w:val="28"/>
+                <w:lang w:val="en-US"/>
+              </w:rPr>
+              <w:t>Hướng</w:t>
+            </w:r>
+            <w:proofErr w:type="spellEnd"/>
+            <w:r>
+              <w:rPr>
+                <w:rFonts w:asciiTheme="majorHAnsi" w:hAnsiTheme="majorHAnsi" w:cstheme="majorHAnsi"/>
+                <w:sz w:val="28"/>
+                <w:szCs w:val="28"/>
+                <w:lang w:val="en-US"/>
+              </w:rPr>
+              <w:t xml:space="preserve"> </w:t>
+            </w:r>
+            <w:proofErr w:type="spellStart"/>
+            <w:r>
+              <w:rPr>
+                <w:rFonts w:asciiTheme="majorHAnsi" w:hAnsiTheme="majorHAnsi" w:cstheme="majorHAnsi"/>
+                <w:sz w:val="28"/>
+                <w:szCs w:val="28"/>
+                <w:lang w:val="en-US"/>
+              </w:rPr>
+              <w:t>sáng</w:t>
+            </w:r>
+            <w:proofErr w:type="spellEnd"/>
+          </w:p>
+        </w:tc>
+        <w:tc>
+          <w:tcPr>
+            <w:tcW w:w="3124" w:type="dxa"/>
+            <w:vAlign w:val="center"/>
+          </w:tcPr>
+          <w:p>
+            <w:pPr>
+              <w:rPr>
+                <w:rFonts w:asciiTheme="majorHAnsi" w:hAnsiTheme="majorHAnsi" w:cstheme="majorHAnsi"/>
+                <w:sz w:val="28"/>
+                <w:szCs w:val="28"/>
+                <w:lang w:val="en-US"/>
+              </w:rPr>
+            </w:pPr>
+            <w:proofErr w:type="spellStart"/>
+            <w:r>
+              <w:rPr>
+                <w:rFonts w:asciiTheme="majorHAnsi" w:hAnsiTheme="majorHAnsi" w:cstheme="majorHAnsi"/>
+                <w:sz w:val="28"/>
+                <w:szCs w:val="28"/>
+                <w:lang w:val="en-US"/>
+              </w:rPr>
+              <w:t>Phụ</w:t>
+            </w:r>
+            <w:proofErr w:type="spellEnd"/>
+            <w:r>
+              <w:rPr>
+                <w:rFonts w:asciiTheme="majorHAnsi" w:hAnsiTheme="majorHAnsi" w:cstheme="majorHAnsi"/>
+                <w:sz w:val="28"/>
+                <w:szCs w:val="28"/>
+                <w:lang w:val="en-US"/>
+              </w:rPr>
+              <w:t xml:space="preserve"> </w:t>
+            </w:r>
+            <w:proofErr w:type="spellStart"/>
+            <w:r>
+              <w:rPr>
+                <w:rFonts w:asciiTheme="majorHAnsi" w:hAnsiTheme="majorHAnsi" w:cstheme="majorHAnsi"/>
+                <w:sz w:val="28"/>
+                <w:szCs w:val="28"/>
+                <w:lang w:val="en-US"/>
+              </w:rPr>
+              <w:t>thuộc</w:t>
+            </w:r>
+            <w:proofErr w:type="spellEnd"/>
+            <w:r>
+              <w:rPr>
+                <w:rFonts w:asciiTheme="majorHAnsi" w:hAnsiTheme="majorHAnsi" w:cstheme="majorHAnsi"/>
+                <w:sz w:val="28"/>
+                <w:szCs w:val="28"/>
+                <w:lang w:val="en-US"/>
+              </w:rPr>
+              <w:t xml:space="preserve"> </w:t>
+            </w:r>
+            <w:proofErr w:type="spellStart"/>
+            <w:r>
+              <w:rPr>
+                <w:rFonts w:asciiTheme="majorHAnsi" w:hAnsiTheme="majorHAnsi" w:cstheme="majorHAnsi"/>
+                <w:sz w:val="28"/>
+                <w:szCs w:val="28"/>
+                <w:lang w:val="en-US"/>
+              </w:rPr>
+              <w:t>vào</w:t>
+            </w:r>
+            <w:proofErr w:type="spellEnd"/>
+            <w:r>
+              <w:rPr>
+                <w:rFonts w:asciiTheme="majorHAnsi" w:hAnsiTheme="majorHAnsi" w:cstheme="majorHAnsi"/>
+                <w:sz w:val="28"/>
+                <w:szCs w:val="28"/>
+                <w:lang w:val="en-US"/>
+              </w:rPr>
+              <w:t xml:space="preserve"> rotation </w:t>
+            </w:r>
+            <w:proofErr w:type="spellStart"/>
+            <w:r>
+              <w:rPr>
+                <w:rFonts w:asciiTheme="majorHAnsi" w:hAnsiTheme="majorHAnsi" w:cstheme="majorHAnsi"/>
+                <w:sz w:val="28"/>
+                <w:szCs w:val="28"/>
+                <w:lang w:val="en-US"/>
+              </w:rPr>
+              <w:t>của</w:t>
+            </w:r>
+            <w:proofErr w:type="spellEnd"/>
+            <w:r>
+              <w:rPr>
+                <w:rFonts w:asciiTheme="majorHAnsi" w:hAnsiTheme="majorHAnsi" w:cstheme="majorHAnsi"/>
+                <w:sz w:val="28"/>
+                <w:szCs w:val="28"/>
+                <w:lang w:val="en-US"/>
+              </w:rPr>
+              <w:t xml:space="preserve"> node</w:t>
+            </w:r>
+          </w:p>
+        </w:tc>
+        <w:tc>
+          <w:tcPr>
+            <w:tcW w:w="3124" w:type="dxa"/>
+            <w:vAlign w:val="center"/>
+          </w:tcPr>
+          <w:p>
+            <w:pPr>
+              <w:rPr>
+                <w:rFonts w:asciiTheme="majorHAnsi" w:hAnsiTheme="majorHAnsi" w:cstheme="majorHAnsi"/>
+                <w:sz w:val="28"/>
+                <w:szCs w:val="28"/>
+                <w:lang w:val="en-US"/>
+              </w:rPr>
+            </w:pPr>
+            <w:r>
+              <w:rPr>
+                <w:rFonts w:asciiTheme="majorHAnsi" w:hAnsiTheme="majorHAnsi" w:cstheme="majorHAnsi"/>
+                <w:sz w:val="28"/>
+                <w:szCs w:val="28"/>
+              </w:rPr>
+              <w:t xml:space="preserve">Không phụ thuộc vào </w:t>
+            </w:r>
+            <w:proofErr w:type="spellStart"/>
+            <w:r>
+              <w:rPr>
+                <w:rFonts w:asciiTheme="majorHAnsi" w:hAnsiTheme="majorHAnsi" w:cstheme="majorHAnsi"/>
+                <w:sz w:val="28"/>
+                <w:szCs w:val="28"/>
+              </w:rPr>
+              <w:t>rotation</w:t>
+            </w:r>
+            <w:proofErr w:type="spellEnd"/>
+            <w:r>
+              <w:rPr>
+                <w:rFonts w:asciiTheme="majorHAnsi" w:hAnsiTheme="majorHAnsi" w:cstheme="majorHAnsi"/>
+                <w:sz w:val="28"/>
+                <w:szCs w:val="28"/>
+              </w:rPr>
+              <w:t xml:space="preserve"> của </w:t>
+            </w:r>
+            <w:proofErr w:type="spellStart"/>
+            <w:r>
+              <w:rPr>
+                <w:rFonts w:asciiTheme="majorHAnsi" w:hAnsiTheme="majorHAnsi" w:cstheme="majorHAnsi"/>
+                <w:sz w:val="28"/>
+                <w:szCs w:val="28"/>
+              </w:rPr>
+              <w:t>node</w:t>
+            </w:r>
+            <w:proofErr w:type="spellEnd"/>
+          </w:p>
+        </w:tc>
+      </w:tr>
+      <w:tr>
+        <w:trPr>
+          <w:trHeight w:val="865"/>
+        </w:trPr>
+        <w:tc>
+          <w:tcPr>
+            <w:tcW w:w="3123" w:type="dxa"/>
+            <w:vAlign w:val="center"/>
+          </w:tcPr>
+          <w:p>
+            <w:pPr>
+              <w:jc w:val="center"/>
+              <w:rPr>
+                <w:rFonts w:asciiTheme="majorHAnsi" w:hAnsiTheme="majorHAnsi" w:cstheme="majorHAnsi"/>
+                <w:sz w:val="28"/>
+                <w:szCs w:val="28"/>
+                <w:lang w:val="en-US"/>
+              </w:rPr>
+            </w:pPr>
+            <w:r>
+              <w:rPr>
+                <w:rFonts w:asciiTheme="majorHAnsi" w:hAnsiTheme="majorHAnsi" w:cstheme="majorHAnsi"/>
+                <w:sz w:val="28"/>
+                <w:szCs w:val="28"/>
+              </w:rPr>
+              <w:t>Cách sử dụng</w:t>
+            </w:r>
+          </w:p>
+        </w:tc>
+        <w:tc>
+          <w:tcPr>
+            <w:tcW w:w="3124" w:type="dxa"/>
+            <w:vAlign w:val="center"/>
+          </w:tcPr>
+          <w:p>
+            <w:pPr>
+              <w:rPr>
+                <w:rFonts w:asciiTheme="majorHAnsi" w:hAnsiTheme="majorHAnsi" w:cstheme="majorHAnsi"/>
+                <w:sz w:val="28"/>
+                <w:szCs w:val="28"/>
+                <w:lang w:val="en-US"/>
+              </w:rPr>
+            </w:pPr>
+            <w:r>
+              <w:rPr>
+                <w:rFonts w:asciiTheme="majorHAnsi" w:hAnsiTheme="majorHAnsi" w:cstheme="majorHAnsi"/>
+                <w:sz w:val="28"/>
+                <w:szCs w:val="28"/>
+              </w:rPr>
+              <w:t>Đèn pin, đèn pha, đèn sân khấu</w:t>
+            </w:r>
+          </w:p>
+        </w:tc>
+        <w:tc>
+          <w:tcPr>
+            <w:tcW w:w="3124" w:type="dxa"/>
+            <w:vAlign w:val="center"/>
+          </w:tcPr>
+          <w:p>
+            <w:pPr>
+              <w:rPr>
+                <w:rFonts w:asciiTheme="majorHAnsi" w:hAnsiTheme="majorHAnsi" w:cstheme="majorHAnsi"/>
+                <w:sz w:val="28"/>
+                <w:szCs w:val="28"/>
+                <w:lang w:val="en-US"/>
+              </w:rPr>
+            </w:pPr>
+            <w:r>
+              <w:rPr>
+                <w:rFonts w:asciiTheme="majorHAnsi" w:hAnsiTheme="majorHAnsi" w:cstheme="majorHAnsi"/>
+                <w:sz w:val="28"/>
+                <w:szCs w:val="28"/>
+              </w:rPr>
+              <w:t>Bóng đèn, đuốc, nguồn sáng lan tỏa</w:t>
+            </w:r>
+          </w:p>
+        </w:tc>
+      </w:tr>
+    </w:tbl>
+    <w:p>
+      <w:pPr>
+        <w:rPr>
+          <w:rFonts w:asciiTheme="majorHAnsi" w:hAnsiTheme="majorHAnsi" w:cstheme="majorHAnsi"/>
+          <w:sz w:val="28"/>
+          <w:szCs w:val="28"/>
           <w:lang w:val="en-US"/>
         </w:rPr>
       </w:pPr>
@@ -1973,6 +4503,357 @@
     </w:sectPr>
   </w:body>
 </w:document>
+</file>
+
+<file path=word/numbering.xml><?xml version="1.0" encoding="utf-8"?>
+<w:numbering xmlns:wpc="http://schemas.microsoft.com/office/word/2010/wordprocessingCanvas" xmlns:cx="http://schemas.microsoft.com/office/drawing/2014/chartex" xmlns:cx1="http://schemas.microsoft.com/office/drawing/2015/9/8/chartex" xmlns:cx2="http://schemas.microsoft.com/office/drawing/2015/10/21/chartex" xmlns:cx3="http://schemas.microsoft.com/office/drawing/2016/5/9/chartex" xmlns:cx4="http://schemas.microsoft.com/office/drawing/2016/5/10/chartex" xmlns:cx5="http://schemas.microsoft.com/office/drawing/2016/5/11/chartex" xmlns:cx6="http://schemas.microsoft.com/office/drawing/2016/5/12/chartex" xmlns:cx7="http://schemas.microsoft.com/office/drawing/2016/5/13/chartex" xmlns:cx8="http://schemas.microsoft.com/office/drawing/2016/5/14/chartex" xmlns:mc="http://schemas.openxmlformats.org/markup-compatibility/2006" xmlns:aink="http://schemas.microsoft.com/office/drawing/2016/ink" xmlns:am3d="http://schemas.microsoft.com/office/drawing/2017/model3d" xmlns:o="urn:schemas-microsoft-com:office:office" xmlns:oel="http://schemas.microsoft.com/office/2019/extlst" xmlns:r="http://schemas.openxmlformats.org/officeDocument/2006/relationships" xmlns:m="http://schemas.openxmlformats.org/officeDocument/2006/math" xmlns:v="urn:schemas-microsoft-com:vml" xmlns:wp14="http://schemas.microsoft.com/office/word/2010/wordprocessingDrawing" xmlns:wp="http://schemas.openxmlformats.org/drawingml/2006/wordprocessingDrawing" xmlns:w10="urn:schemas-microsoft-com:office:word" xmlns:w="http://schemas.openxmlformats.org/wordprocessingml/2006/main" xmlns:w14="http://schemas.microsoft.com/office/word/2010/wordml" xmlns:w15="http://schemas.microsoft.com/office/word/2012/wordml" xmlns:w16cex="http://schemas.microsoft.com/office/word/2018/wordml/cex" xmlns:w16cid="http://schemas.microsoft.com/office/word/2016/wordml/cid" xmlns:w16="http://schemas.microsoft.com/office/word/2018/wordml" xmlns:w16du="http://schemas.microsoft.com/office/word/2023/wordml/word16du" xmlns:w16sdtdh="http://schemas.microsoft.com/office/word/2020/wordml/sdtdatahash" xmlns:w16sdtfl="http://schemas.microsoft.com/office/word/2024/wordml/sdtformatlock" xmlns:w16se="http://schemas.microsoft.com/office/word/2015/wordml/symex" xmlns:wpg="http://schemas.microsoft.com/office/word/2010/wordprocessingGroup" xmlns:wpi="http://schemas.microsoft.com/office/word/2010/wordprocessingInk" xmlns:wne="http://schemas.microsoft.com/office/word/2006/wordml" xmlns:wps="http://schemas.microsoft.com/office/word/2010/wordprocessingShape" mc:Ignorable="w14 w15 w16se w16cid w16 w16cex w16sdtdh w16sdtfl w16du wp14">
+  <w:abstractNum w:abstractNumId="0" w15:restartNumberingAfterBreak="0">
+    <w:nsid w:val="0C2D4A92"/>
+    <w:multiLevelType w:val="hybridMultilevel"/>
+    <w:tmpl w:val="18EA4C5E"/>
+    <w:lvl w:ilvl="0" w:tplc="042A0001">
+      <w:start w:val="1"/>
+      <w:numFmt w:val="bullet"/>
+      <w:lvlText w:val=""/>
+      <w:lvlJc w:val="left"/>
+      <w:pPr>
+        <w:ind w:left="720" w:hanging="360"/>
+      </w:pPr>
+      <w:rPr>
+        <w:rFonts w:ascii="Symbol" w:hAnsi="Symbol" w:hint="default"/>
+      </w:rPr>
+    </w:lvl>
+    <w:lvl w:ilvl="1" w:tplc="042A0003" w:tentative="1">
+      <w:start w:val="1"/>
+      <w:numFmt w:val="bullet"/>
+      <w:lvlText w:val="o"/>
+      <w:lvlJc w:val="left"/>
+      <w:pPr>
+        <w:ind w:left="1440" w:hanging="360"/>
+      </w:pPr>
+      <w:rPr>
+        <w:rFonts w:ascii="Courier New" w:hAnsi="Courier New" w:cs="Courier New" w:hint="default"/>
+      </w:rPr>
+    </w:lvl>
+    <w:lvl w:ilvl="2" w:tplc="042A0005" w:tentative="1">
+      <w:start w:val="1"/>
+      <w:numFmt w:val="bullet"/>
+      <w:lvlText w:val=""/>
+      <w:lvlJc w:val="left"/>
+      <w:pPr>
+        <w:ind w:left="2160" w:hanging="360"/>
+      </w:pPr>
+      <w:rPr>
+        <w:rFonts w:ascii="Wingdings" w:hAnsi="Wingdings" w:hint="default"/>
+      </w:rPr>
+    </w:lvl>
+    <w:lvl w:ilvl="3" w:tplc="042A0001" w:tentative="1">
+      <w:start w:val="1"/>
+      <w:numFmt w:val="bullet"/>
+      <w:lvlText w:val=""/>
+      <w:lvlJc w:val="left"/>
+      <w:pPr>
+        <w:ind w:left="2880" w:hanging="360"/>
+      </w:pPr>
+      <w:rPr>
+        <w:rFonts w:ascii="Symbol" w:hAnsi="Symbol" w:hint="default"/>
+      </w:rPr>
+    </w:lvl>
+    <w:lvl w:ilvl="4" w:tplc="042A0003" w:tentative="1">
+      <w:start w:val="1"/>
+      <w:numFmt w:val="bullet"/>
+      <w:lvlText w:val="o"/>
+      <w:lvlJc w:val="left"/>
+      <w:pPr>
+        <w:ind w:left="3600" w:hanging="360"/>
+      </w:pPr>
+      <w:rPr>
+        <w:rFonts w:ascii="Courier New" w:hAnsi="Courier New" w:cs="Courier New" w:hint="default"/>
+      </w:rPr>
+    </w:lvl>
+    <w:lvl w:ilvl="5" w:tplc="042A0005" w:tentative="1">
+      <w:start w:val="1"/>
+      <w:numFmt w:val="bullet"/>
+      <w:lvlText w:val=""/>
+      <w:lvlJc w:val="left"/>
+      <w:pPr>
+        <w:ind w:left="4320" w:hanging="360"/>
+      </w:pPr>
+      <w:rPr>
+        <w:rFonts w:ascii="Wingdings" w:hAnsi="Wingdings" w:hint="default"/>
+      </w:rPr>
+    </w:lvl>
+    <w:lvl w:ilvl="6" w:tplc="042A0001" w:tentative="1">
+      <w:start w:val="1"/>
+      <w:numFmt w:val="bullet"/>
+      <w:lvlText w:val=""/>
+      <w:lvlJc w:val="left"/>
+      <w:pPr>
+        <w:ind w:left="5040" w:hanging="360"/>
+      </w:pPr>
+      <w:rPr>
+        <w:rFonts w:ascii="Symbol" w:hAnsi="Symbol" w:hint="default"/>
+      </w:rPr>
+    </w:lvl>
+    <w:lvl w:ilvl="7" w:tplc="042A0003" w:tentative="1">
+      <w:start w:val="1"/>
+      <w:numFmt w:val="bullet"/>
+      <w:lvlText w:val="o"/>
+      <w:lvlJc w:val="left"/>
+      <w:pPr>
+        <w:ind w:left="5760" w:hanging="360"/>
+      </w:pPr>
+      <w:rPr>
+        <w:rFonts w:ascii="Courier New" w:hAnsi="Courier New" w:cs="Courier New" w:hint="default"/>
+      </w:rPr>
+    </w:lvl>
+    <w:lvl w:ilvl="8" w:tplc="042A0005" w:tentative="1">
+      <w:start w:val="1"/>
+      <w:numFmt w:val="bullet"/>
+      <w:lvlText w:val=""/>
+      <w:lvlJc w:val="left"/>
+      <w:pPr>
+        <w:ind w:left="6480" w:hanging="360"/>
+      </w:pPr>
+      <w:rPr>
+        <w:rFonts w:ascii="Wingdings" w:hAnsi="Wingdings" w:hint="default"/>
+      </w:rPr>
+    </w:lvl>
+  </w:abstractNum>
+  <w:abstractNum w:abstractNumId="1" w15:restartNumberingAfterBreak="0">
+    <w:nsid w:val="180F21B2"/>
+    <w:multiLevelType w:val="hybridMultilevel"/>
+    <w:tmpl w:val="193A12CA"/>
+    <w:lvl w:ilvl="0" w:tplc="A9E8B6D2">
+      <w:numFmt w:val="bullet"/>
+      <w:lvlText w:val="-"/>
+      <w:lvlJc w:val="left"/>
+      <w:pPr>
+        <w:ind w:left="720" w:hanging="360"/>
+      </w:pPr>
+      <w:rPr>
+        <w:rFonts w:ascii="Times New Roman" w:eastAsiaTheme="minorEastAsia" w:hAnsi="Times New Roman" w:cs="Times New Roman" w:hint="default"/>
+      </w:rPr>
+    </w:lvl>
+    <w:lvl w:ilvl="1" w:tplc="042A0003" w:tentative="1">
+      <w:start w:val="1"/>
+      <w:numFmt w:val="bullet"/>
+      <w:lvlText w:val="o"/>
+      <w:lvlJc w:val="left"/>
+      <w:pPr>
+        <w:ind w:left="1440" w:hanging="360"/>
+      </w:pPr>
+      <w:rPr>
+        <w:rFonts w:ascii="Courier New" w:hAnsi="Courier New" w:cs="Courier New" w:hint="default"/>
+      </w:rPr>
+    </w:lvl>
+    <w:lvl w:ilvl="2" w:tplc="042A0005" w:tentative="1">
+      <w:start w:val="1"/>
+      <w:numFmt w:val="bullet"/>
+      <w:lvlText w:val=""/>
+      <w:lvlJc w:val="left"/>
+      <w:pPr>
+        <w:ind w:left="2160" w:hanging="360"/>
+      </w:pPr>
+      <w:rPr>
+        <w:rFonts w:ascii="Wingdings" w:hAnsi="Wingdings" w:hint="default"/>
+      </w:rPr>
+    </w:lvl>
+    <w:lvl w:ilvl="3" w:tplc="042A0001" w:tentative="1">
+      <w:start w:val="1"/>
+      <w:numFmt w:val="bullet"/>
+      <w:lvlText w:val=""/>
+      <w:lvlJc w:val="left"/>
+      <w:pPr>
+        <w:ind w:left="2880" w:hanging="360"/>
+      </w:pPr>
+      <w:rPr>
+        <w:rFonts w:ascii="Symbol" w:hAnsi="Symbol" w:hint="default"/>
+      </w:rPr>
+    </w:lvl>
+    <w:lvl w:ilvl="4" w:tplc="042A0003" w:tentative="1">
+      <w:start w:val="1"/>
+      <w:numFmt w:val="bullet"/>
+      <w:lvlText w:val="o"/>
+      <w:lvlJc w:val="left"/>
+      <w:pPr>
+        <w:ind w:left="3600" w:hanging="360"/>
+      </w:pPr>
+      <w:rPr>
+        <w:rFonts w:ascii="Courier New" w:hAnsi="Courier New" w:cs="Courier New" w:hint="default"/>
+      </w:rPr>
+    </w:lvl>
+    <w:lvl w:ilvl="5" w:tplc="042A0005" w:tentative="1">
+      <w:start w:val="1"/>
+      <w:numFmt w:val="bullet"/>
+      <w:lvlText w:val=""/>
+      <w:lvlJc w:val="left"/>
+      <w:pPr>
+        <w:ind w:left="4320" w:hanging="360"/>
+      </w:pPr>
+      <w:rPr>
+        <w:rFonts w:ascii="Wingdings" w:hAnsi="Wingdings" w:hint="default"/>
+      </w:rPr>
+    </w:lvl>
+    <w:lvl w:ilvl="6" w:tplc="042A0001" w:tentative="1">
+      <w:start w:val="1"/>
+      <w:numFmt w:val="bullet"/>
+      <w:lvlText w:val=""/>
+      <w:lvlJc w:val="left"/>
+      <w:pPr>
+        <w:ind w:left="5040" w:hanging="360"/>
+      </w:pPr>
+      <w:rPr>
+        <w:rFonts w:ascii="Symbol" w:hAnsi="Symbol" w:hint="default"/>
+      </w:rPr>
+    </w:lvl>
+    <w:lvl w:ilvl="7" w:tplc="042A0003" w:tentative="1">
+      <w:start w:val="1"/>
+      <w:numFmt w:val="bullet"/>
+      <w:lvlText w:val="o"/>
+      <w:lvlJc w:val="left"/>
+      <w:pPr>
+        <w:ind w:left="5760" w:hanging="360"/>
+      </w:pPr>
+      <w:rPr>
+        <w:rFonts w:ascii="Courier New" w:hAnsi="Courier New" w:cs="Courier New" w:hint="default"/>
+      </w:rPr>
+    </w:lvl>
+    <w:lvl w:ilvl="8" w:tplc="042A0005" w:tentative="1">
+      <w:start w:val="1"/>
+      <w:numFmt w:val="bullet"/>
+      <w:lvlText w:val=""/>
+      <w:lvlJc w:val="left"/>
+      <w:pPr>
+        <w:ind w:left="6480" w:hanging="360"/>
+      </w:pPr>
+      <w:rPr>
+        <w:rFonts w:ascii="Wingdings" w:hAnsi="Wingdings" w:hint="default"/>
+      </w:rPr>
+    </w:lvl>
+  </w:abstractNum>
+  <w:abstractNum w:abstractNumId="2" w15:restartNumberingAfterBreak="0">
+    <w:nsid w:val="752E442A"/>
+    <w:multiLevelType w:val="hybridMultilevel"/>
+    <w:tmpl w:val="9F40E01E"/>
+    <w:lvl w:ilvl="0" w:tplc="A9E8B6D2">
+      <w:numFmt w:val="bullet"/>
+      <w:lvlText w:val="-"/>
+      <w:lvlJc w:val="left"/>
+      <w:pPr>
+        <w:ind w:left="720" w:hanging="360"/>
+      </w:pPr>
+      <w:rPr>
+        <w:rFonts w:ascii="Times New Roman" w:eastAsiaTheme="minorEastAsia" w:hAnsi="Times New Roman" w:cs="Times New Roman" w:hint="default"/>
+      </w:rPr>
+    </w:lvl>
+    <w:lvl w:ilvl="1" w:tplc="042A0003" w:tentative="1">
+      <w:start w:val="1"/>
+      <w:numFmt w:val="bullet"/>
+      <w:lvlText w:val="o"/>
+      <w:lvlJc w:val="left"/>
+      <w:pPr>
+        <w:ind w:left="1440" w:hanging="360"/>
+      </w:pPr>
+      <w:rPr>
+        <w:rFonts w:ascii="Courier New" w:hAnsi="Courier New" w:cs="Courier New" w:hint="default"/>
+      </w:rPr>
+    </w:lvl>
+    <w:lvl w:ilvl="2" w:tplc="042A0005" w:tentative="1">
+      <w:start w:val="1"/>
+      <w:numFmt w:val="bullet"/>
+      <w:lvlText w:val=""/>
+      <w:lvlJc w:val="left"/>
+      <w:pPr>
+        <w:ind w:left="2160" w:hanging="360"/>
+      </w:pPr>
+      <w:rPr>
+        <w:rFonts w:ascii="Wingdings" w:hAnsi="Wingdings" w:hint="default"/>
+      </w:rPr>
+    </w:lvl>
+    <w:lvl w:ilvl="3" w:tplc="042A0001" w:tentative="1">
+      <w:start w:val="1"/>
+      <w:numFmt w:val="bullet"/>
+      <w:lvlText w:val=""/>
+      <w:lvlJc w:val="left"/>
+      <w:pPr>
+        <w:ind w:left="2880" w:hanging="360"/>
+      </w:pPr>
+      <w:rPr>
+        <w:rFonts w:ascii="Symbol" w:hAnsi="Symbol" w:hint="default"/>
+      </w:rPr>
+    </w:lvl>
+    <w:lvl w:ilvl="4" w:tplc="042A0003" w:tentative="1">
+      <w:start w:val="1"/>
+      <w:numFmt w:val="bullet"/>
+      <w:lvlText w:val="o"/>
+      <w:lvlJc w:val="left"/>
+      <w:pPr>
+        <w:ind w:left="3600" w:hanging="360"/>
+      </w:pPr>
+      <w:rPr>
+        <w:rFonts w:ascii="Courier New" w:hAnsi="Courier New" w:cs="Courier New" w:hint="default"/>
+      </w:rPr>
+    </w:lvl>
+    <w:lvl w:ilvl="5" w:tplc="042A0005" w:tentative="1">
+      <w:start w:val="1"/>
+      <w:numFmt w:val="bullet"/>
+      <w:lvlText w:val=""/>
+      <w:lvlJc w:val="left"/>
+      <w:pPr>
+        <w:ind w:left="4320" w:hanging="360"/>
+      </w:pPr>
+      <w:rPr>
+        <w:rFonts w:ascii="Wingdings" w:hAnsi="Wingdings" w:hint="default"/>
+      </w:rPr>
+    </w:lvl>
+    <w:lvl w:ilvl="6" w:tplc="042A0001" w:tentative="1">
+      <w:start w:val="1"/>
+      <w:numFmt w:val="bullet"/>
+      <w:lvlText w:val=""/>
+      <w:lvlJc w:val="left"/>
+      <w:pPr>
+        <w:ind w:left="5040" w:hanging="360"/>
+      </w:pPr>
+      <w:rPr>
+        <w:rFonts w:ascii="Symbol" w:hAnsi="Symbol" w:hint="default"/>
+      </w:rPr>
+    </w:lvl>
+    <w:lvl w:ilvl="7" w:tplc="042A0003" w:tentative="1">
+      <w:start w:val="1"/>
+      <w:numFmt w:val="bullet"/>
+      <w:lvlText w:val="o"/>
+      <w:lvlJc w:val="left"/>
+      <w:pPr>
+        <w:ind w:left="5760" w:hanging="360"/>
+      </w:pPr>
+      <w:rPr>
+        <w:rFonts w:ascii="Courier New" w:hAnsi="Courier New" w:cs="Courier New" w:hint="default"/>
+      </w:rPr>
+    </w:lvl>
+    <w:lvl w:ilvl="8" w:tplc="042A0005" w:tentative="1">
+      <w:start w:val="1"/>
+      <w:numFmt w:val="bullet"/>
+      <w:lvlText w:val=""/>
+      <w:lvlJc w:val="left"/>
+      <w:pPr>
+        <w:ind w:left="6480" w:hanging="360"/>
+      </w:pPr>
+      <w:rPr>
+        <w:rFonts w:ascii="Wingdings" w:hAnsi="Wingdings" w:hint="default"/>
+      </w:rPr>
+    </w:lvl>
+  </w:abstractNum>
+  <w:num w:numId="1" w16cid:durableId="1458717059">
+    <w:abstractNumId w:val="0"/>
+  </w:num>
+  <w:num w:numId="2" w16cid:durableId="968240639">
+    <w:abstractNumId w:val="1"/>
+  </w:num>
+  <w:num w:numId="3" w16cid:durableId="1191994724">
+    <w:abstractNumId w:val="2"/>
+  </w:num>
+</w:numbering>
 </file>
 
 <file path=word/styles.xml><?xml version="1.0" encoding="utf-8"?>
